--- a/Плейсхолдеры_шаблона.docx
+++ b/Плейсхолдеры_шаблона.docx
@@ -1,6 +1,6 @@
 
 <file path=word/document.xml><?xml version="1.0" encoding="utf-8"?>
-<w:document xmlns:wpc="http://schemas.microsoft.com/office/word/2010/wordprocessingCanvas" xmlns:mc="http://schemas.openxmlformats.org/markup-compatibility/2006" xmlns:o="urn:schemas-microsoft-com:office:office" xmlns:r="http://schemas.openxmlformats.org/officeDocument/2006/relationships" xmlns:m="http://schemas.openxmlformats.org/officeDocument/2006/math" xmlns:v="urn:schemas-microsoft-com:vml" xmlns:wp14="http://schemas.microsoft.com/office/word/2010/wordprocessingDrawing" xmlns:wp="http://schemas.openxmlformats.org/drawingml/2006/wordprocessingDrawing" xmlns:w10="urn:schemas-microsoft-com:office:word" xmlns:w="http://schemas.openxmlformats.org/wordprocessingml/2006/main" xmlns:w14="http://schemas.microsoft.com/office/word/2010/wordml" xmlns:wpg="http://schemas.microsoft.com/office/word/2010/wordprocessingGroup" xmlns:wpi="http://schemas.microsoft.com/office/word/2010/wordprocessingInk" xmlns:wne="http://schemas.microsoft.com/office/word/2006/wordml" xmlns:wps="http://schemas.microsoft.com/office/word/2010/wordprocessingShape" mc:Ignorable="w14 wp14">
+<w:document xmlns:wpc="http://schemas.microsoft.com/office/word/2010/wordprocessingCanvas" xmlns:cx="http://schemas.microsoft.com/office/drawing/2014/chartex" xmlns:mc="http://schemas.openxmlformats.org/markup-compatibility/2006" xmlns:o="urn:schemas-microsoft-com:office:office" xmlns:r="http://schemas.openxmlformats.org/officeDocument/2006/relationships" xmlns:m="http://schemas.openxmlformats.org/officeDocument/2006/math" xmlns:v="urn:schemas-microsoft-com:vml" xmlns:wp14="http://schemas.microsoft.com/office/word/2010/wordprocessingDrawing" xmlns:wp="http://schemas.openxmlformats.org/drawingml/2006/wordprocessingDrawing" xmlns:w10="urn:schemas-microsoft-com:office:word" xmlns:w="http://schemas.openxmlformats.org/wordprocessingml/2006/main" xmlns:w14="http://schemas.microsoft.com/office/word/2010/wordml" xmlns:w15="http://schemas.microsoft.com/office/word/2012/wordml" xmlns:w16se="http://schemas.microsoft.com/office/word/2015/wordml/symex" xmlns:wpg="http://schemas.microsoft.com/office/word/2010/wordprocessingGroup" xmlns:wpi="http://schemas.microsoft.com/office/word/2010/wordprocessingInk" xmlns:wne="http://schemas.microsoft.com/office/word/2006/wordml" xmlns:wps="http://schemas.microsoft.com/office/word/2010/wordprocessingShape" mc:Ignorable="w14 w15 w16se wp14">
   <w:body>
     <w:p>
       <w:r>
@@ -37,6 +37,11 @@
             <w:tcW w:w="5341" w:type="dxa"/>
           </w:tcPr>
           <w:p>
+            <w:pPr>
+              <w:rPr>
+                <w:highlight w:val="yellow"/>
+              </w:rPr>
+            </w:pPr>
             <w:proofErr w:type="spellStart"/>
             <w:r>
               <w:t>Плейсхолдер</w:t>
@@ -63,18 +68,21 @@
           <w:p>
             <w:pPr>
               <w:rPr>
-                <w:lang w:val="en-US"/>
-              </w:rPr>
-            </w:pPr>
-            <w:r>
-              <w:rPr>
-                <w:lang w:val="en-US"/>
-              </w:rPr>
-              <w:t xml:space="preserve">{{ </w:t>
-            </w:r>
-            <w:proofErr w:type="spellStart"/>
-            <w:r>
-              <w:rPr>
+                <w:highlight w:val="yellow"/>
+                <w:lang w:val="en-US"/>
+              </w:rPr>
+            </w:pPr>
+            <w:r>
+              <w:rPr>
+                <w:highlight w:val="yellow"/>
+                <w:lang w:val="en-US"/>
+              </w:rPr>
+              <w:t xml:space="preserve">{{ </w:t>
+            </w:r>
+            <w:proofErr w:type="spellStart"/>
+            <w:r>
+              <w:rPr>
+                <w:highlight w:val="yellow"/>
                 <w:lang w:val="en-US"/>
               </w:rPr>
               <w:t>zakl_number</w:t>
@@ -82,6 +90,7 @@
             <w:proofErr w:type="spellEnd"/>
             <w:r>
               <w:rPr>
+                <w:highlight w:val="yellow"/>
                 <w:lang w:val="en-US"/>
               </w:rPr>
               <w:t xml:space="preserve"> }}</w:t>
@@ -115,31 +124,29 @@
           <w:p>
             <w:pPr>
               <w:rPr>
-                <w:lang w:val="en-US"/>
-              </w:rPr>
-            </w:pPr>
-            <w:r>
-              <w:rPr>
-                <w:lang w:val="en-US"/>
-              </w:rPr>
-              <w:t xml:space="preserve">{{ </w:t>
-            </w:r>
-            <w:proofErr w:type="spellStart"/>
-            <w:r>
-              <w:rPr>
-                <w:lang w:val="en-US"/>
-              </w:rPr>
-              <w:t>reg</w:t>
-            </w:r>
-            <w:r>
-              <w:rPr>
-                <w:lang w:val="en-US"/>
-              </w:rPr>
-              <w:t>_number</w:t>
-            </w:r>
-            <w:proofErr w:type="spellEnd"/>
-            <w:r>
-              <w:rPr>
+                <w:highlight w:val="yellow"/>
+                <w:lang w:val="en-US"/>
+              </w:rPr>
+            </w:pPr>
+            <w:r>
+              <w:rPr>
+                <w:highlight w:val="yellow"/>
+                <w:lang w:val="en-US"/>
+              </w:rPr>
+              <w:t xml:space="preserve">{{ </w:t>
+            </w:r>
+            <w:proofErr w:type="spellStart"/>
+            <w:r>
+              <w:rPr>
+                <w:highlight w:val="yellow"/>
+                <w:lang w:val="en-US"/>
+              </w:rPr>
+              <w:t>reg_number</w:t>
+            </w:r>
+            <w:proofErr w:type="spellEnd"/>
+            <w:r>
+              <w:rPr>
+                <w:highlight w:val="yellow"/>
                 <w:lang w:val="en-US"/>
               </w:rPr>
               <w:t xml:space="preserve"> }}</w:t>
@@ -170,18 +177,21 @@
           <w:p>
             <w:pPr>
               <w:rPr>
-                <w:lang w:val="en-US"/>
-              </w:rPr>
-            </w:pPr>
-            <w:r>
-              <w:rPr>
-                <w:lang w:val="en-US"/>
-              </w:rPr>
-              <w:t xml:space="preserve">{{ </w:t>
-            </w:r>
-            <w:proofErr w:type="spellStart"/>
-            <w:r>
-              <w:rPr>
+                <w:highlight w:val="yellow"/>
+                <w:lang w:val="en-US"/>
+              </w:rPr>
+            </w:pPr>
+            <w:r>
+              <w:rPr>
+                <w:highlight w:val="yellow"/>
+                <w:lang w:val="en-US"/>
+              </w:rPr>
+              <w:t xml:space="preserve">{{ </w:t>
+            </w:r>
+            <w:proofErr w:type="spellStart"/>
+            <w:r>
+              <w:rPr>
+                <w:highlight w:val="yellow"/>
                 <w:lang w:val="en-US"/>
               </w:rPr>
               <w:t>gost</w:t>
@@ -189,6 +199,7 @@
             <w:proofErr w:type="spellEnd"/>
             <w:r>
               <w:rPr>
+                <w:highlight w:val="yellow"/>
                 <w:lang w:val="en-US"/>
               </w:rPr>
               <w:t xml:space="preserve"> }}</w:t>
@@ -214,18 +225,21 @@
           <w:p>
             <w:pPr>
               <w:rPr>
-                <w:lang w:val="en-US"/>
-              </w:rPr>
-            </w:pPr>
-            <w:r>
-              <w:rPr>
-                <w:lang w:val="en-US"/>
-              </w:rPr>
-              <w:t xml:space="preserve">{{ </w:t>
-            </w:r>
-            <w:proofErr w:type="spellStart"/>
-            <w:r>
-              <w:rPr>
+                <w:highlight w:val="yellow"/>
+                <w:lang w:val="en-US"/>
+              </w:rPr>
+            </w:pPr>
+            <w:r>
+              <w:rPr>
+                <w:highlight w:val="yellow"/>
+                <w:lang w:val="en-US"/>
+              </w:rPr>
+              <w:t xml:space="preserve">{{ </w:t>
+            </w:r>
+            <w:proofErr w:type="spellStart"/>
+            <w:r>
+              <w:rPr>
+                <w:highlight w:val="yellow"/>
                 <w:lang w:val="en-US"/>
               </w:rPr>
               <w:t>g_vvod</w:t>
@@ -233,6 +247,7 @@
             <w:proofErr w:type="spellEnd"/>
             <w:r>
               <w:rPr>
+                <w:highlight w:val="yellow"/>
                 <w:lang w:val="en-US"/>
               </w:rPr>
               <w:t xml:space="preserve"> }}</w:t>
@@ -266,18 +281,21 @@
           <w:p>
             <w:pPr>
               <w:rPr>
-                <w:lang w:val="en-US"/>
-              </w:rPr>
-            </w:pPr>
-            <w:r>
-              <w:rPr>
-                <w:lang w:val="en-US"/>
-              </w:rPr>
-              <w:t xml:space="preserve">{{ </w:t>
-            </w:r>
-            <w:proofErr w:type="spellStart"/>
-            <w:r>
-              <w:rPr>
+                <w:highlight w:val="yellow"/>
+                <w:lang w:val="en-US"/>
+              </w:rPr>
+            </w:pPr>
+            <w:r>
+              <w:rPr>
+                <w:highlight w:val="yellow"/>
+                <w:lang w:val="en-US"/>
+              </w:rPr>
+              <w:t xml:space="preserve">{{ </w:t>
+            </w:r>
+            <w:proofErr w:type="spellStart"/>
+            <w:r>
+              <w:rPr>
+                <w:highlight w:val="yellow"/>
                 <w:lang w:val="en-US"/>
               </w:rPr>
               <w:t>dataZakl</w:t>
@@ -285,6 +303,7 @@
             <w:proofErr w:type="spellEnd"/>
             <w:r>
               <w:rPr>
+                <w:highlight w:val="yellow"/>
                 <w:lang w:val="en-US"/>
               </w:rPr>
               <w:t xml:space="preserve"> }}</w:t>
@@ -318,18 +337,21 @@
           <w:p>
             <w:pPr>
               <w:rPr>
-                <w:lang w:val="en-US"/>
-              </w:rPr>
-            </w:pPr>
-            <w:r>
-              <w:rPr>
-                <w:lang w:val="en-US"/>
-              </w:rPr>
-              <w:t xml:space="preserve">{{ </w:t>
-            </w:r>
-            <w:proofErr w:type="spellStart"/>
-            <w:r>
-              <w:rPr>
+                <w:highlight w:val="yellow"/>
+                <w:lang w:val="en-US"/>
+              </w:rPr>
+            </w:pPr>
+            <w:r>
+              <w:rPr>
+                <w:highlight w:val="yellow"/>
+                <w:lang w:val="en-US"/>
+              </w:rPr>
+              <w:t xml:space="preserve">{{ </w:t>
+            </w:r>
+            <w:proofErr w:type="spellStart"/>
+            <w:r>
+              <w:rPr>
+                <w:highlight w:val="yellow"/>
                 <w:lang w:val="en-US"/>
               </w:rPr>
               <w:t>yearsOfExpluatation</w:t>
@@ -337,6 +359,7 @@
             <w:proofErr w:type="spellEnd"/>
             <w:r>
               <w:rPr>
+                <w:highlight w:val="yellow"/>
                 <w:lang w:val="en-US"/>
               </w:rPr>
               <w:t xml:space="preserve"> }}</w:t>
@@ -362,18 +385,21 @@
           <w:p>
             <w:pPr>
               <w:rPr>
-                <w:lang w:val="en-US"/>
-              </w:rPr>
-            </w:pPr>
-            <w:r>
-              <w:rPr>
-                <w:lang w:val="en-US"/>
-              </w:rPr>
-              <w:t xml:space="preserve">{{ </w:t>
-            </w:r>
-            <w:proofErr w:type="spellStart"/>
-            <w:r>
-              <w:rPr>
+                <w:highlight w:val="yellow"/>
+                <w:lang w:val="en-US"/>
+              </w:rPr>
+            </w:pPr>
+            <w:r>
+              <w:rPr>
+                <w:highlight w:val="yellow"/>
+                <w:lang w:val="en-US"/>
+              </w:rPr>
+              <w:t xml:space="preserve">{{ </w:t>
+            </w:r>
+            <w:proofErr w:type="spellStart"/>
+            <w:r>
+              <w:rPr>
+                <w:highlight w:val="yellow"/>
                 <w:lang w:val="en-US"/>
               </w:rPr>
               <w:t>chertezh</w:t>
@@ -381,6 +407,7 @@
             <w:proofErr w:type="spellEnd"/>
             <w:r>
               <w:rPr>
+                <w:highlight w:val="yellow"/>
                 <w:lang w:val="en-US"/>
               </w:rPr>
               <w:t xml:space="preserve"> }}</w:t>
@@ -411,18 +438,21 @@
           <w:p>
             <w:pPr>
               <w:rPr>
-                <w:lang w:val="en-US"/>
-              </w:rPr>
-            </w:pPr>
-            <w:r>
-              <w:rPr>
-                <w:lang w:val="en-US"/>
-              </w:rPr>
-              <w:t xml:space="preserve">{{ </w:t>
-            </w:r>
-            <w:proofErr w:type="spellStart"/>
-            <w:r>
-              <w:rPr>
+                <w:highlight w:val="yellow"/>
+                <w:lang w:val="en-US"/>
+              </w:rPr>
+            </w:pPr>
+            <w:r>
+              <w:rPr>
+                <w:highlight w:val="yellow"/>
+                <w:lang w:val="en-US"/>
+              </w:rPr>
+              <w:t xml:space="preserve">{{ </w:t>
+            </w:r>
+            <w:proofErr w:type="spellStart"/>
+            <w:r>
+              <w:rPr>
+                <w:highlight w:val="yellow"/>
                 <w:lang w:val="en-US"/>
               </w:rPr>
               <w:t>p_rasch</w:t>
@@ -430,6 +460,7 @@
             <w:proofErr w:type="spellEnd"/>
             <w:r>
               <w:rPr>
+                <w:highlight w:val="yellow"/>
                 <w:lang w:val="en-US"/>
               </w:rPr>
               <w:t xml:space="preserve"> }}</w:t>
@@ -455,18 +486,21 @@
           <w:p>
             <w:pPr>
               <w:rPr>
-                <w:lang w:val="en-US"/>
-              </w:rPr>
-            </w:pPr>
-            <w:r>
-              <w:rPr>
-                <w:lang w:val="en-US"/>
-              </w:rPr>
-              <w:t xml:space="preserve">{{ </w:t>
-            </w:r>
-            <w:proofErr w:type="spellStart"/>
-            <w:r>
-              <w:rPr>
+                <w:highlight w:val="yellow"/>
+                <w:lang w:val="en-US"/>
+              </w:rPr>
+            </w:pPr>
+            <w:r>
+              <w:rPr>
+                <w:highlight w:val="yellow"/>
+                <w:lang w:val="en-US"/>
+              </w:rPr>
+              <w:t xml:space="preserve">{{ </w:t>
+            </w:r>
+            <w:proofErr w:type="spellStart"/>
+            <w:r>
+              <w:rPr>
+                <w:highlight w:val="yellow"/>
                 <w:lang w:val="en-US"/>
               </w:rPr>
               <w:t>p_rab</w:t>
@@ -474,6 +508,7 @@
             <w:proofErr w:type="spellEnd"/>
             <w:r>
               <w:rPr>
+                <w:highlight w:val="yellow"/>
                 <w:lang w:val="en-US"/>
               </w:rPr>
               <w:t xml:space="preserve"> }}</w:t>
@@ -499,18 +534,21 @@
           <w:p>
             <w:pPr>
               <w:rPr>
-                <w:lang w:val="en-US"/>
-              </w:rPr>
-            </w:pPr>
-            <w:r>
-              <w:rPr>
-                <w:lang w:val="en-US"/>
-              </w:rPr>
-              <w:t xml:space="preserve">{{ </w:t>
-            </w:r>
-            <w:proofErr w:type="spellStart"/>
-            <w:r>
-              <w:rPr>
+                <w:highlight w:val="yellow"/>
+                <w:lang w:val="en-US"/>
+              </w:rPr>
+            </w:pPr>
+            <w:r>
+              <w:rPr>
+                <w:highlight w:val="yellow"/>
+                <w:lang w:val="en-US"/>
+              </w:rPr>
+              <w:t xml:space="preserve">{{ </w:t>
+            </w:r>
+            <w:proofErr w:type="spellStart"/>
+            <w:r>
+              <w:rPr>
+                <w:highlight w:val="yellow"/>
                 <w:lang w:val="en-US"/>
               </w:rPr>
               <w:t>s_isp</w:t>
@@ -518,59 +556,42 @@
             <w:proofErr w:type="spellEnd"/>
             <w:r>
               <w:rPr>
-                <w:lang w:val="en-US"/>
-              </w:rPr>
-              <w:t xml:space="preserve"> }}</w:t>
-            </w:r>
-          </w:p>
-        </w:tc>
-        <w:tc>
-          <w:tcPr>
-            <w:tcW w:w="5341" w:type="dxa"/>
-          </w:tcPr>
-          <w:p>
-            <w:r>
-              <w:t>Исполнительная толщина</w:t>
-            </w:r>
-            <w:proofErr w:type="gramStart"/>
-            <w:r>
-              <w:t>.(</w:t>
-            </w:r>
-            <w:proofErr w:type="gramEnd"/>
-            <w:r>
-              <w:t>паспорт.).</w:t>
-            </w:r>
-          </w:p>
-        </w:tc>
-      </w:tr>
-      <w:tr>
-        <w:tc>
-          <w:tcPr>
-            <w:tcW w:w="5341" w:type="dxa"/>
-          </w:tcPr>
-          <w:p>
-            <w:pPr>
-              <w:rPr>
-                <w:lang w:val="en-US"/>
-              </w:rPr>
-            </w:pPr>
-            <w:r>
-              <w:rPr>
-                <w:lang w:val="en-US"/>
-              </w:rPr>
-              <w:t xml:space="preserve">{{ </w:t>
-            </w:r>
-            <w:r>
-              <w:rPr>
-                <w:lang w:val="en-US"/>
-              </w:rPr>
-              <w:t>length</w:t>
-            </w:r>
-            <w:r>
-              <w:rPr>
-                <w:lang w:val="en-US"/>
-              </w:rPr>
-              <w:t xml:space="preserve"> }}</w:t>
+                <w:highlight w:val="yellow"/>
+                <w:lang w:val="en-US"/>
+              </w:rPr>
+              <w:t xml:space="preserve"> }}</w:t>
+            </w:r>
+          </w:p>
+        </w:tc>
+        <w:tc>
+          <w:tcPr>
+            <w:tcW w:w="5341" w:type="dxa"/>
+          </w:tcPr>
+          <w:p>
+            <w:r>
+              <w:t>Исполнительная толщина.(паспорт.).</w:t>
+            </w:r>
+          </w:p>
+        </w:tc>
+      </w:tr>
+      <w:tr>
+        <w:tc>
+          <w:tcPr>
+            <w:tcW w:w="5341" w:type="dxa"/>
+          </w:tcPr>
+          <w:p>
+            <w:pPr>
+              <w:rPr>
+                <w:highlight w:val="yellow"/>
+                <w:lang w:val="en-US"/>
+              </w:rPr>
+            </w:pPr>
+            <w:r>
+              <w:rPr>
+                <w:highlight w:val="yellow"/>
+                <w:lang w:val="en-US"/>
+              </w:rPr>
+              <w:t>{{ length }}</w:t>
             </w:r>
           </w:p>
         </w:tc>
@@ -593,18 +614,21 @@
           <w:p>
             <w:pPr>
               <w:rPr>
-                <w:lang w:val="en-US"/>
-              </w:rPr>
-            </w:pPr>
-            <w:r>
-              <w:rPr>
-                <w:lang w:val="en-US"/>
-              </w:rPr>
-              <w:t xml:space="preserve">{{ </w:t>
-            </w:r>
-            <w:proofErr w:type="spellStart"/>
-            <w:r>
-              <w:rPr>
+                <w:highlight w:val="yellow"/>
+                <w:lang w:val="en-US"/>
+              </w:rPr>
+            </w:pPr>
+            <w:r>
+              <w:rPr>
+                <w:highlight w:val="yellow"/>
+                <w:lang w:val="en-US"/>
+              </w:rPr>
+              <w:t xml:space="preserve">{{ </w:t>
+            </w:r>
+            <w:proofErr w:type="spellStart"/>
+            <w:r>
+              <w:rPr>
+                <w:highlight w:val="yellow"/>
                 <w:lang w:val="en-US"/>
               </w:rPr>
               <w:t>d_nar</w:t>
@@ -612,6 +636,7 @@
             <w:proofErr w:type="spellEnd"/>
             <w:r>
               <w:rPr>
+                <w:highlight w:val="yellow"/>
                 <w:lang w:val="en-US"/>
               </w:rPr>
               <w:t xml:space="preserve"> }}</w:t>
@@ -637,18 +662,21 @@
           <w:p>
             <w:pPr>
               <w:rPr>
-                <w:lang w:val="en-US"/>
-              </w:rPr>
-            </w:pPr>
-            <w:r>
-              <w:rPr>
-                <w:lang w:val="en-US"/>
-              </w:rPr>
-              <w:t xml:space="preserve">{{ </w:t>
-            </w:r>
-            <w:proofErr w:type="spellStart"/>
-            <w:r>
-              <w:rPr>
+                <w:highlight w:val="yellow"/>
+                <w:lang w:val="en-US"/>
+              </w:rPr>
+            </w:pPr>
+            <w:r>
+              <w:rPr>
+                <w:highlight w:val="yellow"/>
+                <w:lang w:val="en-US"/>
+              </w:rPr>
+              <w:t xml:space="preserve">{{ </w:t>
+            </w:r>
+            <w:proofErr w:type="spellStart"/>
+            <w:r>
+              <w:rPr>
+                <w:highlight w:val="yellow"/>
                 <w:lang w:val="en-US"/>
               </w:rPr>
               <w:t>d_min</w:t>
@@ -656,6 +684,7 @@
             <w:proofErr w:type="spellEnd"/>
             <w:r>
               <w:rPr>
+                <w:highlight w:val="yellow"/>
                 <w:lang w:val="en-US"/>
               </w:rPr>
               <w:t xml:space="preserve"> }}</w:t>
@@ -681,18 +710,21 @@
           <w:p>
             <w:pPr>
               <w:rPr>
-                <w:lang w:val="en-US"/>
-              </w:rPr>
-            </w:pPr>
-            <w:r>
-              <w:rPr>
-                <w:lang w:val="en-US"/>
-              </w:rPr>
-              <w:t xml:space="preserve">{{ </w:t>
-            </w:r>
-            <w:proofErr w:type="spellStart"/>
-            <w:r>
-              <w:rPr>
+                <w:highlight w:val="yellow"/>
+                <w:lang w:val="en-US"/>
+              </w:rPr>
+            </w:pPr>
+            <w:r>
+              <w:rPr>
+                <w:highlight w:val="yellow"/>
+                <w:lang w:val="en-US"/>
+              </w:rPr>
+              <w:t xml:space="preserve">{{ </w:t>
+            </w:r>
+            <w:proofErr w:type="spellStart"/>
+            <w:r>
+              <w:rPr>
+                <w:highlight w:val="yellow"/>
                 <w:lang w:val="en-US"/>
               </w:rPr>
               <w:t>d_max</w:t>
@@ -700,6 +732,7 @@
             <w:proofErr w:type="spellEnd"/>
             <w:r>
               <w:rPr>
+                <w:highlight w:val="yellow"/>
                 <w:lang w:val="en-US"/>
               </w:rPr>
               <w:t xml:space="preserve"> }}</w:t>
@@ -725,26 +758,16 @@
           <w:p>
             <w:pPr>
               <w:rPr>
-                <w:lang w:val="en-US"/>
-              </w:rPr>
-            </w:pPr>
-            <w:r>
-              <w:rPr>
-                <w:lang w:val="en-US"/>
-              </w:rPr>
-              <w:t xml:space="preserve">{{ </w:t>
-            </w:r>
-            <w:r>
-              <w:rPr>
-                <w:lang w:val="en-US"/>
-              </w:rPr>
-              <w:t>volume</w:t>
-            </w:r>
-            <w:r>
-              <w:rPr>
-                <w:lang w:val="en-US"/>
-              </w:rPr>
-              <w:t xml:space="preserve"> }}</w:t>
+                <w:highlight w:val="yellow"/>
+                <w:lang w:val="en-US"/>
+              </w:rPr>
+            </w:pPr>
+            <w:r>
+              <w:rPr>
+                <w:highlight w:val="yellow"/>
+                <w:lang w:val="en-US"/>
+              </w:rPr>
+              <w:t>{{ volume }}</w:t>
             </w:r>
           </w:p>
         </w:tc>
@@ -767,31 +790,84 @@
           <w:p>
             <w:pPr>
               <w:rPr>
-                <w:lang w:val="en-US"/>
-              </w:rPr>
-            </w:pPr>
-            <w:r>
-              <w:rPr>
-                <w:lang w:val="en-US"/>
-              </w:rPr>
-              <w:t xml:space="preserve">{{ </w:t>
-            </w:r>
-            <w:proofErr w:type="spellStart"/>
-            <w:r>
-              <w:rPr>
-                <w:lang w:val="en-US"/>
-              </w:rPr>
-              <w:t>za</w:t>
-            </w:r>
-            <w:r>
-              <w:rPr>
-                <w:lang w:val="en-US"/>
-              </w:rPr>
-              <w:t>v_nums</w:t>
-            </w:r>
-            <w:proofErr w:type="spellEnd"/>
-            <w:r>
-              <w:rPr>
+                <w:highlight w:val="yellow"/>
+                <w:lang w:val="en-US"/>
+              </w:rPr>
+            </w:pPr>
+            <w:r>
+              <w:rPr>
+                <w:highlight w:val="yellow"/>
+                <w:lang w:val="en-US"/>
+              </w:rPr>
+              <w:t>{{</w:t>
+            </w:r>
+            <w:r>
+              <w:rPr>
+                <w:highlight w:val="yellow"/>
+                <w:lang w:val="en-US"/>
+              </w:rPr>
+              <w:t xml:space="preserve"> </w:t>
+            </w:r>
+            <w:proofErr w:type="spellStart"/>
+            <w:r>
+              <w:rPr>
+                <w:highlight w:val="yellow"/>
+                <w:lang w:val="en-US"/>
+              </w:rPr>
+              <w:t>volume_total</w:t>
+            </w:r>
+            <w:proofErr w:type="spellEnd"/>
+            <w:r>
+              <w:rPr>
+                <w:highlight w:val="yellow"/>
+                <w:lang w:val="en-US"/>
+              </w:rPr>
+              <w:t xml:space="preserve"> }}</w:t>
+            </w:r>
+          </w:p>
+        </w:tc>
+        <w:tc>
+          <w:tcPr>
+            <w:tcW w:w="5341" w:type="dxa"/>
+          </w:tcPr>
+          <w:p>
+            <w:r>
+              <w:t>Суммарный объём секции, л.</w:t>
+            </w:r>
+          </w:p>
+        </w:tc>
+      </w:tr>
+      <w:tr>
+        <w:tc>
+          <w:tcPr>
+            <w:tcW w:w="5341" w:type="dxa"/>
+          </w:tcPr>
+          <w:p>
+            <w:pPr>
+              <w:rPr>
+                <w:highlight w:val="yellow"/>
+                <w:lang w:val="en-US"/>
+              </w:rPr>
+            </w:pPr>
+            <w:r>
+              <w:rPr>
+                <w:highlight w:val="yellow"/>
+                <w:lang w:val="en-US"/>
+              </w:rPr>
+              <w:t xml:space="preserve">{{ </w:t>
+            </w:r>
+            <w:proofErr w:type="spellStart"/>
+            <w:r>
+              <w:rPr>
+                <w:highlight w:val="yellow"/>
+                <w:lang w:val="en-US"/>
+              </w:rPr>
+              <w:t>zav_nums</w:t>
+            </w:r>
+            <w:proofErr w:type="spellEnd"/>
+            <w:r>
+              <w:rPr>
+                <w:highlight w:val="yellow"/>
                 <w:lang w:val="en-US"/>
               </w:rPr>
               <w:t xml:space="preserve"> }}</w:t>
@@ -817,18 +893,21 @@
           <w:p>
             <w:pPr>
               <w:rPr>
-                <w:lang w:val="en-US"/>
-              </w:rPr>
-            </w:pPr>
-            <w:r>
-              <w:rPr>
-                <w:lang w:val="en-US"/>
-              </w:rPr>
-              <w:t xml:space="preserve">{{ </w:t>
-            </w:r>
-            <w:proofErr w:type="spellStart"/>
-            <w:r>
-              <w:rPr>
+                <w:highlight w:val="yellow"/>
+                <w:lang w:val="en-US"/>
+              </w:rPr>
+            </w:pPr>
+            <w:r>
+              <w:rPr>
+                <w:highlight w:val="yellow"/>
+                <w:lang w:val="en-US"/>
+              </w:rPr>
+              <w:t xml:space="preserve">{{ </w:t>
+            </w:r>
+            <w:proofErr w:type="spellStart"/>
+            <w:r>
+              <w:rPr>
+                <w:highlight w:val="yellow"/>
                 <w:lang w:val="en-US"/>
               </w:rPr>
               <w:t>reg_nums</w:t>
@@ -836,6 +915,7 @@
             <w:proofErr w:type="spellEnd"/>
             <w:r>
               <w:rPr>
+                <w:highlight w:val="yellow"/>
                 <w:lang w:val="en-US"/>
               </w:rPr>
               <w:t xml:space="preserve"> }}</w:t>
@@ -866,26 +946,16 @@
           <w:p>
             <w:pPr>
               <w:rPr>
-                <w:lang w:val="en-US"/>
-              </w:rPr>
-            </w:pPr>
-            <w:r>
-              <w:rPr>
-                <w:lang w:val="en-US"/>
-              </w:rPr>
-              <w:t xml:space="preserve">{{ </w:t>
-            </w:r>
-            <w:r>
-              <w:rPr>
-                <w:lang w:val="en-US"/>
-              </w:rPr>
-              <w:t>place</w:t>
-            </w:r>
-            <w:r>
-              <w:rPr>
-                <w:lang w:val="en-US"/>
-              </w:rPr>
-              <w:t xml:space="preserve"> }}</w:t>
+                <w:highlight w:val="yellow"/>
+                <w:lang w:val="en-US"/>
+              </w:rPr>
+            </w:pPr>
+            <w:r>
+              <w:rPr>
+                <w:highlight w:val="yellow"/>
+                <w:lang w:val="en-US"/>
+              </w:rPr>
+              <w:t>{{ place }}</w:t>
             </w:r>
           </w:p>
         </w:tc>
@@ -908,31 +978,29 @@
           <w:p>
             <w:pPr>
               <w:rPr>
-                <w:lang w:val="en-US"/>
-              </w:rPr>
-            </w:pPr>
-            <w:r>
-              <w:rPr>
-                <w:lang w:val="en-US"/>
-              </w:rPr>
-              <w:t xml:space="preserve">{{ </w:t>
-            </w:r>
-            <w:proofErr w:type="spellStart"/>
-            <w:r>
-              <w:rPr>
-                <w:lang w:val="en-US"/>
-              </w:rPr>
-              <w:t>za</w:t>
-            </w:r>
-            <w:r>
-              <w:rPr>
-                <w:lang w:val="en-US"/>
-              </w:rPr>
-              <w:t>vod_name</w:t>
-            </w:r>
-            <w:proofErr w:type="spellEnd"/>
-            <w:r>
-              <w:rPr>
+                <w:highlight w:val="yellow"/>
+                <w:lang w:val="en-US"/>
+              </w:rPr>
+            </w:pPr>
+            <w:r>
+              <w:rPr>
+                <w:highlight w:val="yellow"/>
+                <w:lang w:val="en-US"/>
+              </w:rPr>
+              <w:t xml:space="preserve">{{ </w:t>
+            </w:r>
+            <w:proofErr w:type="spellStart"/>
+            <w:r>
+              <w:rPr>
+                <w:highlight w:val="yellow"/>
+                <w:lang w:val="en-US"/>
+              </w:rPr>
+              <w:t>zavod_name</w:t>
+            </w:r>
+            <w:proofErr w:type="spellEnd"/>
+            <w:r>
+              <w:rPr>
+                <w:highlight w:val="yellow"/>
                 <w:lang w:val="en-US"/>
               </w:rPr>
               <w:t xml:space="preserve"> }}</w:t>
@@ -951,33 +1019,26 @@
         </w:tc>
       </w:tr>
       <w:tr>
-        <w:tc>
-          <w:tcPr>
-            <w:tcW w:w="5341" w:type="dxa"/>
-          </w:tcPr>
-          <w:p>
-            <w:pPr>
-              <w:rPr>
-                <w:lang w:val="en-US"/>
-              </w:rPr>
-            </w:pPr>
-            <w:r>
-              <w:rPr>
-                <w:lang w:val="en-US"/>
-              </w:rPr>
-              <w:t xml:space="preserve">{{ </w:t>
-            </w:r>
-            <w:r>
-              <w:rPr>
-                <w:lang w:val="en-US"/>
-              </w:rPr>
-              <w:t>construction</w:t>
-            </w:r>
-            <w:r>
-              <w:rPr>
-                <w:lang w:val="en-US"/>
-              </w:rPr>
-              <w:t xml:space="preserve"> }}</w:t>
+        <w:trPr>
+          <w:trHeight w:val="70"/>
+        </w:trPr>
+        <w:tc>
+          <w:tcPr>
+            <w:tcW w:w="5341" w:type="dxa"/>
+          </w:tcPr>
+          <w:p>
+            <w:pPr>
+              <w:rPr>
+                <w:highlight w:val="yellow"/>
+                <w:lang w:val="en-US"/>
+              </w:rPr>
+            </w:pPr>
+            <w:r>
+              <w:rPr>
+                <w:highlight w:val="yellow"/>
+                <w:lang w:val="en-US"/>
+              </w:rPr>
+              <w:t>{{ construction }}</w:t>
             </w:r>
           </w:p>
         </w:tc>
@@ -1000,26 +1061,16 @@
           <w:p>
             <w:pPr>
               <w:rPr>
-                <w:lang w:val="en-US"/>
-              </w:rPr>
-            </w:pPr>
-            <w:r>
-              <w:rPr>
-                <w:lang w:val="en-US"/>
-              </w:rPr>
-              <w:t xml:space="preserve">{{ </w:t>
-            </w:r>
-            <w:r>
-              <w:rPr>
-                <w:lang w:val="en-US"/>
-              </w:rPr>
-              <w:t>material</w:t>
-            </w:r>
-            <w:r>
-              <w:rPr>
-                <w:lang w:val="en-US"/>
-              </w:rPr>
-              <w:t xml:space="preserve"> }}</w:t>
+                <w:highlight w:val="yellow"/>
+                <w:lang w:val="en-US"/>
+              </w:rPr>
+            </w:pPr>
+            <w:r>
+              <w:rPr>
+                <w:highlight w:val="yellow"/>
+                <w:lang w:val="en-US"/>
+              </w:rPr>
+              <w:t>{{ material }}</w:t>
             </w:r>
           </w:p>
         </w:tc>
@@ -1042,18 +1093,21 @@
           <w:p>
             <w:pPr>
               <w:rPr>
-                <w:lang w:val="en-US"/>
-              </w:rPr>
-            </w:pPr>
-            <w:r>
-              <w:rPr>
-                <w:lang w:val="en-US"/>
-              </w:rPr>
-              <w:t xml:space="preserve">{{ </w:t>
-            </w:r>
-            <w:proofErr w:type="spellStart"/>
-            <w:r>
-              <w:rPr>
+                <w:highlight w:val="yellow"/>
+                <w:lang w:val="en-US"/>
+              </w:rPr>
+            </w:pPr>
+            <w:r>
+              <w:rPr>
+                <w:highlight w:val="yellow"/>
+                <w:lang w:val="en-US"/>
+              </w:rPr>
+              <w:t xml:space="preserve">{{ </w:t>
+            </w:r>
+            <w:proofErr w:type="spellStart"/>
+            <w:r>
+              <w:rPr>
+                <w:highlight w:val="yellow"/>
                 <w:lang w:val="en-US"/>
               </w:rPr>
               <w:t>rab_sreda</w:t>
@@ -1061,6 +1115,7 @@
             <w:proofErr w:type="spellEnd"/>
             <w:r>
               <w:rPr>
+                <w:highlight w:val="yellow"/>
                 <w:lang w:val="en-US"/>
               </w:rPr>
               <w:t xml:space="preserve"> }}</w:t>
@@ -1086,18 +1141,21 @@
           <w:p>
             <w:pPr>
               <w:rPr>
-                <w:lang w:val="en-US"/>
-              </w:rPr>
-            </w:pPr>
-            <w:r>
-              <w:rPr>
-                <w:lang w:val="en-US"/>
-              </w:rPr>
-              <w:t xml:space="preserve">{{ </w:t>
-            </w:r>
-            <w:proofErr w:type="spellStart"/>
-            <w:r>
-              <w:rPr>
+                <w:highlight w:val="yellow"/>
+                <w:lang w:val="en-US"/>
+              </w:rPr>
+            </w:pPr>
+            <w:r>
+              <w:rPr>
+                <w:highlight w:val="yellow"/>
+                <w:lang w:val="en-US"/>
+              </w:rPr>
+              <w:t xml:space="preserve">{{ </w:t>
+            </w:r>
+            <w:proofErr w:type="spellStart"/>
+            <w:r>
+              <w:rPr>
+                <w:highlight w:val="yellow"/>
                 <w:lang w:val="en-US"/>
               </w:rPr>
               <w:t>vladelec</w:t>
@@ -1105,6 +1163,7 @@
             <w:proofErr w:type="spellEnd"/>
             <w:r>
               <w:rPr>
+                <w:highlight w:val="yellow"/>
                 <w:lang w:val="en-US"/>
               </w:rPr>
               <w:t xml:space="preserve"> }}</w:t>
@@ -1130,18 +1189,21 @@
           <w:p>
             <w:pPr>
               <w:rPr>
-                <w:lang w:val="en-US"/>
-              </w:rPr>
-            </w:pPr>
-            <w:r>
-              <w:rPr>
-                <w:lang w:val="en-US"/>
-              </w:rPr>
-              <w:t xml:space="preserve">{{ </w:t>
-            </w:r>
-            <w:proofErr w:type="spellStart"/>
-            <w:r>
-              <w:rPr>
+                <w:highlight w:val="yellow"/>
+                <w:lang w:val="en-US"/>
+              </w:rPr>
+            </w:pPr>
+            <w:r>
+              <w:rPr>
+                <w:highlight w:val="yellow"/>
+                <w:lang w:val="en-US"/>
+              </w:rPr>
+              <w:t xml:space="preserve">{{ </w:t>
+            </w:r>
+            <w:proofErr w:type="spellStart"/>
+            <w:r>
+              <w:rPr>
+                <w:highlight w:val="yellow"/>
                 <w:lang w:val="en-US"/>
               </w:rPr>
               <w:t>vik_date</w:t>
@@ -1149,6 +1211,7 @@
             <w:proofErr w:type="spellEnd"/>
             <w:r>
               <w:rPr>
+                <w:highlight w:val="yellow"/>
                 <w:lang w:val="en-US"/>
               </w:rPr>
               <w:t xml:space="preserve"> }}</w:t>
@@ -1174,18 +1237,21 @@
           <w:p>
             <w:pPr>
               <w:rPr>
-                <w:lang w:val="en-US"/>
-              </w:rPr>
-            </w:pPr>
-            <w:r>
-              <w:rPr>
-                <w:lang w:val="en-US"/>
-              </w:rPr>
-              <w:t xml:space="preserve">{{ </w:t>
-            </w:r>
-            <w:proofErr w:type="spellStart"/>
-            <w:r>
-              <w:rPr>
+                <w:highlight w:val="yellow"/>
+                <w:lang w:val="en-US"/>
+              </w:rPr>
+            </w:pPr>
+            <w:r>
+              <w:rPr>
+                <w:highlight w:val="yellow"/>
+                <w:lang w:val="en-US"/>
+              </w:rPr>
+              <w:t xml:space="preserve">{{ </w:t>
+            </w:r>
+            <w:proofErr w:type="spellStart"/>
+            <w:r>
+              <w:rPr>
+                <w:highlight w:val="yellow"/>
                 <w:lang w:val="en-US"/>
               </w:rPr>
               <w:t>tolshTverdost_date</w:t>
@@ -1193,6 +1259,7 @@
             <w:proofErr w:type="spellEnd"/>
             <w:r>
               <w:rPr>
+                <w:highlight w:val="yellow"/>
                 <w:lang w:val="en-US"/>
               </w:rPr>
               <w:t xml:space="preserve"> }}</w:t>
@@ -1223,18 +1290,21 @@
           <w:p>
             <w:pPr>
               <w:rPr>
-                <w:lang w:val="en-US"/>
-              </w:rPr>
-            </w:pPr>
-            <w:r>
-              <w:rPr>
-                <w:lang w:val="en-US"/>
-              </w:rPr>
-              <w:t xml:space="preserve">{{ </w:t>
-            </w:r>
-            <w:proofErr w:type="spellStart"/>
-            <w:r>
-              <w:rPr>
+                <w:highlight w:val="yellow"/>
+                <w:lang w:val="en-US"/>
+              </w:rPr>
+            </w:pPr>
+            <w:r>
+              <w:rPr>
+                <w:highlight w:val="yellow"/>
+                <w:lang w:val="en-US"/>
+              </w:rPr>
+              <w:t xml:space="preserve">{{ </w:t>
+            </w:r>
+            <w:proofErr w:type="spellStart"/>
+            <w:r>
+              <w:rPr>
+                <w:highlight w:val="yellow"/>
                 <w:lang w:val="en-US"/>
               </w:rPr>
               <w:t>ispRasch_date</w:t>
@@ -1242,6 +1312,7 @@
             <w:proofErr w:type="spellEnd"/>
             <w:r>
               <w:rPr>
+                <w:highlight w:val="yellow"/>
                 <w:lang w:val="en-US"/>
               </w:rPr>
               <w:t xml:space="preserve"> }}</w:t>
@@ -1272,18 +1343,21 @@
           <w:p>
             <w:pPr>
               <w:rPr>
-                <w:lang w:val="en-US"/>
-              </w:rPr>
-            </w:pPr>
-            <w:r>
-              <w:rPr>
-                <w:lang w:val="en-US"/>
-              </w:rPr>
-              <w:t xml:space="preserve">{{ </w:t>
-            </w:r>
-            <w:proofErr w:type="spellStart"/>
-            <w:r>
-              <w:rPr>
+                <w:highlight w:val="yellow"/>
+                <w:lang w:val="en-US"/>
+              </w:rPr>
+            </w:pPr>
+            <w:r>
+              <w:rPr>
+                <w:highlight w:val="yellow"/>
+                <w:lang w:val="en-US"/>
+              </w:rPr>
+              <w:t xml:space="preserve">{{ </w:t>
+            </w:r>
+            <w:proofErr w:type="spellStart"/>
+            <w:r>
+              <w:rPr>
+                <w:highlight w:val="yellow"/>
                 <w:lang w:val="en-US"/>
               </w:rPr>
               <w:t>prodlEPB_date</w:t>
@@ -1291,6 +1365,7 @@
             <w:proofErr w:type="spellEnd"/>
             <w:r>
               <w:rPr>
+                <w:highlight w:val="yellow"/>
                 <w:lang w:val="en-US"/>
               </w:rPr>
               <w:t xml:space="preserve"> }}</w:t>
@@ -1321,18 +1396,21 @@
           <w:p>
             <w:pPr>
               <w:rPr>
-                <w:lang w:val="en-US"/>
-              </w:rPr>
-            </w:pPr>
-            <w:r>
-              <w:rPr>
-                <w:lang w:val="en-US"/>
-              </w:rPr>
-              <w:t xml:space="preserve">{{ </w:t>
-            </w:r>
-            <w:proofErr w:type="spellStart"/>
-            <w:r>
-              <w:rPr>
+                <w:highlight w:val="yellow"/>
+                <w:lang w:val="en-US"/>
+              </w:rPr>
+            </w:pPr>
+            <w:r>
+              <w:rPr>
+                <w:highlight w:val="yellow"/>
+                <w:lang w:val="en-US"/>
+              </w:rPr>
+              <w:t xml:space="preserve">{{ </w:t>
+            </w:r>
+            <w:proofErr w:type="spellStart"/>
+            <w:r>
+              <w:rPr>
+                <w:highlight w:val="yellow"/>
                 <w:lang w:val="en-US"/>
               </w:rPr>
               <w:t>prodlTO_date</w:t>
@@ -1340,6 +1418,7 @@
             <w:proofErr w:type="spellEnd"/>
             <w:r>
               <w:rPr>
+                <w:highlight w:val="yellow"/>
                 <w:lang w:val="en-US"/>
               </w:rPr>
               <w:t xml:space="preserve"> }}</w:t>
@@ -1370,18 +1449,21 @@
           <w:p>
             <w:pPr>
               <w:rPr>
-                <w:lang w:val="en-US"/>
-              </w:rPr>
-            </w:pPr>
-            <w:r>
-              <w:rPr>
-                <w:lang w:val="en-US"/>
-              </w:rPr>
-              <w:t xml:space="preserve">{{ </w:t>
-            </w:r>
-            <w:proofErr w:type="spellStart"/>
-            <w:r>
-              <w:rPr>
+                <w:highlight w:val="yellow"/>
+                <w:lang w:val="en-US"/>
+              </w:rPr>
+            </w:pPr>
+            <w:r>
+              <w:rPr>
+                <w:highlight w:val="yellow"/>
+                <w:lang w:val="en-US"/>
+              </w:rPr>
+              <w:t xml:space="preserve">{{ </w:t>
+            </w:r>
+            <w:proofErr w:type="spellStart"/>
+            <w:r>
+              <w:rPr>
+                <w:highlight w:val="yellow"/>
                 <w:lang w:val="en-US"/>
               </w:rPr>
               <w:t>dogContract</w:t>
@@ -1389,6 +1471,7 @@
             <w:proofErr w:type="spellEnd"/>
             <w:r>
               <w:rPr>
+                <w:highlight w:val="yellow"/>
                 <w:lang w:val="en-US"/>
               </w:rPr>
               <w:t xml:space="preserve"> }}</w:t>
@@ -1414,18 +1497,21 @@
           <w:p>
             <w:pPr>
               <w:rPr>
-                <w:lang w:val="en-US"/>
-              </w:rPr>
-            </w:pPr>
-            <w:r>
-              <w:rPr>
-                <w:lang w:val="en-US"/>
-              </w:rPr>
-              <w:t xml:space="preserve">{{ </w:t>
-            </w:r>
-            <w:proofErr w:type="spellStart"/>
-            <w:r>
-              <w:rPr>
+                <w:highlight w:val="yellow"/>
+                <w:lang w:val="en-US"/>
+              </w:rPr>
+            </w:pPr>
+            <w:r>
+              <w:rPr>
+                <w:highlight w:val="yellow"/>
+                <w:lang w:val="en-US"/>
+              </w:rPr>
+              <w:t xml:space="preserve">{{ </w:t>
+            </w:r>
+            <w:proofErr w:type="spellStart"/>
+            <w:r>
+              <w:rPr>
+                <w:highlight w:val="yellow"/>
                 <w:lang w:val="en-US"/>
               </w:rPr>
               <w:t>pricaz_contora</w:t>
@@ -1433,6 +1519,7 @@
             <w:proofErr w:type="spellEnd"/>
             <w:r>
               <w:rPr>
+                <w:highlight w:val="yellow"/>
                 <w:lang w:val="en-US"/>
               </w:rPr>
               <w:t xml:space="preserve"> }}</w:t>
@@ -1456,15 +1543,22 @@
             <w:tcW w:w="5341" w:type="dxa"/>
           </w:tcPr>
           <w:p>
-            <w:r>
-              <w:rPr>
-                <w:lang w:val="en-US"/>
-              </w:rPr>
-              <w:t xml:space="preserve">{{ </w:t>
-            </w:r>
-            <w:proofErr w:type="spellStart"/>
-            <w:r>
-              <w:rPr>
+            <w:pPr>
+              <w:rPr>
+                <w:highlight w:val="yellow"/>
+              </w:rPr>
+            </w:pPr>
+            <w:r>
+              <w:rPr>
+                <w:highlight w:val="yellow"/>
+                <w:lang w:val="en-US"/>
+              </w:rPr>
+              <w:t xml:space="preserve">{{ </w:t>
+            </w:r>
+            <w:proofErr w:type="spellStart"/>
+            <w:r>
+              <w:rPr>
+                <w:highlight w:val="yellow"/>
                 <w:lang w:val="en-US"/>
               </w:rPr>
               <w:t>pricaz_vladelec</w:t>
@@ -1472,6 +1566,7 @@
             <w:proofErr w:type="spellEnd"/>
             <w:r>
               <w:rPr>
+                <w:highlight w:val="yellow"/>
                 <w:lang w:val="en-US"/>
               </w:rPr>
               <w:t xml:space="preserve"> }}</w:t>
@@ -1497,18 +1592,21 @@
           <w:p>
             <w:pPr>
               <w:rPr>
-                <w:lang w:val="en-US"/>
-              </w:rPr>
-            </w:pPr>
-            <w:r>
-              <w:rPr>
-                <w:lang w:val="en-US"/>
-              </w:rPr>
-              <w:t xml:space="preserve">{{ </w:t>
-            </w:r>
-            <w:proofErr w:type="spellStart"/>
-            <w:r>
-              <w:rPr>
+                <w:highlight w:val="yellow"/>
+                <w:lang w:val="en-US"/>
+              </w:rPr>
+            </w:pPr>
+            <w:r>
+              <w:rPr>
+                <w:highlight w:val="yellow"/>
+                <w:lang w:val="en-US"/>
+              </w:rPr>
+              <w:t xml:space="preserve">{{ </w:t>
+            </w:r>
+            <w:proofErr w:type="spellStart"/>
+            <w:r>
+              <w:rPr>
+                <w:highlight w:val="yellow"/>
                 <w:lang w:val="en-US"/>
               </w:rPr>
               <w:t>naznach</w:t>
@@ -1516,6 +1614,7 @@
             <w:proofErr w:type="spellEnd"/>
             <w:r>
               <w:rPr>
+                <w:highlight w:val="yellow"/>
                 <w:lang w:val="en-US"/>
               </w:rPr>
               <w:t xml:space="preserve"> }}</w:t>
@@ -1541,26 +1640,16 @@
           <w:p>
             <w:pPr>
               <w:rPr>
-                <w:lang w:val="en-US"/>
-              </w:rPr>
-            </w:pPr>
-            <w:r>
-              <w:rPr>
-                <w:lang w:val="en-US"/>
-              </w:rPr>
-              <w:t xml:space="preserve">{{ </w:t>
-            </w:r>
-            <w:r>
-              <w:rPr>
-                <w:lang w:val="en-US"/>
-              </w:rPr>
-              <w:t>amount</w:t>
-            </w:r>
-            <w:r>
-              <w:rPr>
-                <w:lang w:val="en-US"/>
-              </w:rPr>
-              <w:t xml:space="preserve"> }}</w:t>
+                <w:highlight w:val="yellow"/>
+                <w:lang w:val="en-US"/>
+              </w:rPr>
+            </w:pPr>
+            <w:r>
+              <w:rPr>
+                <w:highlight w:val="yellow"/>
+                <w:lang w:val="en-US"/>
+              </w:rPr>
+              <w:t>{{ amount }}</w:t>
             </w:r>
           </w:p>
         </w:tc>
@@ -1583,18 +1672,21 @@
           <w:p>
             <w:pPr>
               <w:rPr>
-                <w:lang w:val="en-US"/>
-              </w:rPr>
-            </w:pPr>
-            <w:r>
-              <w:rPr>
-                <w:lang w:val="en-US"/>
-              </w:rPr>
-              <w:t xml:space="preserve">{{ </w:t>
-            </w:r>
-            <w:proofErr w:type="spellStart"/>
-            <w:r>
-              <w:rPr>
+                <w:highlight w:val="yellow"/>
+                <w:lang w:val="en-US"/>
+              </w:rPr>
+            </w:pPr>
+            <w:r>
+              <w:rPr>
+                <w:highlight w:val="yellow"/>
+                <w:lang w:val="en-US"/>
+              </w:rPr>
+              <w:t xml:space="preserve">{{ </w:t>
+            </w:r>
+            <w:proofErr w:type="spellStart"/>
+            <w:r>
+              <w:rPr>
+                <w:highlight w:val="yellow"/>
                 <w:lang w:val="en-US"/>
               </w:rPr>
               <w:t>s_min_total</w:t>
@@ -1602,6 +1694,7 @@
             <w:proofErr w:type="spellEnd"/>
             <w:r>
               <w:rPr>
+                <w:highlight w:val="yellow"/>
                 <w:lang w:val="en-US"/>
               </w:rPr>
               <w:t xml:space="preserve"> }}</w:t>
@@ -1615,6 +1708,251 @@
           <w:p>
             <w:r>
               <w:t>Наименьшая толщина в секции.</w:t>
+            </w:r>
+          </w:p>
+        </w:tc>
+      </w:tr>
+      <w:tr>
+        <w:tc>
+          <w:tcPr>
+            <w:tcW w:w="5341" w:type="dxa"/>
+          </w:tcPr>
+          <w:p>
+            <w:pPr>
+              <w:rPr>
+                <w:highlight w:val="yellow"/>
+              </w:rPr>
+            </w:pPr>
+            <w:r>
+              <w:rPr>
+                <w:highlight w:val="yellow"/>
+                <w:lang w:val="en-US"/>
+              </w:rPr>
+              <w:t>{{</w:t>
+            </w:r>
+            <w:r>
+              <w:rPr>
+                <w:highlight w:val="yellow"/>
+              </w:rPr>
+              <w:t xml:space="preserve"> </w:t>
+            </w:r>
+            <w:proofErr w:type="spellStart"/>
+            <w:r>
+              <w:rPr>
+                <w:highlight w:val="yellow"/>
+              </w:rPr>
+              <w:t>zav_s_min</w:t>
+            </w:r>
+            <w:proofErr w:type="spellEnd"/>
+            <w:r>
+              <w:rPr>
+                <w:highlight w:val="yellow"/>
+              </w:rPr>
+              <w:t xml:space="preserve"> </w:t>
+            </w:r>
+            <w:r>
+              <w:rPr>
+                <w:highlight w:val="yellow"/>
+                <w:lang w:val="en-US"/>
+              </w:rPr>
+              <w:t>}}</w:t>
+            </w:r>
+          </w:p>
+        </w:tc>
+        <w:tc>
+          <w:tcPr>
+            <w:tcW w:w="5341" w:type="dxa"/>
+          </w:tcPr>
+          <w:p>
+            <w:r>
+              <w:t>Зав. № баллона с наименьшей толщиной.</w:t>
+            </w:r>
+          </w:p>
+        </w:tc>
+      </w:tr>
+      <w:tr>
+        <w:tc>
+          <w:tcPr>
+            <w:tcW w:w="5341" w:type="dxa"/>
+          </w:tcPr>
+          <w:p>
+            <w:pPr>
+              <w:rPr>
+                <w:highlight w:val="yellow"/>
+              </w:rPr>
+            </w:pPr>
+            <w:r>
+              <w:rPr>
+                <w:highlight w:val="yellow"/>
+                <w:lang w:val="en-US"/>
+              </w:rPr>
+              <w:t>{{</w:t>
+            </w:r>
+            <w:r>
+              <w:rPr>
+                <w:highlight w:val="yellow"/>
+              </w:rPr>
+              <w:t xml:space="preserve"> </w:t>
+            </w:r>
+            <w:proofErr w:type="spellStart"/>
+            <w:r>
+              <w:rPr>
+                <w:highlight w:val="yellow"/>
+              </w:rPr>
+              <w:t>obj_name</w:t>
+            </w:r>
+            <w:proofErr w:type="spellEnd"/>
+            <w:r>
+              <w:rPr>
+                <w:highlight w:val="yellow"/>
+              </w:rPr>
+              <w:t xml:space="preserve"> </w:t>
+            </w:r>
+            <w:r>
+              <w:rPr>
+                <w:highlight w:val="yellow"/>
+                <w:lang w:val="en-US"/>
+              </w:rPr>
+              <w:t>}}</w:t>
+            </w:r>
+          </w:p>
+        </w:tc>
+        <w:tc>
+          <w:tcPr>
+            <w:tcW w:w="5341" w:type="dxa"/>
+          </w:tcPr>
+          <w:p>
+            <w:r>
+              <w:t>Наименование объекта. (цифра.).</w:t>
+            </w:r>
+          </w:p>
+        </w:tc>
+      </w:tr>
+      <w:tr>
+        <w:tc>
+          <w:tcPr>
+            <w:tcW w:w="5341" w:type="dxa"/>
+          </w:tcPr>
+          <w:p>
+            <w:pPr>
+              <w:rPr>
+                <w:highlight w:val="yellow"/>
+              </w:rPr>
+            </w:pPr>
+            <w:r>
+              <w:rPr>
+                <w:highlight w:val="yellow"/>
+                <w:lang w:val="en-US"/>
+              </w:rPr>
+              <w:t>{{</w:t>
+            </w:r>
+            <w:r>
+              <w:rPr>
+                <w:highlight w:val="yellow"/>
+              </w:rPr>
+              <w:t xml:space="preserve"> </w:t>
+            </w:r>
+            <w:proofErr w:type="spellStart"/>
+            <w:r>
+              <w:rPr>
+                <w:highlight w:val="yellow"/>
+              </w:rPr>
+              <w:t>prev_zakl</w:t>
+            </w:r>
+            <w:proofErr w:type="spellEnd"/>
+            <w:r>
+              <w:rPr>
+                <w:highlight w:val="yellow"/>
+              </w:rPr>
+              <w:t xml:space="preserve"> </w:t>
+            </w:r>
+            <w:r>
+              <w:rPr>
+                <w:highlight w:val="yellow"/>
+                <w:lang w:val="en-US"/>
+              </w:rPr>
+              <w:t>}}</w:t>
+            </w:r>
+          </w:p>
+        </w:tc>
+        <w:tc>
+          <w:tcPr>
+            <w:tcW w:w="5341" w:type="dxa"/>
+          </w:tcPr>
+          <w:p>
+            <w:pPr>
+              <w:tabs>
+                <w:tab w:val="left" w:pos="3090"/>
+              </w:tabs>
+            </w:pPr>
+            <w:r>
+              <w:t>Предыдущее заключение.</w:t>
+            </w:r>
+            <w:r>
+              <w:tab/>
+            </w:r>
+          </w:p>
+        </w:tc>
+      </w:tr>
+      <w:tr>
+        <w:tc>
+          <w:tcPr>
+            <w:tcW w:w="5341" w:type="dxa"/>
+          </w:tcPr>
+          <w:p>
+            <w:pPr>
+              <w:rPr>
+                <w:highlight w:val="yellow"/>
+              </w:rPr>
+            </w:pPr>
+            <w:r>
+              <w:rPr>
+                <w:highlight w:val="yellow"/>
+                <w:lang w:val="en-US"/>
+              </w:rPr>
+              <w:t>{{</w:t>
+            </w:r>
+            <w:r>
+              <w:rPr>
+                <w:highlight w:val="yellow"/>
+              </w:rPr>
+              <w:t xml:space="preserve"> </w:t>
+            </w:r>
+            <w:proofErr w:type="spellStart"/>
+            <w:r>
+              <w:rPr>
+                <w:highlight w:val="yellow"/>
+              </w:rPr>
+              <w:t>prev_pg_am</w:t>
+            </w:r>
+            <w:proofErr w:type="spellEnd"/>
+            <w:r>
+              <w:rPr>
+                <w:highlight w:val="yellow"/>
+              </w:rPr>
+              <w:t xml:space="preserve"> </w:t>
+            </w:r>
+            <w:r>
+              <w:rPr>
+                <w:highlight w:val="yellow"/>
+                <w:lang w:val="en-US"/>
+              </w:rPr>
+              <w:t>}}</w:t>
+            </w:r>
+          </w:p>
+        </w:tc>
+        <w:tc>
+          <w:tcPr>
+            <w:tcW w:w="5341" w:type="dxa"/>
+          </w:tcPr>
+          <w:p>
+            <w:pPr>
+              <w:tabs>
+                <w:tab w:val="left" w:pos="3090"/>
+              </w:tabs>
+            </w:pPr>
+            <w:r>
+              <w:t>Количество страниц в пред. заключении.</w:t>
             </w:r>
           </w:p>
         </w:tc>
@@ -1670,23 +2008,55 @@
             <w:tcW w:w="5341" w:type="dxa"/>
           </w:tcPr>
           <w:p>
-            <w:r>
-              <w:rPr>
-                <w:lang w:val="en-US"/>
-              </w:rPr>
-              <w:t xml:space="preserve">{{ </w:t>
-            </w:r>
-            <w:proofErr w:type="spellStart"/>
-            <w:r>
-              <w:rPr>
-                <w:lang w:val="en-US"/>
-              </w:rPr>
-              <w:t>p_rab_MPa</w:t>
-            </w:r>
-            <w:proofErr w:type="spellEnd"/>
-            <w:r>
-              <w:rPr>
-                <w:lang w:val="en-US"/>
+            <w:pPr>
+              <w:rPr>
+                <w:highlight w:val="green"/>
+              </w:rPr>
+            </w:pPr>
+            <w:r>
+              <w:rPr>
+                <w:highlight w:val="green"/>
+              </w:rPr>
+              <w:t xml:space="preserve">{{ </w:t>
+            </w:r>
+            <w:r>
+              <w:rPr>
+                <w:highlight w:val="green"/>
+                <w:lang w:val="en-US"/>
+              </w:rPr>
+              <w:t>p</w:t>
+            </w:r>
+            <w:r>
+              <w:rPr>
+                <w:highlight w:val="green"/>
+              </w:rPr>
+              <w:t>_</w:t>
+            </w:r>
+            <w:proofErr w:type="spellStart"/>
+            <w:r>
+              <w:rPr>
+                <w:highlight w:val="green"/>
+                <w:lang w:val="en-US"/>
+              </w:rPr>
+              <w:t>rab</w:t>
+            </w:r>
+            <w:proofErr w:type="spellEnd"/>
+            <w:r>
+              <w:rPr>
+                <w:highlight w:val="green"/>
+              </w:rPr>
+              <w:t>_</w:t>
+            </w:r>
+            <w:r>
+              <w:rPr>
+                <w:highlight w:val="green"/>
+                <w:lang w:val="en-US"/>
+              </w:rPr>
+              <w:t>MPa</w:t>
+            </w:r>
+            <w:r>
+              <w:rPr>
+                <w:highlight w:val="green"/>
               </w:rPr>
               <w:t xml:space="preserve"> }}</w:t>
             </w:r>
@@ -1711,62 +2081,130 @@
           <w:p>
             <w:pPr>
               <w:rPr>
-                <w:lang w:val="en-US"/>
-              </w:rPr>
-            </w:pPr>
-            <w:r>
-              <w:rPr>
-                <w:lang w:val="en-US"/>
-              </w:rPr>
-              <w:t xml:space="preserve">{{ </w:t>
-            </w:r>
-            <w:proofErr w:type="spellStart"/>
-            <w:r>
-              <w:rPr>
-                <w:lang w:val="en-US"/>
-              </w:rPr>
-              <w:t>p_pnevma</w:t>
-            </w:r>
-            <w:proofErr w:type="spellEnd"/>
-            <w:r>
-              <w:rPr>
-                <w:lang w:val="en-US"/>
-              </w:rPr>
-              <w:t xml:space="preserve"> }}</w:t>
-            </w:r>
-          </w:p>
-        </w:tc>
-        <w:tc>
-          <w:tcPr>
-            <w:tcW w:w="5341" w:type="dxa"/>
-          </w:tcPr>
-          <w:p>
-            <w:r>
-              <w:t>Давление пневматическое.</w:t>
-            </w:r>
-          </w:p>
-        </w:tc>
-      </w:tr>
-      <w:tr>
-        <w:tc>
-          <w:tcPr>
-            <w:tcW w:w="5341" w:type="dxa"/>
-          </w:tcPr>
-          <w:p>
-            <w:pPr>
-              <w:rPr>
-                <w:lang w:val="en-US"/>
-              </w:rPr>
-            </w:pPr>
-            <w:r>
-              <w:rPr>
-                <w:lang w:val="en-US"/>
-              </w:rPr>
-              <w:t xml:space="preserve">{{ </w:t>
-            </w:r>
-            <w:proofErr w:type="spellStart"/>
-            <w:r>
-              <w:rPr>
+                <w:highlight w:val="green"/>
+              </w:rPr>
+            </w:pPr>
+            <w:r>
+              <w:rPr>
+                <w:highlight w:val="green"/>
+              </w:rPr>
+              <w:t xml:space="preserve">{{ </w:t>
+            </w:r>
+            <w:r>
+              <w:rPr>
+                <w:highlight w:val="green"/>
+                <w:lang w:val="en-US"/>
+              </w:rPr>
+              <w:t>p</w:t>
+            </w:r>
+            <w:r>
+              <w:rPr>
+                <w:highlight w:val="green"/>
+              </w:rPr>
+              <w:t>_</w:t>
+            </w:r>
+            <w:proofErr w:type="spellStart"/>
+            <w:r>
+              <w:rPr>
+                <w:highlight w:val="green"/>
+                <w:lang w:val="en-US"/>
+              </w:rPr>
+              <w:t>pnevma</w:t>
+            </w:r>
+            <w:proofErr w:type="spellEnd"/>
+            <w:r>
+              <w:rPr>
+                <w:highlight w:val="green"/>
+              </w:rPr>
+              <w:t xml:space="preserve"> }}</w:t>
+            </w:r>
+          </w:p>
+        </w:tc>
+        <w:tc>
+          <w:tcPr>
+            <w:tcW w:w="5341" w:type="dxa"/>
+          </w:tcPr>
+          <w:p>
+            <w:r>
+              <w:t xml:space="preserve">Давление </w:t>
+            </w:r>
+            <w:r>
+              <w:t>пневматическое в Мпа.</w:t>
+            </w:r>
+          </w:p>
+        </w:tc>
+      </w:tr>
+      <w:tr>
+        <w:tc>
+          <w:tcPr>
+            <w:tcW w:w="5341" w:type="dxa"/>
+          </w:tcPr>
+          <w:p>
+            <w:pPr>
+              <w:rPr>
+                <w:highlight w:val="green"/>
+                <w:lang w:val="en-US"/>
+              </w:rPr>
+            </w:pPr>
+            <w:r>
+              <w:rPr>
+                <w:highlight w:val="green"/>
+                <w:lang w:val="en-US"/>
+              </w:rPr>
+              <w:t xml:space="preserve">{{ </w:t>
+            </w:r>
+            <w:proofErr w:type="spellStart"/>
+            <w:r>
+              <w:rPr>
+                <w:highlight w:val="green"/>
+                <w:lang w:val="en-US"/>
+              </w:rPr>
+              <w:t>p_pnevma_kgs</w:t>
+            </w:r>
+            <w:proofErr w:type="spellEnd"/>
+            <w:r>
+              <w:rPr>
+                <w:highlight w:val="green"/>
+                <w:lang w:val="en-US"/>
+              </w:rPr>
+              <w:t xml:space="preserve"> }}</w:t>
+            </w:r>
+          </w:p>
+        </w:tc>
+        <w:tc>
+          <w:tcPr>
+            <w:tcW w:w="5341" w:type="dxa"/>
+          </w:tcPr>
+          <w:p>
+            <w:r>
+              <w:t>Давление пневматическое в Мпа.</w:t>
+            </w:r>
+          </w:p>
+        </w:tc>
+      </w:tr>
+      <w:tr>
+        <w:tc>
+          <w:tcPr>
+            <w:tcW w:w="5341" w:type="dxa"/>
+          </w:tcPr>
+          <w:p>
+            <w:pPr>
+              <w:rPr>
+                <w:highlight w:val="green"/>
+                <w:lang w:val="en-US"/>
+              </w:rPr>
+            </w:pPr>
+            <w:r>
+              <w:rPr>
+                <w:highlight w:val="green"/>
+                <w:lang w:val="en-US"/>
+              </w:rPr>
+              <w:t xml:space="preserve">{{ </w:t>
+            </w:r>
+            <w:proofErr w:type="spellStart"/>
+            <w:r>
+              <w:rPr>
+                <w:highlight w:val="green"/>
                 <w:lang w:val="en-US"/>
               </w:rPr>
               <w:t>p_gidro</w:t>
@@ -1774,6 +2212,7 @@
             <w:proofErr w:type="spellEnd"/>
             <w:r>
               <w:rPr>
+                <w:highlight w:val="green"/>
                 <w:lang w:val="en-US"/>
               </w:rPr>
               <w:t xml:space="preserve"> }}</w:t>
@@ -1799,18 +2238,21 @@
           <w:p>
             <w:pPr>
               <w:rPr>
-                <w:lang w:val="en-US"/>
-              </w:rPr>
-            </w:pPr>
-            <w:r>
-              <w:rPr>
-                <w:lang w:val="en-US"/>
-              </w:rPr>
-              <w:t xml:space="preserve">{{ </w:t>
-            </w:r>
-            <w:proofErr w:type="spellStart"/>
-            <w:r>
-              <w:rPr>
+                <w:highlight w:val="green"/>
+                <w:lang w:val="en-US"/>
+              </w:rPr>
+            </w:pPr>
+            <w:r>
+              <w:rPr>
+                <w:highlight w:val="green"/>
+                <w:lang w:val="en-US"/>
+              </w:rPr>
+              <w:t xml:space="preserve">{{ </w:t>
+            </w:r>
+            <w:proofErr w:type="spellStart"/>
+            <w:r>
+              <w:rPr>
+                <w:highlight w:val="green"/>
                 <w:lang w:val="en-US"/>
               </w:rPr>
               <w:t>d_vnutr</w:t>
@@ -1818,6 +2260,7 @@
             <w:proofErr w:type="spellEnd"/>
             <w:r>
               <w:rPr>
+                <w:highlight w:val="green"/>
                 <w:lang w:val="en-US"/>
               </w:rPr>
               <w:t xml:space="preserve"> }}</w:t>
@@ -1843,18 +2286,21 @@
           <w:p>
             <w:pPr>
               <w:rPr>
-                <w:lang w:val="en-US"/>
-              </w:rPr>
-            </w:pPr>
-            <w:r>
-              <w:rPr>
-                <w:lang w:val="en-US"/>
-              </w:rPr>
-              <w:t xml:space="preserve">{{ </w:t>
-            </w:r>
-            <w:proofErr w:type="spellStart"/>
-            <w:r>
-              <w:rPr>
+                <w:highlight w:val="green"/>
+                <w:lang w:val="en-US"/>
+              </w:rPr>
+            </w:pPr>
+            <w:r>
+              <w:rPr>
+                <w:highlight w:val="green"/>
+                <w:lang w:val="en-US"/>
+              </w:rPr>
+              <w:t xml:space="preserve">{{ </w:t>
+            </w:r>
+            <w:proofErr w:type="spellStart"/>
+            <w:r>
+              <w:rPr>
+                <w:highlight w:val="green"/>
                 <w:lang w:val="en-US"/>
               </w:rPr>
               <w:t>gost_material</w:t>
@@ -1862,34 +2308,25 @@
             <w:proofErr w:type="spellEnd"/>
             <w:r>
               <w:rPr>
-                <w:lang w:val="en-US"/>
-              </w:rPr>
-              <w:t xml:space="preserve"> }}</w:t>
-            </w:r>
-          </w:p>
-        </w:tc>
-        <w:tc>
-          <w:tcPr>
-            <w:tcW w:w="5341" w:type="dxa"/>
-          </w:tcPr>
-          <w:p>
-            <w:pPr>
-              <w:rPr>
-                <w:lang w:val="en-US"/>
-              </w:rPr>
-            </w:pPr>
+                <w:highlight w:val="green"/>
+                <w:lang w:val="en-US"/>
+              </w:rPr>
+              <w:t xml:space="preserve"> }}</w:t>
+            </w:r>
+          </w:p>
+        </w:tc>
+        <w:tc>
+          <w:tcPr>
+            <w:tcW w:w="5341" w:type="dxa"/>
+          </w:tcPr>
+          <w:p>
             <w:r>
               <w:t xml:space="preserve">ГОСТ, материал. Взять из </w:t>
             </w:r>
             <w:r>
-              <w:t>{</w:t>
-            </w:r>
-            <w:proofErr w:type="gramStart"/>
-            <w:r>
-              <w:t xml:space="preserve">{ </w:t>
-            </w:r>
-            <w:proofErr w:type="spellStart"/>
-            <w:proofErr w:type="gramEnd"/>
+              <w:t xml:space="preserve">{{ </w:t>
+            </w:r>
+            <w:proofErr w:type="spellStart"/>
             <w:r>
               <w:t>gost</w:t>
             </w:r>
@@ -1911,18 +2348,21 @@
           <w:p>
             <w:pPr>
               <w:rPr>
-                <w:lang w:val="en-US"/>
-              </w:rPr>
-            </w:pPr>
-            <w:r>
-              <w:rPr>
-                <w:lang w:val="en-US"/>
-              </w:rPr>
-              <w:t xml:space="preserve">{{ </w:t>
-            </w:r>
-            <w:proofErr w:type="spellStart"/>
-            <w:r>
-              <w:rPr>
+                <w:highlight w:val="green"/>
+                <w:lang w:val="en-US"/>
+              </w:rPr>
+            </w:pPr>
+            <w:r>
+              <w:rPr>
+                <w:highlight w:val="green"/>
+                <w:lang w:val="en-US"/>
+              </w:rPr>
+              <w:t xml:space="preserve">{{ </w:t>
+            </w:r>
+            <w:proofErr w:type="spellStart"/>
+            <w:r>
+              <w:rPr>
+                <w:highlight w:val="green"/>
                 <w:lang w:val="en-US"/>
               </w:rPr>
               <w:t>pred_tek_min</w:t>
@@ -1930,6 +2370,7 @@
             <w:proofErr w:type="spellEnd"/>
             <w:r>
               <w:rPr>
+                <w:highlight w:val="green"/>
                 <w:lang w:val="en-US"/>
               </w:rPr>
               <w:t xml:space="preserve"> }}</w:t>
@@ -1955,18 +2396,21 @@
           <w:p>
             <w:pPr>
               <w:rPr>
-                <w:lang w:val="en-US"/>
-              </w:rPr>
-            </w:pPr>
-            <w:r>
-              <w:rPr>
-                <w:lang w:val="en-US"/>
-              </w:rPr>
-              <w:t xml:space="preserve">{{ </w:t>
-            </w:r>
-            <w:proofErr w:type="spellStart"/>
-            <w:r>
-              <w:rPr>
+                <w:highlight w:val="green"/>
+                <w:lang w:val="en-US"/>
+              </w:rPr>
+            </w:pPr>
+            <w:r>
+              <w:rPr>
+                <w:highlight w:val="green"/>
+                <w:lang w:val="en-US"/>
+              </w:rPr>
+              <w:t xml:space="preserve">{{ </w:t>
+            </w:r>
+            <w:proofErr w:type="spellStart"/>
+            <w:r>
+              <w:rPr>
+                <w:highlight w:val="green"/>
                 <w:lang w:val="en-US"/>
               </w:rPr>
               <w:t>vrem_sopr_min</w:t>
@@ -1974,6 +2418,7 @@
             <w:proofErr w:type="spellEnd"/>
             <w:r>
               <w:rPr>
+                <w:highlight w:val="green"/>
                 <w:lang w:val="en-US"/>
               </w:rPr>
               <w:t xml:space="preserve"> }}</w:t>
@@ -1999,26 +2444,17 @@
           <w:p>
             <w:pPr>
               <w:rPr>
-                <w:lang w:val="en-US"/>
-              </w:rPr>
-            </w:pPr>
-            <w:r>
-              <w:rPr>
-                <w:lang w:val="en-US"/>
-              </w:rPr>
-              <w:t xml:space="preserve">{{ </w:t>
-            </w:r>
-            <w:r>
-              <w:rPr>
-                <w:lang w:val="en-US"/>
-              </w:rPr>
-              <w:t>sigma</w:t>
-            </w:r>
-            <w:r>
-              <w:rPr>
-                <w:lang w:val="en-US"/>
-              </w:rPr>
-              <w:t xml:space="preserve"> }}</w:t>
+                <w:highlight w:val="green"/>
+                <w:lang w:val="en-US"/>
+              </w:rPr>
+            </w:pPr>
+            <w:r>
+              <w:rPr>
+                <w:highlight w:val="green"/>
+                <w:lang w:val="en-US"/>
+              </w:rPr>
+              <w:lastRenderedPageBreak/>
+              <w:t>{{ sigma }}</w:t>
             </w:r>
           </w:p>
         </w:tc>
@@ -2041,18 +2477,21 @@
           <w:p>
             <w:pPr>
               <w:rPr>
-                <w:lang w:val="en-US"/>
-              </w:rPr>
-            </w:pPr>
-            <w:r>
-              <w:rPr>
-                <w:lang w:val="en-US"/>
-              </w:rPr>
-              <w:t xml:space="preserve">{{ </w:t>
-            </w:r>
-            <w:proofErr w:type="spellStart"/>
-            <w:r>
-              <w:rPr>
+                <w:highlight w:val="green"/>
+                <w:lang w:val="en-US"/>
+              </w:rPr>
+            </w:pPr>
+            <w:r>
+              <w:rPr>
+                <w:highlight w:val="green"/>
+                <w:lang w:val="en-US"/>
+              </w:rPr>
+              <w:t xml:space="preserve">{{ </w:t>
+            </w:r>
+            <w:proofErr w:type="spellStart"/>
+            <w:r>
+              <w:rPr>
+                <w:highlight w:val="green"/>
                 <w:lang w:val="en-US"/>
               </w:rPr>
               <w:t>sigma_gidro</w:t>
@@ -2060,6 +2499,7 @@
             <w:proofErr w:type="spellEnd"/>
             <w:r>
               <w:rPr>
+                <w:highlight w:val="green"/>
                 <w:lang w:val="en-US"/>
               </w:rPr>
               <w:t xml:space="preserve"> }}</w:t>
@@ -2093,18 +2533,21 @@
           <w:p>
             <w:pPr>
               <w:rPr>
-                <w:lang w:val="en-US"/>
-              </w:rPr>
-            </w:pPr>
-            <w:r>
-              <w:rPr>
-                <w:lang w:val="en-US"/>
-              </w:rPr>
-              <w:t xml:space="preserve">{{ </w:t>
-            </w:r>
-            <w:proofErr w:type="spellStart"/>
-            <w:r>
-              <w:rPr>
+                <w:highlight w:val="green"/>
+                <w:lang w:val="en-US"/>
+              </w:rPr>
+            </w:pPr>
+            <w:r>
+              <w:rPr>
+                <w:highlight w:val="green"/>
+                <w:lang w:val="en-US"/>
+              </w:rPr>
+              <w:t xml:space="preserve">{{ </w:t>
+            </w:r>
+            <w:proofErr w:type="spellStart"/>
+            <w:r>
+              <w:rPr>
+                <w:highlight w:val="green"/>
                 <w:lang w:val="en-US"/>
               </w:rPr>
               <w:t>s_rasch</w:t>
@@ -2112,6 +2555,7 @@
             <w:proofErr w:type="spellEnd"/>
             <w:r>
               <w:rPr>
+                <w:highlight w:val="green"/>
                 <w:lang w:val="en-US"/>
               </w:rPr>
               <w:t xml:space="preserve"> }}</w:t>
@@ -2143,18 +2587,21 @@
           <w:p>
             <w:pPr>
               <w:rPr>
-                <w:lang w:val="en-US"/>
-              </w:rPr>
-            </w:pPr>
-            <w:r>
-              <w:rPr>
-                <w:lang w:val="en-US"/>
-              </w:rPr>
-              <w:t xml:space="preserve">{{ </w:t>
-            </w:r>
-            <w:proofErr w:type="spellStart"/>
-            <w:r>
-              <w:rPr>
+                <w:highlight w:val="green"/>
+                <w:lang w:val="en-US"/>
+              </w:rPr>
+            </w:pPr>
+            <w:r>
+              <w:rPr>
+                <w:highlight w:val="green"/>
+                <w:lang w:val="en-US"/>
+              </w:rPr>
+              <w:t xml:space="preserve">{{ </w:t>
+            </w:r>
+            <w:proofErr w:type="spellStart"/>
+            <w:r>
+              <w:rPr>
+                <w:highlight w:val="green"/>
                 <w:lang w:val="en-US"/>
               </w:rPr>
               <w:t>s_rasch_gidro</w:t>
@@ -2162,6 +2609,7 @@
             <w:proofErr w:type="spellEnd"/>
             <w:r>
               <w:rPr>
+                <w:highlight w:val="green"/>
                 <w:lang w:val="en-US"/>
               </w:rPr>
               <w:t xml:space="preserve"> }}</w:t>
@@ -2201,18 +2649,21 @@
           <w:p>
             <w:pPr>
               <w:rPr>
-                <w:lang w:val="en-US"/>
-              </w:rPr>
-            </w:pPr>
-            <w:r>
-              <w:rPr>
-                <w:lang w:val="en-US"/>
-              </w:rPr>
-              <w:t xml:space="preserve">{{ </w:t>
-            </w:r>
-            <w:proofErr w:type="spellStart"/>
-            <w:r>
-              <w:rPr>
+                <w:highlight w:val="green"/>
+                <w:lang w:val="en-US"/>
+              </w:rPr>
+            </w:pPr>
+            <w:r>
+              <w:rPr>
+                <w:highlight w:val="green"/>
+                <w:lang w:val="en-US"/>
+              </w:rPr>
+              <w:t xml:space="preserve">{{ </w:t>
+            </w:r>
+            <w:proofErr w:type="spellStart"/>
+            <w:r>
+              <w:rPr>
+                <w:highlight w:val="green"/>
                 <w:lang w:val="en-US"/>
               </w:rPr>
               <w:t>s_max_rasch</w:t>
@@ -2220,6 +2671,7 @@
             <w:proofErr w:type="spellEnd"/>
             <w:r>
               <w:rPr>
+                <w:highlight w:val="green"/>
                 <w:lang w:val="en-US"/>
               </w:rPr>
               <w:t xml:space="preserve"> }}</w:t>
@@ -2248,7 +2700,6 @@
     <w:p>
       <w:proofErr w:type="spellStart"/>
       <w:r>
-        <w:lastRenderedPageBreak/>
         <w:t>Плейсхолдеры</w:t>
       </w:r>
       <w:proofErr w:type="spellEnd"/>
@@ -2296,15 +2747,23 @@
             <w:tcW w:w="5341" w:type="dxa"/>
           </w:tcPr>
           <w:p>
-            <w:r>
-              <w:rPr>
-                <w:lang w:val="en-US"/>
-              </w:rPr>
-              <w:t xml:space="preserve">{{ </w:t>
-            </w:r>
-            <w:proofErr w:type="spellStart"/>
-            <w:r>
-              <w:rPr>
+            <w:pPr>
+              <w:rPr>
+                <w:highlight w:val="magenta"/>
+              </w:rPr>
+            </w:pPr>
+            <w:bookmarkStart w:id="0" w:name="_GoBack"/>
+            <w:r>
+              <w:rPr>
+                <w:highlight w:val="magenta"/>
+                <w:lang w:val="en-US"/>
+              </w:rPr>
+              <w:t xml:space="preserve">{{ </w:t>
+            </w:r>
+            <w:proofErr w:type="spellStart"/>
+            <w:r>
+              <w:rPr>
+                <w:highlight w:val="magenta"/>
                 <w:lang w:val="en-US"/>
               </w:rPr>
               <w:t>a_corr</w:t>
@@ -2312,10 +2771,12 @@
             <w:proofErr w:type="spellEnd"/>
             <w:r>
               <w:rPr>
-                <w:lang w:val="en-US"/>
-              </w:rPr>
-              <w:t xml:space="preserve"> }}</w:t>
-            </w:r>
+                <w:highlight w:val="magenta"/>
+                <w:lang w:val="en-US"/>
+              </w:rPr>
+              <w:t xml:space="preserve"> }}</w:t>
+            </w:r>
+            <w:bookmarkEnd w:id="0"/>
           </w:p>
         </w:tc>
         <w:tc>
@@ -2337,60 +2798,52 @@
           <w:p>
             <w:pPr>
               <w:rPr>
-                <w:lang w:val="en-US"/>
-              </w:rPr>
-            </w:pPr>
-            <w:r>
-              <w:rPr>
-                <w:lang w:val="en-US"/>
-              </w:rPr>
-              <w:t xml:space="preserve">{{ </w:t>
-            </w:r>
-            <w:r>
-              <w:rPr>
-                <w:lang w:val="en-US"/>
-              </w:rPr>
-              <w:t>c0_plus_dop</w:t>
-            </w:r>
-            <w:r>
-              <w:rPr>
-                <w:lang w:val="en-US"/>
-              </w:rPr>
-              <w:t xml:space="preserve"> }}</w:t>
-            </w:r>
-          </w:p>
-        </w:tc>
-        <w:tc>
-          <w:tcPr>
-            <w:tcW w:w="5341" w:type="dxa"/>
-          </w:tcPr>
-          <w:p>
-            <w:proofErr w:type="gramStart"/>
-            <w:r>
-              <w:t>Со</w:t>
-            </w:r>
-            <w:proofErr w:type="gramEnd"/>
-            <w:r>
-              <w:t xml:space="preserve"> – допуск на толщину стенки.</w:t>
-            </w:r>
-          </w:p>
-        </w:tc>
-      </w:tr>
-      <w:tr>
-        <w:tc>
-          <w:tcPr>
-            <w:tcW w:w="5341" w:type="dxa"/>
-          </w:tcPr>
-          <w:p>
-            <w:r>
-              <w:rPr>
-                <w:lang w:val="en-US"/>
-              </w:rPr>
-              <w:t xml:space="preserve">{{ </w:t>
-            </w:r>
-            <w:proofErr w:type="spellStart"/>
-            <w:r>
-              <w:rPr>
+                <w:highlight w:val="magenta"/>
+                <w:lang w:val="en-US"/>
+              </w:rPr>
+            </w:pPr>
+            <w:r>
+              <w:rPr>
+                <w:highlight w:val="magenta"/>
+                <w:lang w:val="en-US"/>
+              </w:rPr>
+              <w:t>{{ c0_plus_dop }}</w:t>
+            </w:r>
+          </w:p>
+        </w:tc>
+        <w:tc>
+          <w:tcPr>
+            <w:tcW w:w="5341" w:type="dxa"/>
+          </w:tcPr>
+          <w:p>
+            <w:r>
+              <w:t>Со – допуск на толщину стенки.</w:t>
+            </w:r>
+          </w:p>
+        </w:tc>
+      </w:tr>
+      <w:tr>
+        <w:tc>
+          <w:tcPr>
+            <w:tcW w:w="5341" w:type="dxa"/>
+          </w:tcPr>
+          <w:p>
+            <w:pPr>
+              <w:rPr>
+                <w:highlight w:val="magenta"/>
+              </w:rPr>
+            </w:pPr>
+            <w:r>
+              <w:rPr>
+                <w:highlight w:val="magenta"/>
+                <w:lang w:val="en-US"/>
+              </w:rPr>
+              <w:t xml:space="preserve">{{ </w:t>
+            </w:r>
+            <w:proofErr w:type="spellStart"/>
+            <w:r>
+              <w:rPr>
+                <w:highlight w:val="magenta"/>
                 <w:lang w:val="en-US"/>
               </w:rPr>
               <w:t>tk_years</w:t>
@@ -2398,6 +2851,7 @@
             <w:proofErr w:type="spellEnd"/>
             <w:r>
               <w:rPr>
+                <w:highlight w:val="magenta"/>
                 <w:lang w:val="en-US"/>
               </w:rPr>
               <w:t xml:space="preserve"> }}</w:t>
@@ -2437,18 +2891,21 @@
           <w:p>
             <w:pPr>
               <w:rPr>
-                <w:lang w:val="en-US"/>
-              </w:rPr>
-            </w:pPr>
-            <w:r>
-              <w:rPr>
-                <w:lang w:val="en-US"/>
-              </w:rPr>
-              <w:t xml:space="preserve">{{ </w:t>
-            </w:r>
-            <w:proofErr w:type="spellStart"/>
-            <w:r>
-              <w:rPr>
+                <w:highlight w:val="magenta"/>
+                <w:lang w:val="en-US"/>
+              </w:rPr>
+            </w:pPr>
+            <w:r>
+              <w:rPr>
+                <w:highlight w:val="magenta"/>
+                <w:lang w:val="en-US"/>
+              </w:rPr>
+              <w:t xml:space="preserve">{{ </w:t>
+            </w:r>
+            <w:proofErr w:type="spellStart"/>
+            <w:r>
+              <w:rPr>
+                <w:highlight w:val="magenta"/>
                 <w:lang w:val="en-US"/>
               </w:rPr>
               <w:t>tk_just</w:t>
@@ -2456,6 +2913,7 @@
             <w:proofErr w:type="spellEnd"/>
             <w:r>
               <w:rPr>
+                <w:highlight w:val="magenta"/>
                 <w:lang w:val="en-US"/>
               </w:rPr>
               <w:t xml:space="preserve"> }}</w:t>
@@ -2479,8 +2937,6 @@
             <w:r>
               <w:t>.</w:t>
             </w:r>
-            <w:bookmarkStart w:id="0" w:name="_GoBack"/>
-            <w:bookmarkEnd w:id="0"/>
           </w:p>
         </w:tc>
       </w:tr>
@@ -2497,7 +2953,7 @@
 </file>
 
 <file path=word/styles.xml><?xml version="1.0" encoding="utf-8"?>
-<w:styles xmlns:mc="http://schemas.openxmlformats.org/markup-compatibility/2006" xmlns:r="http://schemas.openxmlformats.org/officeDocument/2006/relationships" xmlns:w="http://schemas.openxmlformats.org/wordprocessingml/2006/main" xmlns:w14="http://schemas.microsoft.com/office/word/2010/wordml" mc:Ignorable="w14">
+<w:styles xmlns:mc="http://schemas.openxmlformats.org/markup-compatibility/2006" xmlns:r="http://schemas.openxmlformats.org/officeDocument/2006/relationships" xmlns:w="http://schemas.openxmlformats.org/wordprocessingml/2006/main" xmlns:w14="http://schemas.microsoft.com/office/word/2010/wordml" xmlns:w15="http://schemas.microsoft.com/office/word/2012/wordml" xmlns:w16se="http://schemas.microsoft.com/office/word/2015/wordml/symex" mc:Ignorable="w14 w15 w16se">
   <w:docDefaults>
     <w:rPrDefault>
       <w:rPr>
@@ -2507,144 +2963,378 @@
     </w:rPrDefault>
     <w:pPrDefault/>
   </w:docDefaults>
-  <w:latentStyles w:defLockedState="0" w:defUIPriority="99" w:defSemiHidden="1" w:defUnhideWhenUsed="1" w:defQFormat="0" w:count="267">
-    <w:lsdException w:name="Normal" w:semiHidden="0" w:uiPriority="0" w:unhideWhenUsed="0" w:qFormat="1"/>
-    <w:lsdException w:name="heading 1" w:semiHidden="0" w:uiPriority="0" w:unhideWhenUsed="0" w:qFormat="1"/>
-    <w:lsdException w:name="heading 2" w:uiPriority="0" w:qFormat="1"/>
-    <w:lsdException w:name="heading 3" w:uiPriority="0" w:qFormat="1"/>
-    <w:lsdException w:name="heading 4" w:uiPriority="0" w:qFormat="1"/>
-    <w:lsdException w:name="heading 5" w:uiPriority="0" w:qFormat="1"/>
-    <w:lsdException w:name="heading 6" w:uiPriority="0" w:qFormat="1"/>
-    <w:lsdException w:name="heading 7" w:uiPriority="0" w:qFormat="1"/>
-    <w:lsdException w:name="heading 8" w:uiPriority="0" w:qFormat="1"/>
-    <w:lsdException w:name="heading 9" w:uiPriority="0" w:qFormat="1"/>
-    <w:lsdException w:name="toc 1" w:uiPriority="39"/>
-    <w:lsdException w:name="toc 2" w:uiPriority="39"/>
-    <w:lsdException w:name="toc 3" w:uiPriority="39"/>
-    <w:lsdException w:name="toc 4" w:uiPriority="39"/>
-    <w:lsdException w:name="toc 5" w:uiPriority="39"/>
-    <w:lsdException w:name="toc 6" w:uiPriority="39"/>
-    <w:lsdException w:name="toc 7" w:uiPriority="39"/>
-    <w:lsdException w:name="toc 8" w:uiPriority="39"/>
-    <w:lsdException w:name="toc 9" w:uiPriority="39"/>
-    <w:lsdException w:name="caption" w:uiPriority="0" w:qFormat="1"/>
-    <w:lsdException w:name="Title" w:semiHidden="0" w:uiPriority="0" w:unhideWhenUsed="0" w:qFormat="1"/>
-    <w:lsdException w:name="Default Paragraph Font" w:uiPriority="1"/>
-    <w:lsdException w:name="Subtitle" w:semiHidden="0" w:uiPriority="0" w:unhideWhenUsed="0" w:qFormat="1"/>
-    <w:lsdException w:name="Strong" w:semiHidden="0" w:uiPriority="0" w:unhideWhenUsed="0" w:qFormat="1"/>
-    <w:lsdException w:name="Emphasis" w:semiHidden="0" w:uiPriority="0" w:unhideWhenUsed="0" w:qFormat="1"/>
-    <w:lsdException w:name="Table Grid" w:semiHidden="0" w:uiPriority="59" w:unhideWhenUsed="0"/>
-    <w:lsdException w:name="Placeholder Text" w:unhideWhenUsed="0"/>
-    <w:lsdException w:name="No Spacing" w:semiHidden="0" w:uiPriority="1" w:unhideWhenUsed="0" w:qFormat="1"/>
-    <w:lsdException w:name="Light Shading" w:semiHidden="0" w:uiPriority="60" w:unhideWhenUsed="0"/>
-    <w:lsdException w:name="Light List" w:semiHidden="0" w:uiPriority="61" w:unhideWhenUsed="0"/>
-    <w:lsdException w:name="Light Grid" w:semiHidden="0" w:uiPriority="62" w:unhideWhenUsed="0"/>
-    <w:lsdException w:name="Medium Shading 1" w:semiHidden="0" w:uiPriority="63" w:unhideWhenUsed="0"/>
-    <w:lsdException w:name="Medium Shading 2" w:semiHidden="0" w:uiPriority="64" w:unhideWhenUsed="0"/>
-    <w:lsdException w:name="Medium List 1" w:semiHidden="0" w:uiPriority="65" w:unhideWhenUsed="0"/>
-    <w:lsdException w:name="Medium List 2" w:semiHidden="0" w:uiPriority="66" w:unhideWhenUsed="0"/>
-    <w:lsdException w:name="Medium Grid 1" w:semiHidden="0" w:uiPriority="67" w:unhideWhenUsed="0"/>
-    <w:lsdException w:name="Medium Grid 2" w:semiHidden="0" w:uiPriority="68" w:unhideWhenUsed="0"/>
-    <w:lsdException w:name="Medium Grid 3" w:semiHidden="0" w:uiPriority="69" w:unhideWhenUsed="0"/>
-    <w:lsdException w:name="Dark List" w:semiHidden="0" w:uiPriority="70" w:unhideWhenUsed="0"/>
-    <w:lsdException w:name="Colorful Shading" w:semiHidden="0" w:uiPriority="71" w:unhideWhenUsed="0"/>
-    <w:lsdException w:name="Colorful List" w:semiHidden="0" w:uiPriority="72" w:unhideWhenUsed="0"/>
-    <w:lsdException w:name="Colorful Grid" w:semiHidden="0" w:uiPriority="73" w:unhideWhenUsed="0"/>
-    <w:lsdException w:name="Light Shading Accent 1" w:semiHidden="0" w:uiPriority="60" w:unhideWhenUsed="0"/>
-    <w:lsdException w:name="Light List Accent 1" w:semiHidden="0" w:uiPriority="61" w:unhideWhenUsed="0"/>
-    <w:lsdException w:name="Light Grid Accent 1" w:semiHidden="0" w:uiPriority="62" w:unhideWhenUsed="0"/>
-    <w:lsdException w:name="Medium Shading 1 Accent 1" w:semiHidden="0" w:uiPriority="63" w:unhideWhenUsed="0"/>
-    <w:lsdException w:name="Medium Shading 2 Accent 1" w:semiHidden="0" w:uiPriority="64" w:unhideWhenUsed="0"/>
-    <w:lsdException w:name="Medium List 1 Accent 1" w:semiHidden="0" w:uiPriority="65" w:unhideWhenUsed="0"/>
-    <w:lsdException w:name="Revision" w:unhideWhenUsed="0"/>
-    <w:lsdException w:name="List Paragraph" w:semiHidden="0" w:uiPriority="34" w:unhideWhenUsed="0" w:qFormat="1"/>
-    <w:lsdException w:name="Quote" w:semiHidden="0" w:uiPriority="29" w:unhideWhenUsed="0" w:qFormat="1"/>
-    <w:lsdException w:name="Intense Quote" w:semiHidden="0" w:uiPriority="30" w:unhideWhenUsed="0" w:qFormat="1"/>
-    <w:lsdException w:name="Medium List 2 Accent 1" w:semiHidden="0" w:uiPriority="66" w:unhideWhenUsed="0"/>
-    <w:lsdException w:name="Medium Grid 1 Accent 1" w:semiHidden="0" w:uiPriority="67" w:unhideWhenUsed="0"/>
-    <w:lsdException w:name="Medium Grid 2 Accent 1" w:semiHidden="0" w:uiPriority="68" w:unhideWhenUsed="0"/>
-    <w:lsdException w:name="Medium Grid 3 Accent 1" w:semiHidden="0" w:uiPriority="69" w:unhideWhenUsed="0"/>
-    <w:lsdException w:name="Dark List Accent 1" w:semiHidden="0" w:uiPriority="70" w:unhideWhenUsed="0"/>
-    <w:lsdException w:name="Colorful Shading Accent 1" w:semiHidden="0" w:uiPriority="71" w:unhideWhenUsed="0"/>
-    <w:lsdException w:name="Colorful List Accent 1" w:semiHidden="0" w:uiPriority="72" w:unhideWhenUsed="0"/>
-    <w:lsdException w:name="Colorful Grid Accent 1" w:semiHidden="0" w:uiPriority="73" w:unhideWhenUsed="0"/>
-    <w:lsdException w:name="Light Shading Accent 2" w:semiHidden="0" w:uiPriority="60" w:unhideWhenUsed="0"/>
-    <w:lsdException w:name="Light List Accent 2" w:semiHidden="0" w:uiPriority="61" w:unhideWhenUsed="0"/>
-    <w:lsdException w:name="Light Grid Accent 2" w:semiHidden="0" w:uiPriority="62" w:unhideWhenUsed="0"/>
-    <w:lsdException w:name="Medium Shading 1 Accent 2" w:semiHidden="0" w:uiPriority="63" w:unhideWhenUsed="0"/>
-    <w:lsdException w:name="Medium Shading 2 Accent 2" w:semiHidden="0" w:uiPriority="64" w:unhideWhenUsed="0"/>
-    <w:lsdException w:name="Medium List 1 Accent 2" w:semiHidden="0" w:uiPriority="65" w:unhideWhenUsed="0"/>
-    <w:lsdException w:name="Medium List 2 Accent 2" w:semiHidden="0" w:uiPriority="66" w:unhideWhenUsed="0"/>
-    <w:lsdException w:name="Medium Grid 1 Accent 2" w:semiHidden="0" w:uiPriority="67" w:unhideWhenUsed="0"/>
-    <w:lsdException w:name="Medium Grid 2 Accent 2" w:semiHidden="0" w:uiPriority="68" w:unhideWhenUsed="0"/>
-    <w:lsdException w:name="Medium Grid 3 Accent 2" w:semiHidden="0" w:uiPriority="69" w:unhideWhenUsed="0"/>
-    <w:lsdException w:name="Dark List Accent 2" w:semiHidden="0" w:uiPriority="70" w:unhideWhenUsed="0"/>
-    <w:lsdException w:name="Colorful Shading Accent 2" w:semiHidden="0" w:uiPriority="71" w:unhideWhenUsed="0"/>
-    <w:lsdException w:name="Colorful List Accent 2" w:semiHidden="0" w:uiPriority="72" w:unhideWhenUsed="0"/>
-    <w:lsdException w:name="Colorful Grid Accent 2" w:semiHidden="0" w:uiPriority="73" w:unhideWhenUsed="0"/>
-    <w:lsdException w:name="Light Shading Accent 3" w:semiHidden="0" w:uiPriority="60" w:unhideWhenUsed="0"/>
-    <w:lsdException w:name="Light List Accent 3" w:semiHidden="0" w:uiPriority="61" w:unhideWhenUsed="0"/>
-    <w:lsdException w:name="Light Grid Accent 3" w:semiHidden="0" w:uiPriority="62" w:unhideWhenUsed="0"/>
-    <w:lsdException w:name="Medium Shading 1 Accent 3" w:semiHidden="0" w:uiPriority="63" w:unhideWhenUsed="0"/>
-    <w:lsdException w:name="Medium Shading 2 Accent 3" w:semiHidden="0" w:uiPriority="64" w:unhideWhenUsed="0"/>
-    <w:lsdException w:name="Medium List 1 Accent 3" w:semiHidden="0" w:uiPriority="65" w:unhideWhenUsed="0"/>
-    <w:lsdException w:name="Medium List 2 Accent 3" w:semiHidden="0" w:uiPriority="66" w:unhideWhenUsed="0"/>
-    <w:lsdException w:name="Medium Grid 1 Accent 3" w:semiHidden="0" w:uiPriority="67" w:unhideWhenUsed="0"/>
-    <w:lsdException w:name="Medium Grid 2 Accent 3" w:semiHidden="0" w:uiPriority="68" w:unhideWhenUsed="0"/>
-    <w:lsdException w:name="Medium Grid 3 Accent 3" w:semiHidden="0" w:uiPriority="69" w:unhideWhenUsed="0"/>
-    <w:lsdException w:name="Dark List Accent 3" w:semiHidden="0" w:uiPriority="70" w:unhideWhenUsed="0"/>
-    <w:lsdException w:name="Colorful Shading Accent 3" w:semiHidden="0" w:uiPriority="71" w:unhideWhenUsed="0"/>
-    <w:lsdException w:name="Colorful List Accent 3" w:semiHidden="0" w:uiPriority="72" w:unhideWhenUsed="0"/>
-    <w:lsdException w:name="Colorful Grid Accent 3" w:semiHidden="0" w:uiPriority="73" w:unhideWhenUsed="0"/>
-    <w:lsdException w:name="Light Shading Accent 4" w:semiHidden="0" w:uiPriority="60" w:unhideWhenUsed="0"/>
-    <w:lsdException w:name="Light List Accent 4" w:semiHidden="0" w:uiPriority="61" w:unhideWhenUsed="0"/>
-    <w:lsdException w:name="Light Grid Accent 4" w:semiHidden="0" w:uiPriority="62" w:unhideWhenUsed="0"/>
-    <w:lsdException w:name="Medium Shading 1 Accent 4" w:semiHidden="0" w:uiPriority="63" w:unhideWhenUsed="0"/>
-    <w:lsdException w:name="Medium Shading 2 Accent 4" w:semiHidden="0" w:uiPriority="64" w:unhideWhenUsed="0"/>
-    <w:lsdException w:name="Medium List 1 Accent 4" w:semiHidden="0" w:uiPriority="65" w:unhideWhenUsed="0"/>
-    <w:lsdException w:name="Medium List 2 Accent 4" w:semiHidden="0" w:uiPriority="66" w:unhideWhenUsed="0"/>
-    <w:lsdException w:name="Medium Grid 1 Accent 4" w:semiHidden="0" w:uiPriority="67" w:unhideWhenUsed="0"/>
-    <w:lsdException w:name="Medium Grid 2 Accent 4" w:semiHidden="0" w:uiPriority="68" w:unhideWhenUsed="0"/>
-    <w:lsdException w:name="Medium Grid 3 Accent 4" w:semiHidden="0" w:uiPriority="69" w:unhideWhenUsed="0"/>
-    <w:lsdException w:name="Dark List Accent 4" w:semiHidden="0" w:uiPriority="70" w:unhideWhenUsed="0"/>
-    <w:lsdException w:name="Colorful Shading Accent 4" w:semiHidden="0" w:uiPriority="71" w:unhideWhenUsed="0"/>
-    <w:lsdException w:name="Colorful List Accent 4" w:semiHidden="0" w:uiPriority="72" w:unhideWhenUsed="0"/>
-    <w:lsdException w:name="Colorful Grid Accent 4" w:semiHidden="0" w:uiPriority="73" w:unhideWhenUsed="0"/>
-    <w:lsdException w:name="Light Shading Accent 5" w:semiHidden="0" w:uiPriority="60" w:unhideWhenUsed="0"/>
-    <w:lsdException w:name="Light List Accent 5" w:semiHidden="0" w:uiPriority="61" w:unhideWhenUsed="0"/>
-    <w:lsdException w:name="Light Grid Accent 5" w:semiHidden="0" w:uiPriority="62" w:unhideWhenUsed="0"/>
-    <w:lsdException w:name="Medium Shading 1 Accent 5" w:semiHidden="0" w:uiPriority="63" w:unhideWhenUsed="0"/>
-    <w:lsdException w:name="Medium Shading 2 Accent 5" w:semiHidden="0" w:uiPriority="64" w:unhideWhenUsed="0"/>
-    <w:lsdException w:name="Medium List 1 Accent 5" w:semiHidden="0" w:uiPriority="65" w:unhideWhenUsed="0"/>
-    <w:lsdException w:name="Medium List 2 Accent 5" w:semiHidden="0" w:uiPriority="66" w:unhideWhenUsed="0"/>
-    <w:lsdException w:name="Medium Grid 1 Accent 5" w:semiHidden="0" w:uiPriority="67" w:unhideWhenUsed="0"/>
-    <w:lsdException w:name="Medium Grid 2 Accent 5" w:semiHidden="0" w:uiPriority="68" w:unhideWhenUsed="0"/>
-    <w:lsdException w:name="Medium Grid 3 Accent 5" w:semiHidden="0" w:uiPriority="69" w:unhideWhenUsed="0"/>
-    <w:lsdException w:name="Dark List Accent 5" w:semiHidden="0" w:uiPriority="70" w:unhideWhenUsed="0"/>
-    <w:lsdException w:name="Colorful Shading Accent 5" w:semiHidden="0" w:uiPriority="71" w:unhideWhenUsed="0"/>
-    <w:lsdException w:name="Colorful List Accent 5" w:semiHidden="0" w:uiPriority="72" w:unhideWhenUsed="0"/>
-    <w:lsdException w:name="Colorful Grid Accent 5" w:semiHidden="0" w:uiPriority="73" w:unhideWhenUsed="0"/>
-    <w:lsdException w:name="Light Shading Accent 6" w:semiHidden="0" w:uiPriority="60" w:unhideWhenUsed="0"/>
-    <w:lsdException w:name="Light List Accent 6" w:semiHidden="0" w:uiPriority="61" w:unhideWhenUsed="0"/>
-    <w:lsdException w:name="Light Grid Accent 6" w:semiHidden="0" w:uiPriority="62" w:unhideWhenUsed="0"/>
-    <w:lsdException w:name="Medium Shading 1 Accent 6" w:semiHidden="0" w:uiPriority="63" w:unhideWhenUsed="0"/>
-    <w:lsdException w:name="Medium Shading 2 Accent 6" w:semiHidden="0" w:uiPriority="64" w:unhideWhenUsed="0"/>
-    <w:lsdException w:name="Medium List 1 Accent 6" w:semiHidden="0" w:uiPriority="65" w:unhideWhenUsed="0"/>
-    <w:lsdException w:name="Medium List 2 Accent 6" w:semiHidden="0" w:uiPriority="66" w:unhideWhenUsed="0"/>
-    <w:lsdException w:name="Medium Grid 1 Accent 6" w:semiHidden="0" w:uiPriority="67" w:unhideWhenUsed="0"/>
-    <w:lsdException w:name="Medium Grid 2 Accent 6" w:semiHidden="0" w:uiPriority="68" w:unhideWhenUsed="0"/>
-    <w:lsdException w:name="Medium Grid 3 Accent 6" w:semiHidden="0" w:uiPriority="69" w:unhideWhenUsed="0"/>
-    <w:lsdException w:name="Dark List Accent 6" w:semiHidden="0" w:uiPriority="70" w:unhideWhenUsed="0"/>
-    <w:lsdException w:name="Colorful Shading Accent 6" w:semiHidden="0" w:uiPriority="71" w:unhideWhenUsed="0"/>
-    <w:lsdException w:name="Colorful List Accent 6" w:semiHidden="0" w:uiPriority="72" w:unhideWhenUsed="0"/>
-    <w:lsdException w:name="Colorful Grid Accent 6" w:semiHidden="0" w:uiPriority="73" w:unhideWhenUsed="0"/>
-    <w:lsdException w:name="Subtle Emphasis" w:semiHidden="0" w:uiPriority="19" w:unhideWhenUsed="0" w:qFormat="1"/>
-    <w:lsdException w:name="Intense Emphasis" w:semiHidden="0" w:uiPriority="21" w:unhideWhenUsed="0" w:qFormat="1"/>
-    <w:lsdException w:name="Subtle Reference" w:semiHidden="0" w:uiPriority="31" w:unhideWhenUsed="0" w:qFormat="1"/>
-    <w:lsdException w:name="Intense Reference" w:semiHidden="0" w:uiPriority="32" w:unhideWhenUsed="0" w:qFormat="1"/>
-    <w:lsdException w:name="Book Title" w:semiHidden="0" w:uiPriority="33" w:unhideWhenUsed="0" w:qFormat="1"/>
-    <w:lsdException w:name="Bibliography" w:uiPriority="37"/>
-    <w:lsdException w:name="TOC Heading" w:uiPriority="39" w:qFormat="1"/>
+  <w:latentStyles w:defLockedState="0" w:defUIPriority="99" w:defSemiHidden="0" w:defUnhideWhenUsed="0" w:defQFormat="0" w:count="371">
+    <w:lsdException w:name="Normal" w:uiPriority="0" w:qFormat="1"/>
+    <w:lsdException w:name="heading 1" w:uiPriority="0" w:qFormat="1"/>
+    <w:lsdException w:name="heading 2" w:semiHidden="1" w:uiPriority="0" w:unhideWhenUsed="1" w:qFormat="1"/>
+    <w:lsdException w:name="heading 3" w:semiHidden="1" w:uiPriority="0" w:unhideWhenUsed="1" w:qFormat="1"/>
+    <w:lsdException w:name="heading 4" w:semiHidden="1" w:uiPriority="0" w:unhideWhenUsed="1" w:qFormat="1"/>
+    <w:lsdException w:name="heading 5" w:semiHidden="1" w:uiPriority="0" w:unhideWhenUsed="1" w:qFormat="1"/>
+    <w:lsdException w:name="heading 6" w:semiHidden="1" w:uiPriority="0" w:unhideWhenUsed="1" w:qFormat="1"/>
+    <w:lsdException w:name="heading 7" w:semiHidden="1" w:uiPriority="0" w:unhideWhenUsed="1" w:qFormat="1"/>
+    <w:lsdException w:name="heading 8" w:semiHidden="1" w:uiPriority="0" w:unhideWhenUsed="1" w:qFormat="1"/>
+    <w:lsdException w:name="heading 9" w:semiHidden="1" w:uiPriority="0" w:unhideWhenUsed="1" w:qFormat="1"/>
+    <w:lsdException w:name="index 1" w:semiHidden="1" w:unhideWhenUsed="1"/>
+    <w:lsdException w:name="index 2" w:semiHidden="1" w:unhideWhenUsed="1"/>
+    <w:lsdException w:name="index 3" w:semiHidden="1" w:unhideWhenUsed="1"/>
+    <w:lsdException w:name="index 4" w:semiHidden="1" w:unhideWhenUsed="1"/>
+    <w:lsdException w:name="index 5" w:semiHidden="1" w:unhideWhenUsed="1"/>
+    <w:lsdException w:name="index 6" w:semiHidden="1" w:unhideWhenUsed="1"/>
+    <w:lsdException w:name="index 7" w:semiHidden="1" w:unhideWhenUsed="1"/>
+    <w:lsdException w:name="index 8" w:semiHidden="1" w:unhideWhenUsed="1"/>
+    <w:lsdException w:name="index 9" w:semiHidden="1" w:unhideWhenUsed="1"/>
+    <w:lsdException w:name="toc 1" w:semiHidden="1" w:uiPriority="39" w:unhideWhenUsed="1"/>
+    <w:lsdException w:name="toc 2" w:semiHidden="1" w:uiPriority="39" w:unhideWhenUsed="1"/>
+    <w:lsdException w:name="toc 3" w:semiHidden="1" w:uiPriority="39" w:unhideWhenUsed="1"/>
+    <w:lsdException w:name="toc 4" w:semiHidden="1" w:uiPriority="39" w:unhideWhenUsed="1"/>
+    <w:lsdException w:name="toc 5" w:semiHidden="1" w:uiPriority="39" w:unhideWhenUsed="1"/>
+    <w:lsdException w:name="toc 6" w:semiHidden="1" w:uiPriority="39" w:unhideWhenUsed="1"/>
+    <w:lsdException w:name="toc 7" w:semiHidden="1" w:uiPriority="39" w:unhideWhenUsed="1"/>
+    <w:lsdException w:name="toc 8" w:semiHidden="1" w:uiPriority="39" w:unhideWhenUsed="1"/>
+    <w:lsdException w:name="toc 9" w:semiHidden="1" w:uiPriority="39" w:unhideWhenUsed="1"/>
+    <w:lsdException w:name="Normal Indent" w:semiHidden="1" w:unhideWhenUsed="1"/>
+    <w:lsdException w:name="footnote text" w:semiHidden="1" w:unhideWhenUsed="1"/>
+    <w:lsdException w:name="annotation text" w:semiHidden="1" w:unhideWhenUsed="1"/>
+    <w:lsdException w:name="header" w:semiHidden="1" w:unhideWhenUsed="1"/>
+    <w:lsdException w:name="footer" w:semiHidden="1" w:unhideWhenUsed="1"/>
+    <w:lsdException w:name="index heading" w:semiHidden="1" w:unhideWhenUsed="1"/>
+    <w:lsdException w:name="caption" w:semiHidden="1" w:uiPriority="0" w:unhideWhenUsed="1" w:qFormat="1"/>
+    <w:lsdException w:name="table of figures" w:semiHidden="1" w:unhideWhenUsed="1"/>
+    <w:lsdException w:name="envelope address" w:semiHidden="1" w:unhideWhenUsed="1"/>
+    <w:lsdException w:name="envelope return" w:semiHidden="1" w:unhideWhenUsed="1"/>
+    <w:lsdException w:name="footnote reference" w:semiHidden="1" w:unhideWhenUsed="1"/>
+    <w:lsdException w:name="annotation reference" w:semiHidden="1" w:unhideWhenUsed="1"/>
+    <w:lsdException w:name="line number" w:semiHidden="1" w:unhideWhenUsed="1"/>
+    <w:lsdException w:name="page number" w:semiHidden="1" w:unhideWhenUsed="1"/>
+    <w:lsdException w:name="endnote reference" w:semiHidden="1" w:unhideWhenUsed="1"/>
+    <w:lsdException w:name="endnote text" w:semiHidden="1" w:unhideWhenUsed="1"/>
+    <w:lsdException w:name="table of authorities" w:semiHidden="1" w:unhideWhenUsed="1"/>
+    <w:lsdException w:name="macro" w:semiHidden="1" w:unhideWhenUsed="1"/>
+    <w:lsdException w:name="toa heading" w:semiHidden="1" w:unhideWhenUsed="1"/>
+    <w:lsdException w:name="List" w:semiHidden="1" w:unhideWhenUsed="1"/>
+    <w:lsdException w:name="List Bullet" w:semiHidden="1" w:unhideWhenUsed="1"/>
+    <w:lsdException w:name="List Number" w:semiHidden="1" w:unhideWhenUsed="1"/>
+    <w:lsdException w:name="List 2" w:semiHidden="1" w:unhideWhenUsed="1"/>
+    <w:lsdException w:name="List 3" w:semiHidden="1" w:unhideWhenUsed="1"/>
+    <w:lsdException w:name="List 4" w:semiHidden="1" w:unhideWhenUsed="1"/>
+    <w:lsdException w:name="List 5" w:semiHidden="1" w:unhideWhenUsed="1"/>
+    <w:lsdException w:name="List Bullet 2" w:semiHidden="1" w:unhideWhenUsed="1"/>
+    <w:lsdException w:name="List Bullet 3" w:semiHidden="1" w:unhideWhenUsed="1"/>
+    <w:lsdException w:name="List Bullet 4" w:semiHidden="1" w:unhideWhenUsed="1"/>
+    <w:lsdException w:name="List Bullet 5" w:semiHidden="1" w:unhideWhenUsed="1"/>
+    <w:lsdException w:name="List Number 2" w:semiHidden="1" w:unhideWhenUsed="1"/>
+    <w:lsdException w:name="List Number 3" w:semiHidden="1" w:unhideWhenUsed="1"/>
+    <w:lsdException w:name="List Number 4" w:semiHidden="1" w:unhideWhenUsed="1"/>
+    <w:lsdException w:name="List Number 5" w:semiHidden="1" w:unhideWhenUsed="1"/>
+    <w:lsdException w:name="Title" w:uiPriority="0" w:qFormat="1"/>
+    <w:lsdException w:name="Closing" w:semiHidden="1" w:unhideWhenUsed="1"/>
+    <w:lsdException w:name="Signature" w:semiHidden="1" w:unhideWhenUsed="1"/>
+    <w:lsdException w:name="Default Paragraph Font" w:semiHidden="1" w:uiPriority="1" w:unhideWhenUsed="1"/>
+    <w:lsdException w:name="Body Text" w:semiHidden="1" w:unhideWhenUsed="1"/>
+    <w:lsdException w:name="Body Text Indent" w:semiHidden="1" w:unhideWhenUsed="1"/>
+    <w:lsdException w:name="List Continue" w:semiHidden="1" w:unhideWhenUsed="1"/>
+    <w:lsdException w:name="List Continue 2" w:semiHidden="1" w:unhideWhenUsed="1"/>
+    <w:lsdException w:name="List Continue 3" w:semiHidden="1" w:unhideWhenUsed="1"/>
+    <w:lsdException w:name="List Continue 4" w:semiHidden="1" w:unhideWhenUsed="1"/>
+    <w:lsdException w:name="List Continue 5" w:semiHidden="1" w:unhideWhenUsed="1"/>
+    <w:lsdException w:name="Message Header" w:semiHidden="1" w:unhideWhenUsed="1"/>
+    <w:lsdException w:name="Subtitle" w:uiPriority="0" w:qFormat="1"/>
+    <w:lsdException w:name="Salutation" w:semiHidden="1" w:unhideWhenUsed="1"/>
+    <w:lsdException w:name="Date" w:semiHidden="1" w:unhideWhenUsed="1"/>
+    <w:lsdException w:name="Body Text First Indent" w:semiHidden="1" w:unhideWhenUsed="1"/>
+    <w:lsdException w:name="Body Text First Indent 2" w:semiHidden="1" w:unhideWhenUsed="1"/>
+    <w:lsdException w:name="Note Heading" w:semiHidden="1" w:unhideWhenUsed="1"/>
+    <w:lsdException w:name="Body Text 2" w:semiHidden="1" w:unhideWhenUsed="1"/>
+    <w:lsdException w:name="Body Text 3" w:semiHidden="1" w:unhideWhenUsed="1"/>
+    <w:lsdException w:name="Body Text Indent 2" w:semiHidden="1" w:unhideWhenUsed="1"/>
+    <w:lsdException w:name="Body Text Indent 3" w:semiHidden="1" w:unhideWhenUsed="1"/>
+    <w:lsdException w:name="Block Text" w:semiHidden="1" w:unhideWhenUsed="1"/>
+    <w:lsdException w:name="Hyperlink" w:semiHidden="1" w:unhideWhenUsed="1"/>
+    <w:lsdException w:name="FollowedHyperlink" w:semiHidden="1" w:unhideWhenUsed="1"/>
+    <w:lsdException w:name="Strong" w:uiPriority="0" w:qFormat="1"/>
+    <w:lsdException w:name="Emphasis" w:uiPriority="0" w:qFormat="1"/>
+    <w:lsdException w:name="Document Map" w:semiHidden="1" w:unhideWhenUsed="1"/>
+    <w:lsdException w:name="Plain Text" w:semiHidden="1" w:unhideWhenUsed="1"/>
+    <w:lsdException w:name="E-mail Signature" w:semiHidden="1" w:unhideWhenUsed="1"/>
+    <w:lsdException w:name="HTML Top of Form" w:semiHidden="1" w:unhideWhenUsed="1"/>
+    <w:lsdException w:name="HTML Bottom of Form" w:semiHidden="1" w:unhideWhenUsed="1"/>
+    <w:lsdException w:name="Normal (Web)" w:semiHidden="1" w:unhideWhenUsed="1"/>
+    <w:lsdException w:name="HTML Acronym" w:semiHidden="1" w:unhideWhenUsed="1"/>
+    <w:lsdException w:name="HTML Address" w:semiHidden="1" w:unhideWhenUsed="1"/>
+    <w:lsdException w:name="HTML Cite" w:semiHidden="1" w:unhideWhenUsed="1"/>
+    <w:lsdException w:name="HTML Code" w:semiHidden="1" w:unhideWhenUsed="1"/>
+    <w:lsdException w:name="HTML Definition" w:semiHidden="1" w:unhideWhenUsed="1"/>
+    <w:lsdException w:name="HTML Keyboard" w:semiHidden="1" w:unhideWhenUsed="1"/>
+    <w:lsdException w:name="HTML Preformatted" w:semiHidden="1" w:unhideWhenUsed="1"/>
+    <w:lsdException w:name="HTML Sample" w:semiHidden="1" w:unhideWhenUsed="1"/>
+    <w:lsdException w:name="HTML Typewriter" w:semiHidden="1" w:unhideWhenUsed="1"/>
+    <w:lsdException w:name="HTML Variable" w:semiHidden="1" w:unhideWhenUsed="1"/>
+    <w:lsdException w:name="Normal Table" w:semiHidden="1" w:unhideWhenUsed="1"/>
+    <w:lsdException w:name="annotation subject" w:semiHidden="1" w:unhideWhenUsed="1"/>
+    <w:lsdException w:name="No List" w:semiHidden="1" w:unhideWhenUsed="1"/>
+    <w:lsdException w:name="Outline List 1" w:semiHidden="1" w:unhideWhenUsed="1"/>
+    <w:lsdException w:name="Outline List 2" w:semiHidden="1" w:unhideWhenUsed="1"/>
+    <w:lsdException w:name="Outline List 3" w:semiHidden="1" w:unhideWhenUsed="1"/>
+    <w:lsdException w:name="Table Simple 1" w:semiHidden="1" w:unhideWhenUsed="1"/>
+    <w:lsdException w:name="Table Simple 2" w:semiHidden="1" w:unhideWhenUsed="1"/>
+    <w:lsdException w:name="Table Simple 3" w:semiHidden="1" w:unhideWhenUsed="1"/>
+    <w:lsdException w:name="Table Classic 1" w:semiHidden="1" w:unhideWhenUsed="1"/>
+    <w:lsdException w:name="Table Classic 2" w:semiHidden="1" w:unhideWhenUsed="1"/>
+    <w:lsdException w:name="Table Classic 3" w:semiHidden="1" w:unhideWhenUsed="1"/>
+    <w:lsdException w:name="Table Classic 4" w:semiHidden="1" w:unhideWhenUsed="1"/>
+    <w:lsdException w:name="Table Colorful 1" w:semiHidden="1" w:unhideWhenUsed="1"/>
+    <w:lsdException w:name="Table Colorful 2" w:semiHidden="1" w:unhideWhenUsed="1"/>
+    <w:lsdException w:name="Table Colorful 3" w:semiHidden="1" w:unhideWhenUsed="1"/>
+    <w:lsdException w:name="Table Columns 1" w:semiHidden="1" w:unhideWhenUsed="1"/>
+    <w:lsdException w:name="Table Columns 2" w:semiHidden="1" w:unhideWhenUsed="1"/>
+    <w:lsdException w:name="Table Columns 3" w:semiHidden="1" w:unhideWhenUsed="1"/>
+    <w:lsdException w:name="Table Columns 4" w:semiHidden="1" w:unhideWhenUsed="1"/>
+    <w:lsdException w:name="Table Columns 5" w:semiHidden="1" w:unhideWhenUsed="1"/>
+    <w:lsdException w:name="Table Grid 1" w:semiHidden="1" w:unhideWhenUsed="1"/>
+    <w:lsdException w:name="Table Grid 2" w:semiHidden="1" w:unhideWhenUsed="1"/>
+    <w:lsdException w:name="Table Grid 3" w:semiHidden="1" w:unhideWhenUsed="1"/>
+    <w:lsdException w:name="Table Grid 4" w:semiHidden="1" w:unhideWhenUsed="1"/>
+    <w:lsdException w:name="Table Grid 5" w:semiHidden="1" w:unhideWhenUsed="1"/>
+    <w:lsdException w:name="Table Grid 6" w:semiHidden="1" w:unhideWhenUsed="1"/>
+    <w:lsdException w:name="Table Grid 7" w:semiHidden="1" w:unhideWhenUsed="1"/>
+    <w:lsdException w:name="Table Grid 8" w:semiHidden="1" w:unhideWhenUsed="1"/>
+    <w:lsdException w:name="Table List 1" w:semiHidden="1" w:unhideWhenUsed="1"/>
+    <w:lsdException w:name="Table List 2" w:semiHidden="1" w:unhideWhenUsed="1"/>
+    <w:lsdException w:name="Table List 3" w:semiHidden="1" w:unhideWhenUsed="1"/>
+    <w:lsdException w:name="Table List 4" w:semiHidden="1" w:unhideWhenUsed="1"/>
+    <w:lsdException w:name="Table List 5" w:semiHidden="1" w:unhideWhenUsed="1"/>
+    <w:lsdException w:name="Table List 6" w:semiHidden="1" w:unhideWhenUsed="1"/>
+    <w:lsdException w:name="Table List 7" w:semiHidden="1" w:unhideWhenUsed="1"/>
+    <w:lsdException w:name="Table List 8" w:semiHidden="1" w:unhideWhenUsed="1"/>
+    <w:lsdException w:name="Table 3D effects 1" w:semiHidden="1" w:unhideWhenUsed="1"/>
+    <w:lsdException w:name="Table 3D effects 2" w:semiHidden="1" w:unhideWhenUsed="1"/>
+    <w:lsdException w:name="Table 3D effects 3" w:semiHidden="1" w:unhideWhenUsed="1"/>
+    <w:lsdException w:name="Table Contemporary" w:semiHidden="1" w:unhideWhenUsed="1"/>
+    <w:lsdException w:name="Table Elegant" w:semiHidden="1" w:unhideWhenUsed="1"/>
+    <w:lsdException w:name="Table Professional" w:semiHidden="1" w:unhideWhenUsed="1"/>
+    <w:lsdException w:name="Table Subtle 1" w:semiHidden="1" w:unhideWhenUsed="1"/>
+    <w:lsdException w:name="Table Subtle 2" w:semiHidden="1" w:unhideWhenUsed="1"/>
+    <w:lsdException w:name="Table Web 1" w:semiHidden="1" w:unhideWhenUsed="1"/>
+    <w:lsdException w:name="Table Web 2" w:semiHidden="1" w:unhideWhenUsed="1"/>
+    <w:lsdException w:name="Table Web 3" w:semiHidden="1" w:unhideWhenUsed="1"/>
+    <w:lsdException w:name="Balloon Text" w:semiHidden="1" w:unhideWhenUsed="1"/>
+    <w:lsdException w:name="Table Grid" w:uiPriority="59"/>
+    <w:lsdException w:name="Table Theme" w:semiHidden="1" w:unhideWhenUsed="1"/>
+    <w:lsdException w:name="Placeholder Text" w:semiHidden="1"/>
+    <w:lsdException w:name="No Spacing" w:uiPriority="1" w:qFormat="1"/>
+    <w:lsdException w:name="Light Shading" w:uiPriority="60"/>
+    <w:lsdException w:name="Light List" w:uiPriority="61"/>
+    <w:lsdException w:name="Light Grid" w:uiPriority="62"/>
+    <w:lsdException w:name="Medium Shading 1" w:uiPriority="63"/>
+    <w:lsdException w:name="Medium Shading 2" w:uiPriority="64"/>
+    <w:lsdException w:name="Medium List 1" w:uiPriority="65"/>
+    <w:lsdException w:name="Medium List 2" w:uiPriority="66"/>
+    <w:lsdException w:name="Medium Grid 1" w:uiPriority="67"/>
+    <w:lsdException w:name="Medium Grid 2" w:uiPriority="68"/>
+    <w:lsdException w:name="Medium Grid 3" w:uiPriority="69"/>
+    <w:lsdException w:name="Dark List" w:uiPriority="70"/>
+    <w:lsdException w:name="Colorful Shading" w:uiPriority="71"/>
+    <w:lsdException w:name="Colorful List" w:uiPriority="72"/>
+    <w:lsdException w:name="Colorful Grid" w:uiPriority="73"/>
+    <w:lsdException w:name="Light Shading Accent 1" w:uiPriority="60"/>
+    <w:lsdException w:name="Light List Accent 1" w:uiPriority="61"/>
+    <w:lsdException w:name="Light Grid Accent 1" w:uiPriority="62"/>
+    <w:lsdException w:name="Medium Shading 1 Accent 1" w:uiPriority="63"/>
+    <w:lsdException w:name="Medium Shading 2 Accent 1" w:uiPriority="64"/>
+    <w:lsdException w:name="Medium List 1 Accent 1" w:uiPriority="65"/>
+    <w:lsdException w:name="Revision" w:semiHidden="1"/>
+    <w:lsdException w:name="List Paragraph" w:uiPriority="34" w:qFormat="1"/>
+    <w:lsdException w:name="Quote" w:uiPriority="29" w:qFormat="1"/>
+    <w:lsdException w:name="Intense Quote" w:uiPriority="30" w:qFormat="1"/>
+    <w:lsdException w:name="Medium List 2 Accent 1" w:uiPriority="66"/>
+    <w:lsdException w:name="Medium Grid 1 Accent 1" w:uiPriority="67"/>
+    <w:lsdException w:name="Medium Grid 2 Accent 1" w:uiPriority="68"/>
+    <w:lsdException w:name="Medium Grid 3 Accent 1" w:uiPriority="69"/>
+    <w:lsdException w:name="Dark List Accent 1" w:uiPriority="70"/>
+    <w:lsdException w:name="Colorful Shading Accent 1" w:uiPriority="71"/>
+    <w:lsdException w:name="Colorful List Accent 1" w:uiPriority="72"/>
+    <w:lsdException w:name="Colorful Grid Accent 1" w:uiPriority="73"/>
+    <w:lsdException w:name="Light Shading Accent 2" w:uiPriority="60"/>
+    <w:lsdException w:name="Light List Accent 2" w:uiPriority="61"/>
+    <w:lsdException w:name="Light Grid Accent 2" w:uiPriority="62"/>
+    <w:lsdException w:name="Medium Shading 1 Accent 2" w:uiPriority="63"/>
+    <w:lsdException w:name="Medium Shading 2 Accent 2" w:uiPriority="64"/>
+    <w:lsdException w:name="Medium List 1 Accent 2" w:uiPriority="65"/>
+    <w:lsdException w:name="Medium List 2 Accent 2" w:uiPriority="66"/>
+    <w:lsdException w:name="Medium Grid 1 Accent 2" w:uiPriority="67"/>
+    <w:lsdException w:name="Medium Grid 2 Accent 2" w:uiPriority="68"/>
+    <w:lsdException w:name="Medium Grid 3 Accent 2" w:uiPriority="69"/>
+    <w:lsdException w:name="Dark List Accent 2" w:uiPriority="70"/>
+    <w:lsdException w:name="Colorful Shading Accent 2" w:uiPriority="71"/>
+    <w:lsdException w:name="Colorful List Accent 2" w:uiPriority="72"/>
+    <w:lsdException w:name="Colorful Grid Accent 2" w:uiPriority="73"/>
+    <w:lsdException w:name="Light Shading Accent 3" w:uiPriority="60"/>
+    <w:lsdException w:name="Light List Accent 3" w:uiPriority="61"/>
+    <w:lsdException w:name="Light Grid Accent 3" w:uiPriority="62"/>
+    <w:lsdException w:name="Medium Shading 1 Accent 3" w:uiPriority="63"/>
+    <w:lsdException w:name="Medium Shading 2 Accent 3" w:uiPriority="64"/>
+    <w:lsdException w:name="Medium List 1 Accent 3" w:uiPriority="65"/>
+    <w:lsdException w:name="Medium List 2 Accent 3" w:uiPriority="66"/>
+    <w:lsdException w:name="Medium Grid 1 Accent 3" w:uiPriority="67"/>
+    <w:lsdException w:name="Medium Grid 2 Accent 3" w:uiPriority="68"/>
+    <w:lsdException w:name="Medium Grid 3 Accent 3" w:uiPriority="69"/>
+    <w:lsdException w:name="Dark List Accent 3" w:uiPriority="70"/>
+    <w:lsdException w:name="Colorful Shading Accent 3" w:uiPriority="71"/>
+    <w:lsdException w:name="Colorful List Accent 3" w:uiPriority="72"/>
+    <w:lsdException w:name="Colorful Grid Accent 3" w:uiPriority="73"/>
+    <w:lsdException w:name="Light Shading Accent 4" w:uiPriority="60"/>
+    <w:lsdException w:name="Light List Accent 4" w:uiPriority="61"/>
+    <w:lsdException w:name="Light Grid Accent 4" w:uiPriority="62"/>
+    <w:lsdException w:name="Medium Shading 1 Accent 4" w:uiPriority="63"/>
+    <w:lsdException w:name="Medium Shading 2 Accent 4" w:uiPriority="64"/>
+    <w:lsdException w:name="Medium List 1 Accent 4" w:uiPriority="65"/>
+    <w:lsdException w:name="Medium List 2 Accent 4" w:uiPriority="66"/>
+    <w:lsdException w:name="Medium Grid 1 Accent 4" w:uiPriority="67"/>
+    <w:lsdException w:name="Medium Grid 2 Accent 4" w:uiPriority="68"/>
+    <w:lsdException w:name="Medium Grid 3 Accent 4" w:uiPriority="69"/>
+    <w:lsdException w:name="Dark List Accent 4" w:uiPriority="70"/>
+    <w:lsdException w:name="Colorful Shading Accent 4" w:uiPriority="71"/>
+    <w:lsdException w:name="Colorful List Accent 4" w:uiPriority="72"/>
+    <w:lsdException w:name="Colorful Grid Accent 4" w:uiPriority="73"/>
+    <w:lsdException w:name="Light Shading Accent 5" w:uiPriority="60"/>
+    <w:lsdException w:name="Light List Accent 5" w:uiPriority="61"/>
+    <w:lsdException w:name="Light Grid Accent 5" w:uiPriority="62"/>
+    <w:lsdException w:name="Medium Shading 1 Accent 5" w:uiPriority="63"/>
+    <w:lsdException w:name="Medium Shading 2 Accent 5" w:uiPriority="64"/>
+    <w:lsdException w:name="Medium List 1 Accent 5" w:uiPriority="65"/>
+    <w:lsdException w:name="Medium List 2 Accent 5" w:uiPriority="66"/>
+    <w:lsdException w:name="Medium Grid 1 Accent 5" w:uiPriority="67"/>
+    <w:lsdException w:name="Medium Grid 2 Accent 5" w:uiPriority="68"/>
+    <w:lsdException w:name="Medium Grid 3 Accent 5" w:uiPriority="69"/>
+    <w:lsdException w:name="Dark List Accent 5" w:uiPriority="70"/>
+    <w:lsdException w:name="Colorful Shading Accent 5" w:uiPriority="71"/>
+    <w:lsdException w:name="Colorful List Accent 5" w:uiPriority="72"/>
+    <w:lsdException w:name="Colorful Grid Accent 5" w:uiPriority="73"/>
+    <w:lsdException w:name="Light Shading Accent 6" w:uiPriority="60"/>
+    <w:lsdException w:name="Light List Accent 6" w:uiPriority="61"/>
+    <w:lsdException w:name="Light Grid Accent 6" w:uiPriority="62"/>
+    <w:lsdException w:name="Medium Shading 1 Accent 6" w:uiPriority="63"/>
+    <w:lsdException w:name="Medium Shading 2 Accent 6" w:uiPriority="64"/>
+    <w:lsdException w:name="Medium List 1 Accent 6" w:uiPriority="65"/>
+    <w:lsdException w:name="Medium List 2 Accent 6" w:uiPriority="66"/>
+    <w:lsdException w:name="Medium Grid 1 Accent 6" w:uiPriority="67"/>
+    <w:lsdException w:name="Medium Grid 2 Accent 6" w:uiPriority="68"/>
+    <w:lsdException w:name="Medium Grid 3 Accent 6" w:uiPriority="69"/>
+    <w:lsdException w:name="Dark List Accent 6" w:uiPriority="70"/>
+    <w:lsdException w:name="Colorful Shading Accent 6" w:uiPriority="71"/>
+    <w:lsdException w:name="Colorful List Accent 6" w:uiPriority="72"/>
+    <w:lsdException w:name="Colorful Grid Accent 6" w:uiPriority="73"/>
+    <w:lsdException w:name="Subtle Emphasis" w:uiPriority="19" w:qFormat="1"/>
+    <w:lsdException w:name="Intense Emphasis" w:uiPriority="21" w:qFormat="1"/>
+    <w:lsdException w:name="Subtle Reference" w:uiPriority="31" w:qFormat="1"/>
+    <w:lsdException w:name="Intense Reference" w:uiPriority="32" w:qFormat="1"/>
+    <w:lsdException w:name="Book Title" w:uiPriority="33" w:qFormat="1"/>
+    <w:lsdException w:name="Bibliography" w:semiHidden="1" w:uiPriority="37" w:unhideWhenUsed="1"/>
+    <w:lsdException w:name="TOC Heading" w:semiHidden="1" w:uiPriority="39" w:unhideWhenUsed="1" w:qFormat="1"/>
+    <w:lsdException w:name="Plain Table 1" w:uiPriority="41"/>
+    <w:lsdException w:name="Plain Table 2" w:uiPriority="42"/>
+    <w:lsdException w:name="Plain Table 3" w:uiPriority="43"/>
+    <w:lsdException w:name="Plain Table 4" w:uiPriority="44"/>
+    <w:lsdException w:name="Plain Table 5" w:uiPriority="45"/>
+    <w:lsdException w:name="Grid Table Light" w:uiPriority="40"/>
+    <w:lsdException w:name="Grid Table 1 Light" w:uiPriority="46"/>
+    <w:lsdException w:name="Grid Table 2" w:uiPriority="47"/>
+    <w:lsdException w:name="Grid Table 3" w:uiPriority="48"/>
+    <w:lsdException w:name="Grid Table 4" w:uiPriority="49"/>
+    <w:lsdException w:name="Grid Table 5 Dark" w:uiPriority="50"/>
+    <w:lsdException w:name="Grid Table 6 Colorful" w:uiPriority="51"/>
+    <w:lsdException w:name="Grid Table 7 Colorful" w:uiPriority="52"/>
+    <w:lsdException w:name="Grid Table 1 Light Accent 1" w:uiPriority="46"/>
+    <w:lsdException w:name="Grid Table 2 Accent 1" w:uiPriority="47"/>
+    <w:lsdException w:name="Grid Table 3 Accent 1" w:uiPriority="48"/>
+    <w:lsdException w:name="Grid Table 4 Accent 1" w:uiPriority="49"/>
+    <w:lsdException w:name="Grid Table 5 Dark Accent 1" w:uiPriority="50"/>
+    <w:lsdException w:name="Grid Table 6 Colorful Accent 1" w:uiPriority="51"/>
+    <w:lsdException w:name="Grid Table 7 Colorful Accent 1" w:uiPriority="52"/>
+    <w:lsdException w:name="Grid Table 1 Light Accent 2" w:uiPriority="46"/>
+    <w:lsdException w:name="Grid Table 2 Accent 2" w:uiPriority="47"/>
+    <w:lsdException w:name="Grid Table 3 Accent 2" w:uiPriority="48"/>
+    <w:lsdException w:name="Grid Table 4 Accent 2" w:uiPriority="49"/>
+    <w:lsdException w:name="Grid Table 5 Dark Accent 2" w:uiPriority="50"/>
+    <w:lsdException w:name="Grid Table 6 Colorful Accent 2" w:uiPriority="51"/>
+    <w:lsdException w:name="Grid Table 7 Colorful Accent 2" w:uiPriority="52"/>
+    <w:lsdException w:name="Grid Table 1 Light Accent 3" w:uiPriority="46"/>
+    <w:lsdException w:name="Grid Table 2 Accent 3" w:uiPriority="47"/>
+    <w:lsdException w:name="Grid Table 3 Accent 3" w:uiPriority="48"/>
+    <w:lsdException w:name="Grid Table 4 Accent 3" w:uiPriority="49"/>
+    <w:lsdException w:name="Grid Table 5 Dark Accent 3" w:uiPriority="50"/>
+    <w:lsdException w:name="Grid Table 6 Colorful Accent 3" w:uiPriority="51"/>
+    <w:lsdException w:name="Grid Table 7 Colorful Accent 3" w:uiPriority="52"/>
+    <w:lsdException w:name="Grid Table 1 Light Accent 4" w:uiPriority="46"/>
+    <w:lsdException w:name="Grid Table 2 Accent 4" w:uiPriority="47"/>
+    <w:lsdException w:name="Grid Table 3 Accent 4" w:uiPriority="48"/>
+    <w:lsdException w:name="Grid Table 4 Accent 4" w:uiPriority="49"/>
+    <w:lsdException w:name="Grid Table 5 Dark Accent 4" w:uiPriority="50"/>
+    <w:lsdException w:name="Grid Table 6 Colorful Accent 4" w:uiPriority="51"/>
+    <w:lsdException w:name="Grid Table 7 Colorful Accent 4" w:uiPriority="52"/>
+    <w:lsdException w:name="Grid Table 1 Light Accent 5" w:uiPriority="46"/>
+    <w:lsdException w:name="Grid Table 2 Accent 5" w:uiPriority="47"/>
+    <w:lsdException w:name="Grid Table 3 Accent 5" w:uiPriority="48"/>
+    <w:lsdException w:name="Grid Table 4 Accent 5" w:uiPriority="49"/>
+    <w:lsdException w:name="Grid Table 5 Dark Accent 5" w:uiPriority="50"/>
+    <w:lsdException w:name="Grid Table 6 Colorful Accent 5" w:uiPriority="51"/>
+    <w:lsdException w:name="Grid Table 7 Colorful Accent 5" w:uiPriority="52"/>
+    <w:lsdException w:name="Grid Table 1 Light Accent 6" w:uiPriority="46"/>
+    <w:lsdException w:name="Grid Table 2 Accent 6" w:uiPriority="47"/>
+    <w:lsdException w:name="Grid Table 3 Accent 6" w:uiPriority="48"/>
+    <w:lsdException w:name="Grid Table 4 Accent 6" w:uiPriority="49"/>
+    <w:lsdException w:name="Grid Table 5 Dark Accent 6" w:uiPriority="50"/>
+    <w:lsdException w:name="Grid Table 6 Colorful Accent 6" w:uiPriority="51"/>
+    <w:lsdException w:name="Grid Table 7 Colorful Accent 6" w:uiPriority="52"/>
+    <w:lsdException w:name="List Table 1 Light" w:uiPriority="46"/>
+    <w:lsdException w:name="List Table 2" w:uiPriority="47"/>
+    <w:lsdException w:name="List Table 3" w:uiPriority="48"/>
+    <w:lsdException w:name="List Table 4" w:uiPriority="49"/>
+    <w:lsdException w:name="List Table 5 Dark" w:uiPriority="50"/>
+    <w:lsdException w:name="List Table 6 Colorful" w:uiPriority="51"/>
+    <w:lsdException w:name="List Table 7 Colorful" w:uiPriority="52"/>
+    <w:lsdException w:name="List Table 1 Light Accent 1" w:uiPriority="46"/>
+    <w:lsdException w:name="List Table 2 Accent 1" w:uiPriority="47"/>
+    <w:lsdException w:name="List Table 3 Accent 1" w:uiPriority="48"/>
+    <w:lsdException w:name="List Table 4 Accent 1" w:uiPriority="49"/>
+    <w:lsdException w:name="List Table 5 Dark Accent 1" w:uiPriority="50"/>
+    <w:lsdException w:name="List Table 6 Colorful Accent 1" w:uiPriority="51"/>
+    <w:lsdException w:name="List Table 7 Colorful Accent 1" w:uiPriority="52"/>
+    <w:lsdException w:name="List Table 1 Light Accent 2" w:uiPriority="46"/>
+    <w:lsdException w:name="List Table 2 Accent 2" w:uiPriority="47"/>
+    <w:lsdException w:name="List Table 3 Accent 2" w:uiPriority="48"/>
+    <w:lsdException w:name="List Table 4 Accent 2" w:uiPriority="49"/>
+    <w:lsdException w:name="List Table 5 Dark Accent 2" w:uiPriority="50"/>
+    <w:lsdException w:name="List Table 6 Colorful Accent 2" w:uiPriority="51"/>
+    <w:lsdException w:name="List Table 7 Colorful Accent 2" w:uiPriority="52"/>
+    <w:lsdException w:name="List Table 1 Light Accent 3" w:uiPriority="46"/>
+    <w:lsdException w:name="List Table 2 Accent 3" w:uiPriority="47"/>
+    <w:lsdException w:name="List Table 3 Accent 3" w:uiPriority="48"/>
+    <w:lsdException w:name="List Table 4 Accent 3" w:uiPriority="49"/>
+    <w:lsdException w:name="List Table 5 Dark Accent 3" w:uiPriority="50"/>
+    <w:lsdException w:name="List Table 6 Colorful Accent 3" w:uiPriority="51"/>
+    <w:lsdException w:name="List Table 7 Colorful Accent 3" w:uiPriority="52"/>
+    <w:lsdException w:name="List Table 1 Light Accent 4" w:uiPriority="46"/>
+    <w:lsdException w:name="List Table 2 Accent 4" w:uiPriority="47"/>
+    <w:lsdException w:name="List Table 3 Accent 4" w:uiPriority="48"/>
+    <w:lsdException w:name="List Table 4 Accent 4" w:uiPriority="49"/>
+    <w:lsdException w:name="List Table 5 Dark Accent 4" w:uiPriority="50"/>
+    <w:lsdException w:name="List Table 6 Colorful Accent 4" w:uiPriority="51"/>
+    <w:lsdException w:name="List Table 7 Colorful Accent 4" w:uiPriority="52"/>
+    <w:lsdException w:name="List Table 1 Light Accent 5" w:uiPriority="46"/>
+    <w:lsdException w:name="List Table 2 Accent 5" w:uiPriority="47"/>
+    <w:lsdException w:name="List Table 3 Accent 5" w:uiPriority="48"/>
+    <w:lsdException w:name="List Table 4 Accent 5" w:uiPriority="49"/>
+    <w:lsdException w:name="List Table 5 Dark Accent 5" w:uiPriority="50"/>
+    <w:lsdException w:name="List Table 6 Colorful Accent 5" w:uiPriority="51"/>
+    <w:lsdException w:name="List Table 7 Colorful Accent 5" w:uiPriority="52"/>
+    <w:lsdException w:name="List Table 1 Light Accent 6" w:uiPriority="46"/>
+    <w:lsdException w:name="List Table 2 Accent 6" w:uiPriority="47"/>
+    <w:lsdException w:name="List Table 3 Accent 6" w:uiPriority="48"/>
+    <w:lsdException w:name="List Table 4 Accent 6" w:uiPriority="49"/>
+    <w:lsdException w:name="List Table 5 Dark Accent 6" w:uiPriority="50"/>
+    <w:lsdException w:name="List Table 6 Colorful Accent 6" w:uiPriority="51"/>
+    <w:lsdException w:name="List Table 7 Colorful Accent 6" w:uiPriority="52"/>
   </w:latentStyles>
   <w:style w:type="paragraph" w:default="1" w:styleId="a">
     <w:name w:val="Normal"/>
@@ -2804,7 +3494,7 @@
     </w:rPr>
   </w:style>
   <w:style w:type="character" w:customStyle="1" w:styleId="a4">
-    <w:name w:val="Название Знак"/>
+    <w:name w:val="Заголовок Знак"/>
     <w:basedOn w:val="a0"/>
     <w:link w:val="a3"/>
     <w:rsid w:val="00B2521F"/>
@@ -2846,7 +3536,6 @@
     <w:uiPriority w:val="59"/>
     <w:rsid w:val="0094090E"/>
     <w:tblPr>
-      <w:tblInd w:w="0" w:type="dxa"/>
       <w:tblBorders>
         <w:top w:val="single" w:sz="4" w:space="0" w:color="auto"/>
         <w:left w:val="single" w:sz="4" w:space="0" w:color="auto"/>
@@ -2855,382 +3544,6 @@
         <w:insideH w:val="single" w:sz="4" w:space="0" w:color="auto"/>
         <w:insideV w:val="single" w:sz="4" w:space="0" w:color="auto"/>
       </w:tblBorders>
-      <w:tblCellMar>
-        <w:top w:w="0" w:type="dxa"/>
-        <w:left w:w="108" w:type="dxa"/>
-        <w:bottom w:w="0" w:type="dxa"/>
-        <w:right w:w="108" w:type="dxa"/>
-      </w:tblCellMar>
-    </w:tblPr>
-  </w:style>
-</w:styles>
-</file>
-
-<file path=word/stylesWithEffects.xml><?xml version="1.0" encoding="utf-8"?>
-<w:styles xmlns:wpc="http://schemas.microsoft.com/office/word/2010/wordprocessingCanvas" xmlns:mc="http://schemas.openxmlformats.org/markup-compatibility/2006" xmlns:o="urn:schemas-microsoft-com:office:office" xmlns:r="http://schemas.openxmlformats.org/officeDocument/2006/relationships" xmlns:m="http://schemas.openxmlformats.org/officeDocument/2006/math" xmlns:v="urn:schemas-microsoft-com:vml" xmlns:wp14="http://schemas.microsoft.com/office/word/2010/wordprocessingDrawing" xmlns:wp="http://schemas.openxmlformats.org/drawingml/2006/wordprocessingDrawing" xmlns:w10="urn:schemas-microsoft-com:office:word" xmlns:w="http://schemas.openxmlformats.org/wordprocessingml/2006/main" xmlns:w14="http://schemas.microsoft.com/office/word/2010/wordml" xmlns:wpg="http://schemas.microsoft.com/office/word/2010/wordprocessingGroup" xmlns:wpi="http://schemas.microsoft.com/office/word/2010/wordprocessingInk" xmlns:wne="http://schemas.microsoft.com/office/word/2006/wordml" xmlns:wps="http://schemas.microsoft.com/office/word/2010/wordprocessingShape" mc:Ignorable="w14 wp14">
-  <w:docDefaults>
-    <w:rPrDefault>
-      <w:rPr>
-        <w:rFonts w:ascii="Times New Roman" w:eastAsia="Times New Roman" w:hAnsi="Times New Roman" w:cs="Times New Roman"/>
-        <w:lang w:val="ru-RU" w:eastAsia="en-US" w:bidi="ar-SA"/>
-      </w:rPr>
-    </w:rPrDefault>
-    <w:pPrDefault/>
-  </w:docDefaults>
-  <w:latentStyles w:defLockedState="0" w:defUIPriority="99" w:defSemiHidden="1" w:defUnhideWhenUsed="1" w:defQFormat="0" w:count="267">
-    <w:lsdException w:name="Normal" w:semiHidden="0" w:uiPriority="0" w:unhideWhenUsed="0" w:qFormat="1"/>
-    <w:lsdException w:name="heading 1" w:semiHidden="0" w:uiPriority="0" w:unhideWhenUsed="0" w:qFormat="1"/>
-    <w:lsdException w:name="heading 2" w:uiPriority="0" w:qFormat="1"/>
-    <w:lsdException w:name="heading 3" w:uiPriority="0" w:qFormat="1"/>
-    <w:lsdException w:name="heading 4" w:uiPriority="0" w:qFormat="1"/>
-    <w:lsdException w:name="heading 5" w:uiPriority="0" w:qFormat="1"/>
-    <w:lsdException w:name="heading 6" w:uiPriority="0" w:qFormat="1"/>
-    <w:lsdException w:name="heading 7" w:uiPriority="0" w:qFormat="1"/>
-    <w:lsdException w:name="heading 8" w:uiPriority="0" w:qFormat="1"/>
-    <w:lsdException w:name="heading 9" w:uiPriority="0" w:qFormat="1"/>
-    <w:lsdException w:name="toc 1" w:uiPriority="39"/>
-    <w:lsdException w:name="toc 2" w:uiPriority="39"/>
-    <w:lsdException w:name="toc 3" w:uiPriority="39"/>
-    <w:lsdException w:name="toc 4" w:uiPriority="39"/>
-    <w:lsdException w:name="toc 5" w:uiPriority="39"/>
-    <w:lsdException w:name="toc 6" w:uiPriority="39"/>
-    <w:lsdException w:name="toc 7" w:uiPriority="39"/>
-    <w:lsdException w:name="toc 8" w:uiPriority="39"/>
-    <w:lsdException w:name="toc 9" w:uiPriority="39"/>
-    <w:lsdException w:name="caption" w:uiPriority="0" w:qFormat="1"/>
-    <w:lsdException w:name="Title" w:semiHidden="0" w:uiPriority="0" w:unhideWhenUsed="0" w:qFormat="1"/>
-    <w:lsdException w:name="Default Paragraph Font" w:uiPriority="1"/>
-    <w:lsdException w:name="Subtitle" w:semiHidden="0" w:uiPriority="0" w:unhideWhenUsed="0" w:qFormat="1"/>
-    <w:lsdException w:name="Strong" w:semiHidden="0" w:uiPriority="0" w:unhideWhenUsed="0" w:qFormat="1"/>
-    <w:lsdException w:name="Emphasis" w:semiHidden="0" w:uiPriority="0" w:unhideWhenUsed="0" w:qFormat="1"/>
-    <w:lsdException w:name="Table Grid" w:semiHidden="0" w:uiPriority="59" w:unhideWhenUsed="0"/>
-    <w:lsdException w:name="Placeholder Text" w:unhideWhenUsed="0"/>
-    <w:lsdException w:name="No Spacing" w:semiHidden="0" w:uiPriority="1" w:unhideWhenUsed="0" w:qFormat="1"/>
-    <w:lsdException w:name="Light Shading" w:semiHidden="0" w:uiPriority="60" w:unhideWhenUsed="0"/>
-    <w:lsdException w:name="Light List" w:semiHidden="0" w:uiPriority="61" w:unhideWhenUsed="0"/>
-    <w:lsdException w:name="Light Grid" w:semiHidden="0" w:uiPriority="62" w:unhideWhenUsed="0"/>
-    <w:lsdException w:name="Medium Shading 1" w:semiHidden="0" w:uiPriority="63" w:unhideWhenUsed="0"/>
-    <w:lsdException w:name="Medium Shading 2" w:semiHidden="0" w:uiPriority="64" w:unhideWhenUsed="0"/>
-    <w:lsdException w:name="Medium List 1" w:semiHidden="0" w:uiPriority="65" w:unhideWhenUsed="0"/>
-    <w:lsdException w:name="Medium List 2" w:semiHidden="0" w:uiPriority="66" w:unhideWhenUsed="0"/>
-    <w:lsdException w:name="Medium Grid 1" w:semiHidden="0" w:uiPriority="67" w:unhideWhenUsed="0"/>
-    <w:lsdException w:name="Medium Grid 2" w:semiHidden="0" w:uiPriority="68" w:unhideWhenUsed="0"/>
-    <w:lsdException w:name="Medium Grid 3" w:semiHidden="0" w:uiPriority="69" w:unhideWhenUsed="0"/>
-    <w:lsdException w:name="Dark List" w:semiHidden="0" w:uiPriority="70" w:unhideWhenUsed="0"/>
-    <w:lsdException w:name="Colorful Shading" w:semiHidden="0" w:uiPriority="71" w:unhideWhenUsed="0"/>
-    <w:lsdException w:name="Colorful List" w:semiHidden="0" w:uiPriority="72" w:unhideWhenUsed="0"/>
-    <w:lsdException w:name="Colorful Grid" w:semiHidden="0" w:uiPriority="73" w:unhideWhenUsed="0"/>
-    <w:lsdException w:name="Light Shading Accent 1" w:semiHidden="0" w:uiPriority="60" w:unhideWhenUsed="0"/>
-    <w:lsdException w:name="Light List Accent 1" w:semiHidden="0" w:uiPriority="61" w:unhideWhenUsed="0"/>
-    <w:lsdException w:name="Light Grid Accent 1" w:semiHidden="0" w:uiPriority="62" w:unhideWhenUsed="0"/>
-    <w:lsdException w:name="Medium Shading 1 Accent 1" w:semiHidden="0" w:uiPriority="63" w:unhideWhenUsed="0"/>
-    <w:lsdException w:name="Medium Shading 2 Accent 1" w:semiHidden="0" w:uiPriority="64" w:unhideWhenUsed="0"/>
-    <w:lsdException w:name="Medium List 1 Accent 1" w:semiHidden="0" w:uiPriority="65" w:unhideWhenUsed="0"/>
-    <w:lsdException w:name="Revision" w:unhideWhenUsed="0"/>
-    <w:lsdException w:name="List Paragraph" w:semiHidden="0" w:uiPriority="34" w:unhideWhenUsed="0" w:qFormat="1"/>
-    <w:lsdException w:name="Quote" w:semiHidden="0" w:uiPriority="29" w:unhideWhenUsed="0" w:qFormat="1"/>
-    <w:lsdException w:name="Intense Quote" w:semiHidden="0" w:uiPriority="30" w:unhideWhenUsed="0" w:qFormat="1"/>
-    <w:lsdException w:name="Medium List 2 Accent 1" w:semiHidden="0" w:uiPriority="66" w:unhideWhenUsed="0"/>
-    <w:lsdException w:name="Medium Grid 1 Accent 1" w:semiHidden="0" w:uiPriority="67" w:unhideWhenUsed="0"/>
-    <w:lsdException w:name="Medium Grid 2 Accent 1" w:semiHidden="0" w:uiPriority="68" w:unhideWhenUsed="0"/>
-    <w:lsdException w:name="Medium Grid 3 Accent 1" w:semiHidden="0" w:uiPriority="69" w:unhideWhenUsed="0"/>
-    <w:lsdException w:name="Dark List Accent 1" w:semiHidden="0" w:uiPriority="70" w:unhideWhenUsed="0"/>
-    <w:lsdException w:name="Colorful Shading Accent 1" w:semiHidden="0" w:uiPriority="71" w:unhideWhenUsed="0"/>
-    <w:lsdException w:name="Colorful List Accent 1" w:semiHidden="0" w:uiPriority="72" w:unhideWhenUsed="0"/>
-    <w:lsdException w:name="Colorful Grid Accent 1" w:semiHidden="0" w:uiPriority="73" w:unhideWhenUsed="0"/>
-    <w:lsdException w:name="Light Shading Accent 2" w:semiHidden="0" w:uiPriority="60" w:unhideWhenUsed="0"/>
-    <w:lsdException w:name="Light List Accent 2" w:semiHidden="0" w:uiPriority="61" w:unhideWhenUsed="0"/>
-    <w:lsdException w:name="Light Grid Accent 2" w:semiHidden="0" w:uiPriority="62" w:unhideWhenUsed="0"/>
-    <w:lsdException w:name="Medium Shading 1 Accent 2" w:semiHidden="0" w:uiPriority="63" w:unhideWhenUsed="0"/>
-    <w:lsdException w:name="Medium Shading 2 Accent 2" w:semiHidden="0" w:uiPriority="64" w:unhideWhenUsed="0"/>
-    <w:lsdException w:name="Medium List 1 Accent 2" w:semiHidden="0" w:uiPriority="65" w:unhideWhenUsed="0"/>
-    <w:lsdException w:name="Medium List 2 Accent 2" w:semiHidden="0" w:uiPriority="66" w:unhideWhenUsed="0"/>
-    <w:lsdException w:name="Medium Grid 1 Accent 2" w:semiHidden="0" w:uiPriority="67" w:unhideWhenUsed="0"/>
-    <w:lsdException w:name="Medium Grid 2 Accent 2" w:semiHidden="0" w:uiPriority="68" w:unhideWhenUsed="0"/>
-    <w:lsdException w:name="Medium Grid 3 Accent 2" w:semiHidden="0" w:uiPriority="69" w:unhideWhenUsed="0"/>
-    <w:lsdException w:name="Dark List Accent 2" w:semiHidden="0" w:uiPriority="70" w:unhideWhenUsed="0"/>
-    <w:lsdException w:name="Colorful Shading Accent 2" w:semiHidden="0" w:uiPriority="71" w:unhideWhenUsed="0"/>
-    <w:lsdException w:name="Colorful List Accent 2" w:semiHidden="0" w:uiPriority="72" w:unhideWhenUsed="0"/>
-    <w:lsdException w:name="Colorful Grid Accent 2" w:semiHidden="0" w:uiPriority="73" w:unhideWhenUsed="0"/>
-    <w:lsdException w:name="Light Shading Accent 3" w:semiHidden="0" w:uiPriority="60" w:unhideWhenUsed="0"/>
-    <w:lsdException w:name="Light List Accent 3" w:semiHidden="0" w:uiPriority="61" w:unhideWhenUsed="0"/>
-    <w:lsdException w:name="Light Grid Accent 3" w:semiHidden="0" w:uiPriority="62" w:unhideWhenUsed="0"/>
-    <w:lsdException w:name="Medium Shading 1 Accent 3" w:semiHidden="0" w:uiPriority="63" w:unhideWhenUsed="0"/>
-    <w:lsdException w:name="Medium Shading 2 Accent 3" w:semiHidden="0" w:uiPriority="64" w:unhideWhenUsed="0"/>
-    <w:lsdException w:name="Medium List 1 Accent 3" w:semiHidden="0" w:uiPriority="65" w:unhideWhenUsed="0"/>
-    <w:lsdException w:name="Medium List 2 Accent 3" w:semiHidden="0" w:uiPriority="66" w:unhideWhenUsed="0"/>
-    <w:lsdException w:name="Medium Grid 1 Accent 3" w:semiHidden="0" w:uiPriority="67" w:unhideWhenUsed="0"/>
-    <w:lsdException w:name="Medium Grid 2 Accent 3" w:semiHidden="0" w:uiPriority="68" w:unhideWhenUsed="0"/>
-    <w:lsdException w:name="Medium Grid 3 Accent 3" w:semiHidden="0" w:uiPriority="69" w:unhideWhenUsed="0"/>
-    <w:lsdException w:name="Dark List Accent 3" w:semiHidden="0" w:uiPriority="70" w:unhideWhenUsed="0"/>
-    <w:lsdException w:name="Colorful Shading Accent 3" w:semiHidden="0" w:uiPriority="71" w:unhideWhenUsed="0"/>
-    <w:lsdException w:name="Colorful List Accent 3" w:semiHidden="0" w:uiPriority="72" w:unhideWhenUsed="0"/>
-    <w:lsdException w:name="Colorful Grid Accent 3" w:semiHidden="0" w:uiPriority="73" w:unhideWhenUsed="0"/>
-    <w:lsdException w:name="Light Shading Accent 4" w:semiHidden="0" w:uiPriority="60" w:unhideWhenUsed="0"/>
-    <w:lsdException w:name="Light List Accent 4" w:semiHidden="0" w:uiPriority="61" w:unhideWhenUsed="0"/>
-    <w:lsdException w:name="Light Grid Accent 4" w:semiHidden="0" w:uiPriority="62" w:unhideWhenUsed="0"/>
-    <w:lsdException w:name="Medium Shading 1 Accent 4" w:semiHidden="0" w:uiPriority="63" w:unhideWhenUsed="0"/>
-    <w:lsdException w:name="Medium Shading 2 Accent 4" w:semiHidden="0" w:uiPriority="64" w:unhideWhenUsed="0"/>
-    <w:lsdException w:name="Medium List 1 Accent 4" w:semiHidden="0" w:uiPriority="65" w:unhideWhenUsed="0"/>
-    <w:lsdException w:name="Medium List 2 Accent 4" w:semiHidden="0" w:uiPriority="66" w:unhideWhenUsed="0"/>
-    <w:lsdException w:name="Medium Grid 1 Accent 4" w:semiHidden="0" w:uiPriority="67" w:unhideWhenUsed="0"/>
-    <w:lsdException w:name="Medium Grid 2 Accent 4" w:semiHidden="0" w:uiPriority="68" w:unhideWhenUsed="0"/>
-    <w:lsdException w:name="Medium Grid 3 Accent 4" w:semiHidden="0" w:uiPriority="69" w:unhideWhenUsed="0"/>
-    <w:lsdException w:name="Dark List Accent 4" w:semiHidden="0" w:uiPriority="70" w:unhideWhenUsed="0"/>
-    <w:lsdException w:name="Colorful Shading Accent 4" w:semiHidden="0" w:uiPriority="71" w:unhideWhenUsed="0"/>
-    <w:lsdException w:name="Colorful List Accent 4" w:semiHidden="0" w:uiPriority="72" w:unhideWhenUsed="0"/>
-    <w:lsdException w:name="Colorful Grid Accent 4" w:semiHidden="0" w:uiPriority="73" w:unhideWhenUsed="0"/>
-    <w:lsdException w:name="Light Shading Accent 5" w:semiHidden="0" w:uiPriority="60" w:unhideWhenUsed="0"/>
-    <w:lsdException w:name="Light List Accent 5" w:semiHidden="0" w:uiPriority="61" w:unhideWhenUsed="0"/>
-    <w:lsdException w:name="Light Grid Accent 5" w:semiHidden="0" w:uiPriority="62" w:unhideWhenUsed="0"/>
-    <w:lsdException w:name="Medium Shading 1 Accent 5" w:semiHidden="0" w:uiPriority="63" w:unhideWhenUsed="0"/>
-    <w:lsdException w:name="Medium Shading 2 Accent 5" w:semiHidden="0" w:uiPriority="64" w:unhideWhenUsed="0"/>
-    <w:lsdException w:name="Medium List 1 Accent 5" w:semiHidden="0" w:uiPriority="65" w:unhideWhenUsed="0"/>
-    <w:lsdException w:name="Medium List 2 Accent 5" w:semiHidden="0" w:uiPriority="66" w:unhideWhenUsed="0"/>
-    <w:lsdException w:name="Medium Grid 1 Accent 5" w:semiHidden="0" w:uiPriority="67" w:unhideWhenUsed="0"/>
-    <w:lsdException w:name="Medium Grid 2 Accent 5" w:semiHidden="0" w:uiPriority="68" w:unhideWhenUsed="0"/>
-    <w:lsdException w:name="Medium Grid 3 Accent 5" w:semiHidden="0" w:uiPriority="69" w:unhideWhenUsed="0"/>
-    <w:lsdException w:name="Dark List Accent 5" w:semiHidden="0" w:uiPriority="70" w:unhideWhenUsed="0"/>
-    <w:lsdException w:name="Colorful Shading Accent 5" w:semiHidden="0" w:uiPriority="71" w:unhideWhenUsed="0"/>
-    <w:lsdException w:name="Colorful List Accent 5" w:semiHidden="0" w:uiPriority="72" w:unhideWhenUsed="0"/>
-    <w:lsdException w:name="Colorful Grid Accent 5" w:semiHidden="0" w:uiPriority="73" w:unhideWhenUsed="0"/>
-    <w:lsdException w:name="Light Shading Accent 6" w:semiHidden="0" w:uiPriority="60" w:unhideWhenUsed="0"/>
-    <w:lsdException w:name="Light List Accent 6" w:semiHidden="0" w:uiPriority="61" w:unhideWhenUsed="0"/>
-    <w:lsdException w:name="Light Grid Accent 6" w:semiHidden="0" w:uiPriority="62" w:unhideWhenUsed="0"/>
-    <w:lsdException w:name="Medium Shading 1 Accent 6" w:semiHidden="0" w:uiPriority="63" w:unhideWhenUsed="0"/>
-    <w:lsdException w:name="Medium Shading 2 Accent 6" w:semiHidden="0" w:uiPriority="64" w:unhideWhenUsed="0"/>
-    <w:lsdException w:name="Medium List 1 Accent 6" w:semiHidden="0" w:uiPriority="65" w:unhideWhenUsed="0"/>
-    <w:lsdException w:name="Medium List 2 Accent 6" w:semiHidden="0" w:uiPriority="66" w:unhideWhenUsed="0"/>
-    <w:lsdException w:name="Medium Grid 1 Accent 6" w:semiHidden="0" w:uiPriority="67" w:unhideWhenUsed="0"/>
-    <w:lsdException w:name="Medium Grid 2 Accent 6" w:semiHidden="0" w:uiPriority="68" w:unhideWhenUsed="0"/>
-    <w:lsdException w:name="Medium Grid 3 Accent 6" w:semiHidden="0" w:uiPriority="69" w:unhideWhenUsed="0"/>
-    <w:lsdException w:name="Dark List Accent 6" w:semiHidden="0" w:uiPriority="70" w:unhideWhenUsed="0"/>
-    <w:lsdException w:name="Colorful Shading Accent 6" w:semiHidden="0" w:uiPriority="71" w:unhideWhenUsed="0"/>
-    <w:lsdException w:name="Colorful List Accent 6" w:semiHidden="0" w:uiPriority="72" w:unhideWhenUsed="0"/>
-    <w:lsdException w:name="Colorful Grid Accent 6" w:semiHidden="0" w:uiPriority="73" w:unhideWhenUsed="0"/>
-    <w:lsdException w:name="Subtle Emphasis" w:semiHidden="0" w:uiPriority="19" w:unhideWhenUsed="0" w:qFormat="1"/>
-    <w:lsdException w:name="Intense Emphasis" w:semiHidden="0" w:uiPriority="21" w:unhideWhenUsed="0" w:qFormat="1"/>
-    <w:lsdException w:name="Subtle Reference" w:semiHidden="0" w:uiPriority="31" w:unhideWhenUsed="0" w:qFormat="1"/>
-    <w:lsdException w:name="Intense Reference" w:semiHidden="0" w:uiPriority="32" w:unhideWhenUsed="0" w:qFormat="1"/>
-    <w:lsdException w:name="Book Title" w:semiHidden="0" w:uiPriority="33" w:unhideWhenUsed="0" w:qFormat="1"/>
-    <w:lsdException w:name="Bibliography" w:uiPriority="37"/>
-    <w:lsdException w:name="TOC Heading" w:uiPriority="39" w:qFormat="1"/>
-  </w:latentStyles>
-  <w:style w:type="paragraph" w:default="1" w:styleId="a">
-    <w:name w:val="Normal"/>
-    <w:qFormat/>
-    <w:rsid w:val="00B2521F"/>
-    <w:rPr>
-      <w:sz w:val="24"/>
-      <w:szCs w:val="24"/>
-      <w:lang w:eastAsia="ru-RU"/>
-    </w:rPr>
-  </w:style>
-  <w:style w:type="paragraph" w:styleId="1">
-    <w:name w:val="heading 1"/>
-    <w:basedOn w:val="a"/>
-    <w:link w:val="10"/>
-    <w:qFormat/>
-    <w:rsid w:val="00B2521F"/>
-    <w:pPr>
-      <w:pBdr>
-        <w:bottom w:val="single" w:sz="8" w:space="5" w:color="FFCC00"/>
-      </w:pBdr>
-      <w:outlineLvl w:val="0"/>
-    </w:pPr>
-    <w:rPr>
-      <w:b/>
-      <w:bCs/>
-      <w:color w:val="F98006"/>
-      <w:kern w:val="36"/>
-      <w:sz w:val="40"/>
-      <w:szCs w:val="40"/>
-    </w:rPr>
-  </w:style>
-  <w:style w:type="paragraph" w:styleId="2">
-    <w:name w:val="heading 2"/>
-    <w:basedOn w:val="a"/>
-    <w:next w:val="a"/>
-    <w:link w:val="20"/>
-    <w:qFormat/>
-    <w:rsid w:val="00B2521F"/>
-    <w:pPr>
-      <w:keepNext/>
-      <w:spacing w:before="240" w:after="60"/>
-      <w:outlineLvl w:val="1"/>
-    </w:pPr>
-    <w:rPr>
-      <w:rFonts w:ascii="Arial" w:hAnsi="Arial" w:cs="Arial"/>
-      <w:b/>
-      <w:bCs/>
-      <w:i/>
-      <w:iCs/>
-      <w:sz w:val="28"/>
-      <w:szCs w:val="28"/>
-      <w:lang w:eastAsia="en-US"/>
-    </w:rPr>
-  </w:style>
-  <w:style w:type="paragraph" w:styleId="4">
-    <w:name w:val="heading 4"/>
-    <w:basedOn w:val="a"/>
-    <w:next w:val="a"/>
-    <w:link w:val="40"/>
-    <w:qFormat/>
-    <w:rsid w:val="00B2521F"/>
-    <w:pPr>
-      <w:keepNext/>
-      <w:spacing w:before="240" w:after="60"/>
-      <w:outlineLvl w:val="3"/>
-    </w:pPr>
-    <w:rPr>
-      <w:b/>
-      <w:bCs/>
-      <w:sz w:val="28"/>
-      <w:szCs w:val="28"/>
-    </w:rPr>
-  </w:style>
-  <w:style w:type="character" w:default="1" w:styleId="a0">
-    <w:name w:val="Default Paragraph Font"/>
-    <w:uiPriority w:val="1"/>
-    <w:semiHidden/>
-    <w:unhideWhenUsed/>
-  </w:style>
-  <w:style w:type="table" w:default="1" w:styleId="a1">
-    <w:name w:val="Normal Table"/>
-    <w:uiPriority w:val="99"/>
-    <w:semiHidden/>
-    <w:unhideWhenUsed/>
-    <w:tblPr>
-      <w:tblInd w:w="0" w:type="dxa"/>
-      <w:tblCellMar>
-        <w:top w:w="0" w:type="dxa"/>
-        <w:left w:w="108" w:type="dxa"/>
-        <w:bottom w:w="0" w:type="dxa"/>
-        <w:right w:w="108" w:type="dxa"/>
-      </w:tblCellMar>
-    </w:tblPr>
-  </w:style>
-  <w:style w:type="numbering" w:default="1" w:styleId="a2">
-    <w:name w:val="No List"/>
-    <w:uiPriority w:val="99"/>
-    <w:semiHidden/>
-    <w:unhideWhenUsed/>
-  </w:style>
-  <w:style w:type="character" w:customStyle="1" w:styleId="10">
-    <w:name w:val="Заголовок 1 Знак"/>
-    <w:basedOn w:val="a0"/>
-    <w:link w:val="1"/>
-    <w:rsid w:val="00B2521F"/>
-    <w:rPr>
-      <w:b/>
-      <w:bCs/>
-      <w:color w:val="F98006"/>
-      <w:kern w:val="36"/>
-      <w:sz w:val="40"/>
-      <w:szCs w:val="40"/>
-      <w:lang w:eastAsia="ru-RU"/>
-    </w:rPr>
-  </w:style>
-  <w:style w:type="character" w:customStyle="1" w:styleId="20">
-    <w:name w:val="Заголовок 2 Знак"/>
-    <w:link w:val="2"/>
-    <w:rsid w:val="00B2521F"/>
-    <w:rPr>
-      <w:rFonts w:ascii="Arial" w:hAnsi="Arial" w:cs="Arial"/>
-      <w:b/>
-      <w:bCs/>
-      <w:i/>
-      <w:iCs/>
-      <w:sz w:val="28"/>
-      <w:szCs w:val="28"/>
-    </w:rPr>
-  </w:style>
-  <w:style w:type="character" w:customStyle="1" w:styleId="40">
-    <w:name w:val="Заголовок 4 Знак"/>
-    <w:basedOn w:val="a0"/>
-    <w:link w:val="4"/>
-    <w:rsid w:val="00B2521F"/>
-    <w:rPr>
-      <w:b/>
-      <w:bCs/>
-      <w:sz w:val="28"/>
-      <w:szCs w:val="28"/>
-      <w:lang w:eastAsia="ru-RU"/>
-    </w:rPr>
-  </w:style>
-  <w:style w:type="paragraph" w:styleId="a3">
-    <w:name w:val="Title"/>
-    <w:basedOn w:val="a"/>
-    <w:link w:val="a4"/>
-    <w:qFormat/>
-    <w:rsid w:val="00B2521F"/>
-    <w:pPr>
-      <w:jc w:val="center"/>
-    </w:pPr>
-    <w:rPr>
-      <w:b/>
-      <w:bCs/>
-      <w:lang w:val="en-US"/>
-    </w:rPr>
-  </w:style>
-  <w:style w:type="character" w:customStyle="1" w:styleId="a4">
-    <w:name w:val="Название Знак"/>
-    <w:basedOn w:val="a0"/>
-    <w:link w:val="a3"/>
-    <w:rsid w:val="00B2521F"/>
-    <w:rPr>
-      <w:b/>
-      <w:bCs/>
-      <w:sz w:val="24"/>
-      <w:szCs w:val="24"/>
-      <w:lang w:val="en-US" w:eastAsia="ru-RU"/>
-    </w:rPr>
-  </w:style>
-  <w:style w:type="paragraph" w:styleId="a5">
-    <w:name w:val="Subtitle"/>
-    <w:basedOn w:val="a"/>
-    <w:link w:val="a6"/>
-    <w:qFormat/>
-    <w:rsid w:val="00B2521F"/>
-    <w:pPr>
-      <w:jc w:val="center"/>
-    </w:pPr>
-    <w:rPr>
-      <w:rFonts w:ascii="Arial" w:hAnsi="Arial" w:cs="Arial"/>
-      <w:szCs w:val="20"/>
-      <w:lang w:eastAsia="en-US"/>
-    </w:rPr>
-  </w:style>
-  <w:style w:type="character" w:customStyle="1" w:styleId="a6">
-    <w:name w:val="Подзаголовок Знак"/>
-    <w:link w:val="a5"/>
-    <w:rsid w:val="00B2521F"/>
-    <w:rPr>
-      <w:rFonts w:ascii="Arial" w:hAnsi="Arial" w:cs="Arial"/>
-      <w:sz w:val="24"/>
-    </w:rPr>
-  </w:style>
-  <w:style w:type="table" w:styleId="a7">
-    <w:name w:val="Table Grid"/>
-    <w:basedOn w:val="a1"/>
-    <w:uiPriority w:val="59"/>
-    <w:rsid w:val="0094090E"/>
-    <w:tblPr>
-      <w:tblInd w:w="0" w:type="dxa"/>
-      <w:tblBorders>
-        <w:top w:val="single" w:sz="4" w:space="0" w:color="auto"/>
-        <w:left w:val="single" w:sz="4" w:space="0" w:color="auto"/>
-        <w:bottom w:val="single" w:sz="4" w:space="0" w:color="auto"/>
-        <w:right w:val="single" w:sz="4" w:space="0" w:color="auto"/>
-        <w:insideH w:val="single" w:sz="4" w:space="0" w:color="auto"/>
-        <w:insideV w:val="single" w:sz="4" w:space="0" w:color="auto"/>
-      </w:tblBorders>
-      <w:tblCellMar>
-        <w:top w:w="0" w:type="dxa"/>
-        <w:left w:w="108" w:type="dxa"/>
-        <w:bottom w:w="0" w:type="dxa"/>
-        <w:right w:w="108" w:type="dxa"/>
-      </w:tblCellMar>
     </w:tblPr>
   </w:style>
 </w:styles>

--- a/Плейсхолдеры_шаблона.docx
+++ b/Плейсхолдеры_шаблона.docx
@@ -1,24 +1,11 @@
 
 <file path=word/document.xml><?xml version="1.0" encoding="utf-8"?>
-<w:document xmlns:wpc="http://schemas.microsoft.com/office/word/2010/wordprocessingCanvas" xmlns:cx="http://schemas.microsoft.com/office/drawing/2014/chartex" xmlns:mc="http://schemas.openxmlformats.org/markup-compatibility/2006" xmlns:o="urn:schemas-microsoft-com:office:office" xmlns:r="http://schemas.openxmlformats.org/officeDocument/2006/relationships" xmlns:m="http://schemas.openxmlformats.org/officeDocument/2006/math" xmlns:v="urn:schemas-microsoft-com:vml" xmlns:wp14="http://schemas.microsoft.com/office/word/2010/wordprocessingDrawing" xmlns:wp="http://schemas.openxmlformats.org/drawingml/2006/wordprocessingDrawing" xmlns:w10="urn:schemas-microsoft-com:office:word" xmlns:w="http://schemas.openxmlformats.org/wordprocessingml/2006/main" xmlns:w14="http://schemas.microsoft.com/office/word/2010/wordml" xmlns:w15="http://schemas.microsoft.com/office/word/2012/wordml" xmlns:w16se="http://schemas.microsoft.com/office/word/2015/wordml/symex" xmlns:wpg="http://schemas.microsoft.com/office/word/2010/wordprocessingGroup" xmlns:wpi="http://schemas.microsoft.com/office/word/2010/wordprocessingInk" xmlns:wne="http://schemas.microsoft.com/office/word/2006/wordml" xmlns:wps="http://schemas.microsoft.com/office/word/2010/wordprocessingShape" mc:Ignorable="w14 w15 w16se wp14">
+<w:document xmlns:wpc="http://schemas.microsoft.com/office/word/2010/wordprocessingCanvas" xmlns:cx="http://schemas.microsoft.com/office/drawing/2014/chartex" xmlns:cx1="http://schemas.microsoft.com/office/drawing/2015/9/8/chartex" xmlns:cx2="http://schemas.microsoft.com/office/drawing/2015/10/21/chartex" xmlns:cx3="http://schemas.microsoft.com/office/drawing/2016/5/9/chartex" xmlns:cx4="http://schemas.microsoft.com/office/drawing/2016/5/10/chartex" xmlns:cx5="http://schemas.microsoft.com/office/drawing/2016/5/11/chartex" xmlns:cx6="http://schemas.microsoft.com/office/drawing/2016/5/12/chartex" xmlns:cx7="http://schemas.microsoft.com/office/drawing/2016/5/13/chartex" xmlns:cx8="http://schemas.microsoft.com/office/drawing/2016/5/14/chartex" xmlns:mc="http://schemas.openxmlformats.org/markup-compatibility/2006" xmlns:aink="http://schemas.microsoft.com/office/drawing/2016/ink" xmlns:am3d="http://schemas.microsoft.com/office/drawing/2017/model3d" xmlns:o="urn:schemas-microsoft-com:office:office" xmlns:r="http://schemas.openxmlformats.org/officeDocument/2006/relationships" xmlns:m="http://schemas.openxmlformats.org/officeDocument/2006/math" xmlns:v="urn:schemas-microsoft-com:vml" xmlns:wp14="http://schemas.microsoft.com/office/word/2010/wordprocessingDrawing" xmlns:wp="http://schemas.openxmlformats.org/drawingml/2006/wordprocessingDrawing" xmlns:w10="urn:schemas-microsoft-com:office:word" xmlns:w="http://schemas.openxmlformats.org/wordprocessingml/2006/main" xmlns:w14="http://schemas.microsoft.com/office/word/2010/wordml" xmlns:w15="http://schemas.microsoft.com/office/word/2012/wordml" xmlns:w16cex="http://schemas.microsoft.com/office/word/2018/wordml/cex" xmlns:w16cid="http://schemas.microsoft.com/office/word/2016/wordml/cid" xmlns:w16="http://schemas.microsoft.com/office/word/2018/wordml" xmlns:w16se="http://schemas.microsoft.com/office/word/2015/wordml/symex" xmlns:wpg="http://schemas.microsoft.com/office/word/2010/wordprocessingGroup" xmlns:wpi="http://schemas.microsoft.com/office/word/2010/wordprocessingInk" xmlns:wne="http://schemas.microsoft.com/office/word/2006/wordml" xmlns:wps="http://schemas.microsoft.com/office/word/2010/wordprocessingShape" mc:Ignorable="w14 w15 w16se w16cid w16 w16cex wp14">
   <w:body>
     <w:p>
       <w:r>
-        <w:t xml:space="preserve">Таблица </w:t>
+        <w:t>Таблица плейсхолдеров для шаблона закла</w:t>
       </w:r>
-      <w:proofErr w:type="spellStart"/>
-      <w:r>
-        <w:t>плейсхолдеров</w:t>
-      </w:r>
-      <w:proofErr w:type="spellEnd"/>
-      <w:r>
-        <w:t xml:space="preserve"> для шаблона </w:t>
-      </w:r>
-      <w:proofErr w:type="spellStart"/>
-      <w:r>
-        <w:t>закла</w:t>
-      </w:r>
-      <w:proofErr w:type="spellEnd"/>
     </w:p>
     <w:p/>
     <w:tbl>
@@ -42,11 +29,9 @@
                 <w:highlight w:val="yellow"/>
               </w:rPr>
             </w:pPr>
-            <w:proofErr w:type="spellStart"/>
             <w:r>
               <w:t>Плейсхолдер</w:t>
             </w:r>
-            <w:proofErr w:type="spellEnd"/>
           </w:p>
         </w:tc>
         <w:tc>
@@ -77,17 +62,699 @@
                 <w:highlight w:val="yellow"/>
                 <w:lang w:val="en-US"/>
               </w:rPr>
-              <w:t xml:space="preserve">{{ </w:t>
-            </w:r>
-            <w:proofErr w:type="spellStart"/>
-            <w:r>
-              <w:rPr>
-                <w:highlight w:val="yellow"/>
-                <w:lang w:val="en-US"/>
-              </w:rPr>
-              <w:t>zakl_number</w:t>
-            </w:r>
-            <w:proofErr w:type="spellEnd"/>
+              <w:t>{{ zakl_number }}</w:t>
+            </w:r>
+          </w:p>
+        </w:tc>
+        <w:tc>
+          <w:tcPr>
+            <w:tcW w:w="5341" w:type="dxa"/>
+          </w:tcPr>
+          <w:p>
+            <w:r>
+              <w:t>Номер закла.</w:t>
+            </w:r>
+          </w:p>
+        </w:tc>
+      </w:tr>
+      <w:tr>
+        <w:tc>
+          <w:tcPr>
+            <w:tcW w:w="5341" w:type="dxa"/>
+          </w:tcPr>
+          <w:p>
+            <w:pPr>
+              <w:rPr>
+                <w:highlight w:val="yellow"/>
+                <w:lang w:val="en-US"/>
+              </w:rPr>
+            </w:pPr>
+            <w:r>
+              <w:rPr>
+                <w:highlight w:val="yellow"/>
+                <w:lang w:val="en-US"/>
+              </w:rPr>
+              <w:t>{{ reg_number }}</w:t>
+            </w:r>
+          </w:p>
+        </w:tc>
+        <w:tc>
+          <w:tcPr>
+            <w:tcW w:w="5341" w:type="dxa"/>
+          </w:tcPr>
+          <w:p>
+            <w:r>
+              <w:t>Рег секции.</w:t>
+            </w:r>
+          </w:p>
+        </w:tc>
+      </w:tr>
+      <w:tr>
+        <w:tc>
+          <w:tcPr>
+            <w:tcW w:w="5341" w:type="dxa"/>
+          </w:tcPr>
+          <w:p>
+            <w:pPr>
+              <w:rPr>
+                <w:highlight w:val="yellow"/>
+                <w:lang w:val="en-US"/>
+              </w:rPr>
+            </w:pPr>
+            <w:r>
+              <w:rPr>
+                <w:highlight w:val="yellow"/>
+                <w:lang w:val="en-US"/>
+              </w:rPr>
+              <w:t>{{ gost }}</w:t>
+            </w:r>
+          </w:p>
+        </w:tc>
+        <w:tc>
+          <w:tcPr>
+            <w:tcW w:w="5341" w:type="dxa"/>
+          </w:tcPr>
+          <w:p>
+            <w:r>
+              <w:t>Гост</w:t>
+            </w:r>
+            <w:r>
+              <w:t xml:space="preserve"> на изготовление.</w:t>
+            </w:r>
+          </w:p>
+        </w:tc>
+      </w:tr>
+      <w:tr>
+        <w:tc>
+          <w:tcPr>
+            <w:tcW w:w="5341" w:type="dxa"/>
+          </w:tcPr>
+          <w:p>
+            <w:pPr>
+              <w:rPr>
+                <w:highlight w:val="yellow"/>
+                <w:lang w:val="en-US"/>
+              </w:rPr>
+            </w:pPr>
+            <w:r>
+              <w:rPr>
+                <w:highlight w:val="yellow"/>
+                <w:lang w:val="en-US"/>
+              </w:rPr>
+              <w:t>{{ g_vvod }}</w:t>
+            </w:r>
+          </w:p>
+        </w:tc>
+        <w:tc>
+          <w:tcPr>
+            <w:tcW w:w="5341" w:type="dxa"/>
+          </w:tcPr>
+          <w:p>
+            <w:r>
+              <w:t>Дата ввода в экспл.</w:t>
+            </w:r>
+          </w:p>
+        </w:tc>
+      </w:tr>
+      <w:tr>
+        <w:tc>
+          <w:tcPr>
+            <w:tcW w:w="5341" w:type="dxa"/>
+          </w:tcPr>
+          <w:p>
+            <w:pPr>
+              <w:rPr>
+                <w:highlight w:val="yellow"/>
+                <w:lang w:val="en-US"/>
+              </w:rPr>
+            </w:pPr>
+            <w:r>
+              <w:rPr>
+                <w:highlight w:val="yellow"/>
+                <w:lang w:val="en-US"/>
+              </w:rPr>
+              <w:t>{{ dataZakl }}</w:t>
+            </w:r>
+          </w:p>
+        </w:tc>
+        <w:tc>
+          <w:tcPr>
+            <w:tcW w:w="5341" w:type="dxa"/>
+          </w:tcPr>
+          <w:p>
+            <w:r>
+              <w:t>Дата подписания закла???</w:t>
+            </w:r>
+          </w:p>
+        </w:tc>
+      </w:tr>
+      <w:tr>
+        <w:tc>
+          <w:tcPr>
+            <w:tcW w:w="5341" w:type="dxa"/>
+          </w:tcPr>
+          <w:p>
+            <w:pPr>
+              <w:rPr>
+                <w:highlight w:val="yellow"/>
+                <w:lang w:val="en-US"/>
+              </w:rPr>
+            </w:pPr>
+            <w:r>
+              <w:rPr>
+                <w:highlight w:val="yellow"/>
+                <w:lang w:val="en-US"/>
+              </w:rPr>
+              <w:t>{{ yearsOfExpluatation }}</w:t>
+            </w:r>
+          </w:p>
+        </w:tc>
+        <w:tc>
+          <w:tcPr>
+            <w:tcW w:w="5341" w:type="dxa"/>
+          </w:tcPr>
+          <w:p>
+            <w:r>
+              <w:t>Срок эксплуатации в годах.</w:t>
+            </w:r>
+          </w:p>
+        </w:tc>
+      </w:tr>
+      <w:tr>
+        <w:tc>
+          <w:tcPr>
+            <w:tcW w:w="5341" w:type="dxa"/>
+          </w:tcPr>
+          <w:p>
+            <w:pPr>
+              <w:rPr>
+                <w:highlight w:val="yellow"/>
+                <w:lang w:val="en-US"/>
+              </w:rPr>
+            </w:pPr>
+            <w:r>
+              <w:rPr>
+                <w:highlight w:val="yellow"/>
+                <w:lang w:val="en-US"/>
+              </w:rPr>
+              <w:t>{{ min_year }}</w:t>
+            </w:r>
+          </w:p>
+        </w:tc>
+        <w:tc>
+          <w:tcPr>
+            <w:tcW w:w="5341" w:type="dxa"/>
+          </w:tcPr>
+          <w:p>
+            <w:r>
+              <w:t>Минимальный год изготовления.</w:t>
+            </w:r>
+          </w:p>
+        </w:tc>
+      </w:tr>
+      <w:tr>
+        <w:tc>
+          <w:tcPr>
+            <w:tcW w:w="5341" w:type="dxa"/>
+          </w:tcPr>
+          <w:p>
+            <w:pPr>
+              <w:rPr>
+                <w:highlight w:val="yellow"/>
+                <w:lang w:val="en-US"/>
+              </w:rPr>
+            </w:pPr>
+            <w:r>
+              <w:rPr>
+                <w:highlight w:val="yellow"/>
+                <w:lang w:val="en-US"/>
+              </w:rPr>
+              <w:t>{{ max_year }}</w:t>
+            </w:r>
+          </w:p>
+        </w:tc>
+        <w:tc>
+          <w:tcPr>
+            <w:tcW w:w="5341" w:type="dxa"/>
+          </w:tcPr>
+          <w:p>
+            <w:r>
+              <w:t>Максимальный год изготовления.</w:t>
+            </w:r>
+          </w:p>
+        </w:tc>
+      </w:tr>
+      <w:tr>
+        <w:tc>
+          <w:tcPr>
+            <w:tcW w:w="5341" w:type="dxa"/>
+          </w:tcPr>
+          <w:p>
+            <w:pPr>
+              <w:rPr>
+                <w:highlight w:val="yellow"/>
+                <w:lang w:val="en-US"/>
+              </w:rPr>
+            </w:pPr>
+            <w:r>
+              <w:rPr>
+                <w:highlight w:val="yellow"/>
+                <w:lang w:val="en-US"/>
+              </w:rPr>
+              <w:t>{{ chertezh }}</w:t>
+            </w:r>
+          </w:p>
+        </w:tc>
+        <w:tc>
+          <w:tcPr>
+            <w:tcW w:w="5341" w:type="dxa"/>
+          </w:tcPr>
+          <w:p>
+            <w:pPr>
+              <w:rPr>
+                <w:lang w:val="en-US"/>
+              </w:rPr>
+            </w:pPr>
+            <w:r>
+              <w:t>Чертёж.</w:t>
+            </w:r>
+          </w:p>
+        </w:tc>
+      </w:tr>
+      <w:tr>
+        <w:tc>
+          <w:tcPr>
+            <w:tcW w:w="5341" w:type="dxa"/>
+          </w:tcPr>
+          <w:p>
+            <w:pPr>
+              <w:rPr>
+                <w:highlight w:val="yellow"/>
+                <w:lang w:val="en-US"/>
+              </w:rPr>
+            </w:pPr>
+            <w:r>
+              <w:rPr>
+                <w:highlight w:val="yellow"/>
+                <w:lang w:val="en-US"/>
+              </w:rPr>
+              <w:t>{{ p_rasch }}</w:t>
+            </w:r>
+          </w:p>
+        </w:tc>
+        <w:tc>
+          <w:tcPr>
+            <w:tcW w:w="5341" w:type="dxa"/>
+          </w:tcPr>
+          <w:p>
+            <w:r>
+              <w:t>Давление расчётное.</w:t>
+            </w:r>
+          </w:p>
+        </w:tc>
+      </w:tr>
+      <w:tr>
+        <w:tc>
+          <w:tcPr>
+            <w:tcW w:w="5341" w:type="dxa"/>
+          </w:tcPr>
+          <w:p>
+            <w:pPr>
+              <w:rPr>
+                <w:highlight w:val="yellow"/>
+                <w:lang w:val="en-US"/>
+              </w:rPr>
+            </w:pPr>
+            <w:r>
+              <w:rPr>
+                <w:highlight w:val="yellow"/>
+                <w:lang w:val="en-US"/>
+              </w:rPr>
+              <w:t>{{ p_rab }}</w:t>
+            </w:r>
+          </w:p>
+        </w:tc>
+        <w:tc>
+          <w:tcPr>
+            <w:tcW w:w="5341" w:type="dxa"/>
+          </w:tcPr>
+          <w:p>
+            <w:r>
+              <w:t>Давление рабочее.</w:t>
+            </w:r>
+          </w:p>
+        </w:tc>
+      </w:tr>
+      <w:tr>
+        <w:tc>
+          <w:tcPr>
+            <w:tcW w:w="5341" w:type="dxa"/>
+          </w:tcPr>
+          <w:p>
+            <w:pPr>
+              <w:rPr>
+                <w:highlight w:val="yellow"/>
+                <w:lang w:val="en-US"/>
+              </w:rPr>
+            </w:pPr>
+            <w:r>
+              <w:rPr>
+                <w:highlight w:val="yellow"/>
+                <w:lang w:val="en-US"/>
+              </w:rPr>
+              <w:t>{{ p_rab_025 }}</w:t>
+            </w:r>
+          </w:p>
+        </w:tc>
+        <w:tc>
+          <w:tcPr>
+            <w:tcW w:w="5341" w:type="dxa"/>
+          </w:tcPr>
+          <w:p>
+            <w:pPr>
+              <w:tabs>
+                <w:tab w:val="left" w:pos="3090"/>
+              </w:tabs>
+            </w:pPr>
+            <w:r>
+              <w:rPr>
+                <w:lang w:val="en-US"/>
+              </w:rPr>
+              <w:t xml:space="preserve">0.25 </w:t>
+            </w:r>
+            <w:r>
+              <w:t>рабочего давления.</w:t>
+            </w:r>
+          </w:p>
+        </w:tc>
+      </w:tr>
+      <w:tr>
+        <w:tc>
+          <w:tcPr>
+            <w:tcW w:w="5341" w:type="dxa"/>
+          </w:tcPr>
+          <w:p>
+            <w:pPr>
+              <w:rPr>
+                <w:highlight w:val="yellow"/>
+                <w:lang w:val="en-US"/>
+              </w:rPr>
+            </w:pPr>
+            <w:r>
+              <w:rPr>
+                <w:highlight w:val="yellow"/>
+                <w:lang w:val="en-US"/>
+              </w:rPr>
+              <w:t>{{ p_rab_05 }}</w:t>
+            </w:r>
+          </w:p>
+        </w:tc>
+        <w:tc>
+          <w:tcPr>
+            <w:tcW w:w="5341" w:type="dxa"/>
+          </w:tcPr>
+          <w:p>
+            <w:pPr>
+              <w:tabs>
+                <w:tab w:val="left" w:pos="3090"/>
+              </w:tabs>
+              <w:rPr>
+                <w:lang w:val="en-US"/>
+              </w:rPr>
+            </w:pPr>
+            <w:r>
+              <w:rPr>
+                <w:lang w:val="en-US"/>
+              </w:rPr>
+              <w:t xml:space="preserve">0.5 </w:t>
+            </w:r>
+            <w:r>
+              <w:t>рабочего давления.</w:t>
+            </w:r>
+          </w:p>
+        </w:tc>
+      </w:tr>
+      <w:tr>
+        <w:tc>
+          <w:tcPr>
+            <w:tcW w:w="5341" w:type="dxa"/>
+          </w:tcPr>
+          <w:p>
+            <w:pPr>
+              <w:rPr>
+                <w:highlight w:val="yellow"/>
+                <w:lang w:val="en-US"/>
+              </w:rPr>
+            </w:pPr>
+            <w:r>
+              <w:rPr>
+                <w:highlight w:val="yellow"/>
+                <w:lang w:val="en-US"/>
+              </w:rPr>
+              <w:t>{{ p_rab_075 }}</w:t>
+            </w:r>
+          </w:p>
+        </w:tc>
+        <w:tc>
+          <w:tcPr>
+            <w:tcW w:w="5341" w:type="dxa"/>
+          </w:tcPr>
+          <w:p>
+            <w:pPr>
+              <w:tabs>
+                <w:tab w:val="left" w:pos="3090"/>
+              </w:tabs>
+            </w:pPr>
+            <w:r>
+              <w:rPr>
+                <w:lang w:val="en-US"/>
+              </w:rPr>
+              <w:t xml:space="preserve">0.75 </w:t>
+            </w:r>
+            <w:r>
+              <w:t>рабочего давления.</w:t>
+            </w:r>
+          </w:p>
+        </w:tc>
+      </w:tr>
+      <w:tr>
+        <w:tc>
+          <w:tcPr>
+            <w:tcW w:w="5341" w:type="dxa"/>
+          </w:tcPr>
+          <w:p>
+            <w:pPr>
+              <w:rPr>
+                <w:highlight w:val="yellow"/>
+                <w:lang w:val="en-US"/>
+              </w:rPr>
+            </w:pPr>
+            <w:r>
+              <w:rPr>
+                <w:highlight w:val="yellow"/>
+                <w:lang w:val="en-US"/>
+              </w:rPr>
+              <w:t>{{ s_isp }}</w:t>
+            </w:r>
+          </w:p>
+        </w:tc>
+        <w:tc>
+          <w:tcPr>
+            <w:tcW w:w="5341" w:type="dxa"/>
+          </w:tcPr>
+          <w:p>
+            <w:r>
+              <w:t>Исполнительная толщина.(паспорт.).</w:t>
+            </w:r>
+          </w:p>
+        </w:tc>
+      </w:tr>
+      <w:tr>
+        <w:tc>
+          <w:tcPr>
+            <w:tcW w:w="5341" w:type="dxa"/>
+          </w:tcPr>
+          <w:p>
+            <w:pPr>
+              <w:rPr>
+                <w:highlight w:val="yellow"/>
+                <w:lang w:val="en-US"/>
+              </w:rPr>
+            </w:pPr>
+            <w:r>
+              <w:rPr>
+                <w:highlight w:val="yellow"/>
+                <w:lang w:val="en-US"/>
+              </w:rPr>
+              <w:t>{{ length }}</w:t>
+            </w:r>
+          </w:p>
+        </w:tc>
+        <w:tc>
+          <w:tcPr>
+            <w:tcW w:w="5341" w:type="dxa"/>
+          </w:tcPr>
+          <w:p>
+            <w:r>
+              <w:t>Длина баллона.</w:t>
+            </w:r>
+          </w:p>
+        </w:tc>
+      </w:tr>
+      <w:tr>
+        <w:tc>
+          <w:tcPr>
+            <w:tcW w:w="5341" w:type="dxa"/>
+          </w:tcPr>
+          <w:p>
+            <w:pPr>
+              <w:rPr>
+                <w:highlight w:val="yellow"/>
+                <w:lang w:val="en-US"/>
+              </w:rPr>
+            </w:pPr>
+            <w:r>
+              <w:rPr>
+                <w:highlight w:val="yellow"/>
+                <w:lang w:val="en-US"/>
+              </w:rPr>
+              <w:t>{{ d_nar }}</w:t>
+            </w:r>
+          </w:p>
+        </w:tc>
+        <w:tc>
+          <w:tcPr>
+            <w:tcW w:w="5341" w:type="dxa"/>
+          </w:tcPr>
+          <w:p>
+            <w:r>
+              <w:t>Диаметр наружный.</w:t>
+            </w:r>
+          </w:p>
+        </w:tc>
+      </w:tr>
+      <w:tr>
+        <w:tc>
+          <w:tcPr>
+            <w:tcW w:w="5341" w:type="dxa"/>
+          </w:tcPr>
+          <w:p>
+            <w:pPr>
+              <w:rPr>
+                <w:highlight w:val="yellow"/>
+                <w:lang w:val="en-US"/>
+              </w:rPr>
+            </w:pPr>
+            <w:r>
+              <w:rPr>
+                <w:highlight w:val="yellow"/>
+                <w:lang w:val="en-US"/>
+              </w:rPr>
+              <w:t>{{ d_min }}</w:t>
+            </w:r>
+          </w:p>
+        </w:tc>
+        <w:tc>
+          <w:tcPr>
+            <w:tcW w:w="5341" w:type="dxa"/>
+          </w:tcPr>
+          <w:p>
+            <w:r>
+              <w:t>Мин диаметр.</w:t>
+            </w:r>
+          </w:p>
+        </w:tc>
+      </w:tr>
+      <w:tr>
+        <w:tc>
+          <w:tcPr>
+            <w:tcW w:w="5341" w:type="dxa"/>
+          </w:tcPr>
+          <w:p>
+            <w:pPr>
+              <w:rPr>
+                <w:highlight w:val="yellow"/>
+                <w:lang w:val="en-US"/>
+              </w:rPr>
+            </w:pPr>
+            <w:r>
+              <w:rPr>
+                <w:highlight w:val="yellow"/>
+                <w:lang w:val="en-US"/>
+              </w:rPr>
+              <w:t>{{ d_max }}</w:t>
+            </w:r>
+          </w:p>
+        </w:tc>
+        <w:tc>
+          <w:tcPr>
+            <w:tcW w:w="5341" w:type="dxa"/>
+          </w:tcPr>
+          <w:p>
+            <w:r>
+              <w:t>Макс диаметр.</w:t>
+            </w:r>
+          </w:p>
+        </w:tc>
+      </w:tr>
+      <w:tr>
+        <w:tc>
+          <w:tcPr>
+            <w:tcW w:w="5341" w:type="dxa"/>
+          </w:tcPr>
+          <w:p>
+            <w:pPr>
+              <w:rPr>
+                <w:highlight w:val="yellow"/>
+                <w:lang w:val="en-US"/>
+              </w:rPr>
+            </w:pPr>
+            <w:r>
+              <w:rPr>
+                <w:highlight w:val="yellow"/>
+                <w:lang w:val="en-US"/>
+              </w:rPr>
+              <w:t>{{ volume }}</w:t>
+            </w:r>
+          </w:p>
+        </w:tc>
+        <w:tc>
+          <w:tcPr>
+            <w:tcW w:w="5341" w:type="dxa"/>
+          </w:tcPr>
+          <w:p>
+            <w:r>
+              <w:t>Объём.</w:t>
+            </w:r>
+          </w:p>
+        </w:tc>
+      </w:tr>
+      <w:tr>
+        <w:tc>
+          <w:tcPr>
+            <w:tcW w:w="5341" w:type="dxa"/>
+          </w:tcPr>
+          <w:p>
+            <w:pPr>
+              <w:rPr>
+                <w:highlight w:val="yellow"/>
+                <w:lang w:val="en-US"/>
+              </w:rPr>
+            </w:pPr>
+            <w:r>
+              <w:rPr>
+                <w:highlight w:val="yellow"/>
+                <w:lang w:val="en-US"/>
+              </w:rPr>
+              <w:t>{{</w:t>
+            </w:r>
+            <w:r>
+              <w:rPr>
+                <w:highlight w:val="yellow"/>
+                <w:lang w:val="en-US"/>
+              </w:rPr>
+              <w:t xml:space="preserve"> volume_total</w:t>
+            </w:r>
             <w:r>
               <w:rPr>
                 <w:highlight w:val="yellow"/>
@@ -103,735 +770,6 @@
           </w:tcPr>
           <w:p>
             <w:r>
-              <w:t xml:space="preserve">Номер </w:t>
-            </w:r>
-            <w:proofErr w:type="spellStart"/>
-            <w:r>
-              <w:t>закла</w:t>
-            </w:r>
-            <w:proofErr w:type="spellEnd"/>
-            <w:r>
-              <w:t>.</w:t>
-            </w:r>
-          </w:p>
-        </w:tc>
-      </w:tr>
-      <w:tr>
-        <w:tc>
-          <w:tcPr>
-            <w:tcW w:w="5341" w:type="dxa"/>
-          </w:tcPr>
-          <w:p>
-            <w:pPr>
-              <w:rPr>
-                <w:highlight w:val="yellow"/>
-                <w:lang w:val="en-US"/>
-              </w:rPr>
-            </w:pPr>
-            <w:r>
-              <w:rPr>
-                <w:highlight w:val="yellow"/>
-                <w:lang w:val="en-US"/>
-              </w:rPr>
-              <w:t xml:space="preserve">{{ </w:t>
-            </w:r>
-            <w:proofErr w:type="spellStart"/>
-            <w:r>
-              <w:rPr>
-                <w:highlight w:val="yellow"/>
-                <w:lang w:val="en-US"/>
-              </w:rPr>
-              <w:t>reg_number</w:t>
-            </w:r>
-            <w:proofErr w:type="spellEnd"/>
-            <w:r>
-              <w:rPr>
-                <w:highlight w:val="yellow"/>
-                <w:lang w:val="en-US"/>
-              </w:rPr>
-              <w:t xml:space="preserve"> }}</w:t>
-            </w:r>
-          </w:p>
-        </w:tc>
-        <w:tc>
-          <w:tcPr>
-            <w:tcW w:w="5341" w:type="dxa"/>
-          </w:tcPr>
-          <w:p>
-            <w:proofErr w:type="spellStart"/>
-            <w:r>
-              <w:t>Рег</w:t>
-            </w:r>
-            <w:proofErr w:type="spellEnd"/>
-            <w:r>
-              <w:t xml:space="preserve"> секции.</w:t>
-            </w:r>
-          </w:p>
-        </w:tc>
-      </w:tr>
-      <w:tr>
-        <w:tc>
-          <w:tcPr>
-            <w:tcW w:w="5341" w:type="dxa"/>
-          </w:tcPr>
-          <w:p>
-            <w:pPr>
-              <w:rPr>
-                <w:highlight w:val="yellow"/>
-                <w:lang w:val="en-US"/>
-              </w:rPr>
-            </w:pPr>
-            <w:r>
-              <w:rPr>
-                <w:highlight w:val="yellow"/>
-                <w:lang w:val="en-US"/>
-              </w:rPr>
-              <w:t xml:space="preserve">{{ </w:t>
-            </w:r>
-            <w:proofErr w:type="spellStart"/>
-            <w:r>
-              <w:rPr>
-                <w:highlight w:val="yellow"/>
-                <w:lang w:val="en-US"/>
-              </w:rPr>
-              <w:t>gost</w:t>
-            </w:r>
-            <w:proofErr w:type="spellEnd"/>
-            <w:r>
-              <w:rPr>
-                <w:highlight w:val="yellow"/>
-                <w:lang w:val="en-US"/>
-              </w:rPr>
-              <w:t xml:space="preserve"> }}</w:t>
-            </w:r>
-          </w:p>
-        </w:tc>
-        <w:tc>
-          <w:tcPr>
-            <w:tcW w:w="5341" w:type="dxa"/>
-          </w:tcPr>
-          <w:p>
-            <w:r>
-              <w:t>Гост.</w:t>
-            </w:r>
-          </w:p>
-        </w:tc>
-      </w:tr>
-      <w:tr>
-        <w:tc>
-          <w:tcPr>
-            <w:tcW w:w="5341" w:type="dxa"/>
-          </w:tcPr>
-          <w:p>
-            <w:pPr>
-              <w:rPr>
-                <w:highlight w:val="yellow"/>
-                <w:lang w:val="en-US"/>
-              </w:rPr>
-            </w:pPr>
-            <w:r>
-              <w:rPr>
-                <w:highlight w:val="yellow"/>
-                <w:lang w:val="en-US"/>
-              </w:rPr>
-              <w:t xml:space="preserve">{{ </w:t>
-            </w:r>
-            <w:proofErr w:type="spellStart"/>
-            <w:r>
-              <w:rPr>
-                <w:highlight w:val="yellow"/>
-                <w:lang w:val="en-US"/>
-              </w:rPr>
-              <w:t>g_vvod</w:t>
-            </w:r>
-            <w:proofErr w:type="spellEnd"/>
-            <w:r>
-              <w:rPr>
-                <w:highlight w:val="yellow"/>
-                <w:lang w:val="en-US"/>
-              </w:rPr>
-              <w:t xml:space="preserve"> }}</w:t>
-            </w:r>
-          </w:p>
-        </w:tc>
-        <w:tc>
-          <w:tcPr>
-            <w:tcW w:w="5341" w:type="dxa"/>
-          </w:tcPr>
-          <w:p>
-            <w:r>
-              <w:t xml:space="preserve">Дата ввода в </w:t>
-            </w:r>
-            <w:proofErr w:type="spellStart"/>
-            <w:r>
-              <w:t>экспл</w:t>
-            </w:r>
-            <w:proofErr w:type="spellEnd"/>
-            <w:r>
-              <w:t>.</w:t>
-            </w:r>
-          </w:p>
-        </w:tc>
-      </w:tr>
-      <w:tr>
-        <w:tc>
-          <w:tcPr>
-            <w:tcW w:w="5341" w:type="dxa"/>
-          </w:tcPr>
-          <w:p>
-            <w:pPr>
-              <w:rPr>
-                <w:highlight w:val="yellow"/>
-                <w:lang w:val="en-US"/>
-              </w:rPr>
-            </w:pPr>
-            <w:r>
-              <w:rPr>
-                <w:highlight w:val="yellow"/>
-                <w:lang w:val="en-US"/>
-              </w:rPr>
-              <w:t xml:space="preserve">{{ </w:t>
-            </w:r>
-            <w:proofErr w:type="spellStart"/>
-            <w:r>
-              <w:rPr>
-                <w:highlight w:val="yellow"/>
-                <w:lang w:val="en-US"/>
-              </w:rPr>
-              <w:t>dataZakl</w:t>
-            </w:r>
-            <w:proofErr w:type="spellEnd"/>
-            <w:r>
-              <w:rPr>
-                <w:highlight w:val="yellow"/>
-                <w:lang w:val="en-US"/>
-              </w:rPr>
-              <w:t xml:space="preserve"> }}</w:t>
-            </w:r>
-          </w:p>
-        </w:tc>
-        <w:tc>
-          <w:tcPr>
-            <w:tcW w:w="5341" w:type="dxa"/>
-          </w:tcPr>
-          <w:p>
-            <w:r>
-              <w:t xml:space="preserve">Дата подписания </w:t>
-            </w:r>
-            <w:proofErr w:type="spellStart"/>
-            <w:r>
-              <w:t>закла</w:t>
-            </w:r>
-            <w:proofErr w:type="spellEnd"/>
-            <w:r>
-              <w:t>???</w:t>
-            </w:r>
-          </w:p>
-        </w:tc>
-      </w:tr>
-      <w:tr>
-        <w:tc>
-          <w:tcPr>
-            <w:tcW w:w="5341" w:type="dxa"/>
-          </w:tcPr>
-          <w:p>
-            <w:pPr>
-              <w:rPr>
-                <w:highlight w:val="yellow"/>
-                <w:lang w:val="en-US"/>
-              </w:rPr>
-            </w:pPr>
-            <w:r>
-              <w:rPr>
-                <w:highlight w:val="yellow"/>
-                <w:lang w:val="en-US"/>
-              </w:rPr>
-              <w:t xml:space="preserve">{{ </w:t>
-            </w:r>
-            <w:proofErr w:type="spellStart"/>
-            <w:r>
-              <w:rPr>
-                <w:highlight w:val="yellow"/>
-                <w:lang w:val="en-US"/>
-              </w:rPr>
-              <w:t>yearsOfExpluatation</w:t>
-            </w:r>
-            <w:proofErr w:type="spellEnd"/>
-            <w:r>
-              <w:rPr>
-                <w:highlight w:val="yellow"/>
-                <w:lang w:val="en-US"/>
-              </w:rPr>
-              <w:t xml:space="preserve"> }}</w:t>
-            </w:r>
-          </w:p>
-        </w:tc>
-        <w:tc>
-          <w:tcPr>
-            <w:tcW w:w="5341" w:type="dxa"/>
-          </w:tcPr>
-          <w:p>
-            <w:r>
-              <w:t>Срок эксплуатации в годах.</w:t>
-            </w:r>
-          </w:p>
-        </w:tc>
-      </w:tr>
-      <w:tr>
-        <w:tc>
-          <w:tcPr>
-            <w:tcW w:w="5341" w:type="dxa"/>
-          </w:tcPr>
-          <w:p>
-            <w:pPr>
-              <w:rPr>
-                <w:highlight w:val="yellow"/>
-                <w:lang w:val="en-US"/>
-              </w:rPr>
-            </w:pPr>
-            <w:r>
-              <w:rPr>
-                <w:highlight w:val="yellow"/>
-                <w:lang w:val="en-US"/>
-              </w:rPr>
-              <w:t xml:space="preserve">{{ </w:t>
-            </w:r>
-            <w:proofErr w:type="spellStart"/>
-            <w:r>
-              <w:rPr>
-                <w:highlight w:val="yellow"/>
-                <w:lang w:val="en-US"/>
-              </w:rPr>
-              <w:t>chertezh</w:t>
-            </w:r>
-            <w:proofErr w:type="spellEnd"/>
-            <w:r>
-              <w:rPr>
-                <w:highlight w:val="yellow"/>
-                <w:lang w:val="en-US"/>
-              </w:rPr>
-              <w:t xml:space="preserve"> }}</w:t>
-            </w:r>
-          </w:p>
-        </w:tc>
-        <w:tc>
-          <w:tcPr>
-            <w:tcW w:w="5341" w:type="dxa"/>
-          </w:tcPr>
-          <w:p>
-            <w:pPr>
-              <w:rPr>
-                <w:lang w:val="en-US"/>
-              </w:rPr>
-            </w:pPr>
-            <w:r>
-              <w:t>Чертёж.</w:t>
-            </w:r>
-          </w:p>
-        </w:tc>
-      </w:tr>
-      <w:tr>
-        <w:tc>
-          <w:tcPr>
-            <w:tcW w:w="5341" w:type="dxa"/>
-          </w:tcPr>
-          <w:p>
-            <w:pPr>
-              <w:rPr>
-                <w:highlight w:val="yellow"/>
-                <w:lang w:val="en-US"/>
-              </w:rPr>
-            </w:pPr>
-            <w:r>
-              <w:rPr>
-                <w:highlight w:val="yellow"/>
-                <w:lang w:val="en-US"/>
-              </w:rPr>
-              <w:t xml:space="preserve">{{ </w:t>
-            </w:r>
-            <w:proofErr w:type="spellStart"/>
-            <w:r>
-              <w:rPr>
-                <w:highlight w:val="yellow"/>
-                <w:lang w:val="en-US"/>
-              </w:rPr>
-              <w:t>p_rasch</w:t>
-            </w:r>
-            <w:proofErr w:type="spellEnd"/>
-            <w:r>
-              <w:rPr>
-                <w:highlight w:val="yellow"/>
-                <w:lang w:val="en-US"/>
-              </w:rPr>
-              <w:t xml:space="preserve"> }}</w:t>
-            </w:r>
-          </w:p>
-        </w:tc>
-        <w:tc>
-          <w:tcPr>
-            <w:tcW w:w="5341" w:type="dxa"/>
-          </w:tcPr>
-          <w:p>
-            <w:r>
-              <w:t>Давление расчётное.</w:t>
-            </w:r>
-          </w:p>
-        </w:tc>
-      </w:tr>
-      <w:tr>
-        <w:tc>
-          <w:tcPr>
-            <w:tcW w:w="5341" w:type="dxa"/>
-          </w:tcPr>
-          <w:p>
-            <w:pPr>
-              <w:rPr>
-                <w:highlight w:val="yellow"/>
-                <w:lang w:val="en-US"/>
-              </w:rPr>
-            </w:pPr>
-            <w:r>
-              <w:rPr>
-                <w:highlight w:val="yellow"/>
-                <w:lang w:val="en-US"/>
-              </w:rPr>
-              <w:t xml:space="preserve">{{ </w:t>
-            </w:r>
-            <w:proofErr w:type="spellStart"/>
-            <w:r>
-              <w:rPr>
-                <w:highlight w:val="yellow"/>
-                <w:lang w:val="en-US"/>
-              </w:rPr>
-              <w:t>p_rab</w:t>
-            </w:r>
-            <w:proofErr w:type="spellEnd"/>
-            <w:r>
-              <w:rPr>
-                <w:highlight w:val="yellow"/>
-                <w:lang w:val="en-US"/>
-              </w:rPr>
-              <w:t xml:space="preserve"> }}</w:t>
-            </w:r>
-          </w:p>
-        </w:tc>
-        <w:tc>
-          <w:tcPr>
-            <w:tcW w:w="5341" w:type="dxa"/>
-          </w:tcPr>
-          <w:p>
-            <w:r>
-              <w:t>Давление рабочее.</w:t>
-            </w:r>
-          </w:p>
-        </w:tc>
-      </w:tr>
-      <w:tr>
-        <w:tc>
-          <w:tcPr>
-            <w:tcW w:w="5341" w:type="dxa"/>
-          </w:tcPr>
-          <w:p>
-            <w:pPr>
-              <w:rPr>
-                <w:highlight w:val="yellow"/>
-                <w:lang w:val="en-US"/>
-              </w:rPr>
-            </w:pPr>
-            <w:r>
-              <w:rPr>
-                <w:highlight w:val="yellow"/>
-                <w:lang w:val="en-US"/>
-              </w:rPr>
-              <w:t xml:space="preserve">{{ </w:t>
-            </w:r>
-            <w:proofErr w:type="spellStart"/>
-            <w:r>
-              <w:rPr>
-                <w:highlight w:val="yellow"/>
-                <w:lang w:val="en-US"/>
-              </w:rPr>
-              <w:t>s_isp</w:t>
-            </w:r>
-            <w:proofErr w:type="spellEnd"/>
-            <w:r>
-              <w:rPr>
-                <w:highlight w:val="yellow"/>
-                <w:lang w:val="en-US"/>
-              </w:rPr>
-              <w:t xml:space="preserve"> }}</w:t>
-            </w:r>
-          </w:p>
-        </w:tc>
-        <w:tc>
-          <w:tcPr>
-            <w:tcW w:w="5341" w:type="dxa"/>
-          </w:tcPr>
-          <w:p>
-            <w:r>
-              <w:t>Исполнительная толщина.(паспорт.).</w:t>
-            </w:r>
-          </w:p>
-        </w:tc>
-      </w:tr>
-      <w:tr>
-        <w:tc>
-          <w:tcPr>
-            <w:tcW w:w="5341" w:type="dxa"/>
-          </w:tcPr>
-          <w:p>
-            <w:pPr>
-              <w:rPr>
-                <w:highlight w:val="yellow"/>
-                <w:lang w:val="en-US"/>
-              </w:rPr>
-            </w:pPr>
-            <w:r>
-              <w:rPr>
-                <w:highlight w:val="yellow"/>
-                <w:lang w:val="en-US"/>
-              </w:rPr>
-              <w:t>{{ length }}</w:t>
-            </w:r>
-          </w:p>
-        </w:tc>
-        <w:tc>
-          <w:tcPr>
-            <w:tcW w:w="5341" w:type="dxa"/>
-          </w:tcPr>
-          <w:p>
-            <w:r>
-              <w:t>Длина баллона.</w:t>
-            </w:r>
-          </w:p>
-        </w:tc>
-      </w:tr>
-      <w:tr>
-        <w:tc>
-          <w:tcPr>
-            <w:tcW w:w="5341" w:type="dxa"/>
-          </w:tcPr>
-          <w:p>
-            <w:pPr>
-              <w:rPr>
-                <w:highlight w:val="yellow"/>
-                <w:lang w:val="en-US"/>
-              </w:rPr>
-            </w:pPr>
-            <w:r>
-              <w:rPr>
-                <w:highlight w:val="yellow"/>
-                <w:lang w:val="en-US"/>
-              </w:rPr>
-              <w:t xml:space="preserve">{{ </w:t>
-            </w:r>
-            <w:proofErr w:type="spellStart"/>
-            <w:r>
-              <w:rPr>
-                <w:highlight w:val="yellow"/>
-                <w:lang w:val="en-US"/>
-              </w:rPr>
-              <w:t>d_nar</w:t>
-            </w:r>
-            <w:proofErr w:type="spellEnd"/>
-            <w:r>
-              <w:rPr>
-                <w:highlight w:val="yellow"/>
-                <w:lang w:val="en-US"/>
-              </w:rPr>
-              <w:t xml:space="preserve"> }}</w:t>
-            </w:r>
-          </w:p>
-        </w:tc>
-        <w:tc>
-          <w:tcPr>
-            <w:tcW w:w="5341" w:type="dxa"/>
-          </w:tcPr>
-          <w:p>
-            <w:r>
-              <w:t>Диаметр наружный.</w:t>
-            </w:r>
-          </w:p>
-        </w:tc>
-      </w:tr>
-      <w:tr>
-        <w:tc>
-          <w:tcPr>
-            <w:tcW w:w="5341" w:type="dxa"/>
-          </w:tcPr>
-          <w:p>
-            <w:pPr>
-              <w:rPr>
-                <w:highlight w:val="yellow"/>
-                <w:lang w:val="en-US"/>
-              </w:rPr>
-            </w:pPr>
-            <w:r>
-              <w:rPr>
-                <w:highlight w:val="yellow"/>
-                <w:lang w:val="en-US"/>
-              </w:rPr>
-              <w:t xml:space="preserve">{{ </w:t>
-            </w:r>
-            <w:proofErr w:type="spellStart"/>
-            <w:r>
-              <w:rPr>
-                <w:highlight w:val="yellow"/>
-                <w:lang w:val="en-US"/>
-              </w:rPr>
-              <w:t>d_min</w:t>
-            </w:r>
-            <w:proofErr w:type="spellEnd"/>
-            <w:r>
-              <w:rPr>
-                <w:highlight w:val="yellow"/>
-                <w:lang w:val="en-US"/>
-              </w:rPr>
-              <w:t xml:space="preserve"> }}</w:t>
-            </w:r>
-          </w:p>
-        </w:tc>
-        <w:tc>
-          <w:tcPr>
-            <w:tcW w:w="5341" w:type="dxa"/>
-          </w:tcPr>
-          <w:p>
-            <w:r>
-              <w:t>Мин диаметр.</w:t>
-            </w:r>
-          </w:p>
-        </w:tc>
-      </w:tr>
-      <w:tr>
-        <w:tc>
-          <w:tcPr>
-            <w:tcW w:w="5341" w:type="dxa"/>
-          </w:tcPr>
-          <w:p>
-            <w:pPr>
-              <w:rPr>
-                <w:highlight w:val="yellow"/>
-                <w:lang w:val="en-US"/>
-              </w:rPr>
-            </w:pPr>
-            <w:r>
-              <w:rPr>
-                <w:highlight w:val="yellow"/>
-                <w:lang w:val="en-US"/>
-              </w:rPr>
-              <w:t xml:space="preserve">{{ </w:t>
-            </w:r>
-            <w:proofErr w:type="spellStart"/>
-            <w:r>
-              <w:rPr>
-                <w:highlight w:val="yellow"/>
-                <w:lang w:val="en-US"/>
-              </w:rPr>
-              <w:t>d_max</w:t>
-            </w:r>
-            <w:proofErr w:type="spellEnd"/>
-            <w:r>
-              <w:rPr>
-                <w:highlight w:val="yellow"/>
-                <w:lang w:val="en-US"/>
-              </w:rPr>
-              <w:t xml:space="preserve"> }}</w:t>
-            </w:r>
-          </w:p>
-        </w:tc>
-        <w:tc>
-          <w:tcPr>
-            <w:tcW w:w="5341" w:type="dxa"/>
-          </w:tcPr>
-          <w:p>
-            <w:r>
-              <w:t>Макс диаметр.</w:t>
-            </w:r>
-          </w:p>
-        </w:tc>
-      </w:tr>
-      <w:tr>
-        <w:tc>
-          <w:tcPr>
-            <w:tcW w:w="5341" w:type="dxa"/>
-          </w:tcPr>
-          <w:p>
-            <w:pPr>
-              <w:rPr>
-                <w:highlight w:val="yellow"/>
-                <w:lang w:val="en-US"/>
-              </w:rPr>
-            </w:pPr>
-            <w:r>
-              <w:rPr>
-                <w:highlight w:val="yellow"/>
-                <w:lang w:val="en-US"/>
-              </w:rPr>
-              <w:t>{{ volume }}</w:t>
-            </w:r>
-          </w:p>
-        </w:tc>
-        <w:tc>
-          <w:tcPr>
-            <w:tcW w:w="5341" w:type="dxa"/>
-          </w:tcPr>
-          <w:p>
-            <w:r>
-              <w:t>Объём.</w:t>
-            </w:r>
-          </w:p>
-        </w:tc>
-      </w:tr>
-      <w:tr>
-        <w:tc>
-          <w:tcPr>
-            <w:tcW w:w="5341" w:type="dxa"/>
-          </w:tcPr>
-          <w:p>
-            <w:pPr>
-              <w:rPr>
-                <w:highlight w:val="yellow"/>
-                <w:lang w:val="en-US"/>
-              </w:rPr>
-            </w:pPr>
-            <w:r>
-              <w:rPr>
-                <w:highlight w:val="yellow"/>
-                <w:lang w:val="en-US"/>
-              </w:rPr>
-              <w:t>{{</w:t>
-            </w:r>
-            <w:r>
-              <w:rPr>
-                <w:highlight w:val="yellow"/>
-                <w:lang w:val="en-US"/>
-              </w:rPr>
-              <w:t xml:space="preserve"> </w:t>
-            </w:r>
-            <w:proofErr w:type="spellStart"/>
-            <w:r>
-              <w:rPr>
-                <w:highlight w:val="yellow"/>
-                <w:lang w:val="en-US"/>
-              </w:rPr>
-              <w:t>volume_total</w:t>
-            </w:r>
-            <w:proofErr w:type="spellEnd"/>
-            <w:r>
-              <w:rPr>
-                <w:highlight w:val="yellow"/>
-                <w:lang w:val="en-US"/>
-              </w:rPr>
-              <w:t xml:space="preserve"> }}</w:t>
-            </w:r>
-          </w:p>
-        </w:tc>
-        <w:tc>
-          <w:tcPr>
-            <w:tcW w:w="5341" w:type="dxa"/>
-          </w:tcPr>
-          <w:p>
-            <w:r>
               <w:t>Суммарный объём секции, л.</w:t>
             </w:r>
           </w:p>
@@ -854,23 +792,7 @@
                 <w:highlight w:val="yellow"/>
                 <w:lang w:val="en-US"/>
               </w:rPr>
-              <w:t xml:space="preserve">{{ </w:t>
-            </w:r>
-            <w:proofErr w:type="spellStart"/>
-            <w:r>
-              <w:rPr>
-                <w:highlight w:val="yellow"/>
-                <w:lang w:val="en-US"/>
-              </w:rPr>
-              <w:t>zav_nums</w:t>
-            </w:r>
-            <w:proofErr w:type="spellEnd"/>
-            <w:r>
-              <w:rPr>
-                <w:highlight w:val="yellow"/>
-                <w:lang w:val="en-US"/>
-              </w:rPr>
-              <w:t xml:space="preserve"> }}</w:t>
+              <w:t>{{ zav_nums }}</w:t>
             </w:r>
           </w:p>
         </w:tc>
@@ -902,38 +824,17 @@
                 <w:highlight w:val="yellow"/>
                 <w:lang w:val="en-US"/>
               </w:rPr>
-              <w:t xml:space="preserve">{{ </w:t>
-            </w:r>
-            <w:proofErr w:type="spellStart"/>
-            <w:r>
-              <w:rPr>
-                <w:highlight w:val="yellow"/>
-                <w:lang w:val="en-US"/>
-              </w:rPr>
-              <w:t>reg_nums</w:t>
-            </w:r>
-            <w:proofErr w:type="spellEnd"/>
-            <w:r>
-              <w:rPr>
-                <w:highlight w:val="yellow"/>
-                <w:lang w:val="en-US"/>
-              </w:rPr>
-              <w:t xml:space="preserve"> }}</w:t>
-            </w:r>
-          </w:p>
-        </w:tc>
-        <w:tc>
-          <w:tcPr>
-            <w:tcW w:w="5341" w:type="dxa"/>
-          </w:tcPr>
-          <w:p>
-            <w:proofErr w:type="spellStart"/>
-            <w:r>
-              <w:t>Рег</w:t>
-            </w:r>
-            <w:proofErr w:type="spellEnd"/>
-            <w:r>
-              <w:t xml:space="preserve"> номера баллонов.</w:t>
+              <w:t>{{ reg_nums }}</w:t>
+            </w:r>
+          </w:p>
+        </w:tc>
+        <w:tc>
+          <w:tcPr>
+            <w:tcW w:w="5341" w:type="dxa"/>
+          </w:tcPr>
+          <w:p>
+            <w:r>
+              <w:t>Рег номера баллонов.</w:t>
             </w:r>
           </w:p>
         </w:tc>
@@ -965,6 +866,47 @@
           </w:tcPr>
           <w:p>
             <w:r>
+              <w:t>Адрес м</w:t>
+            </w:r>
+            <w:r>
+              <w:t>ест</w:t>
+            </w:r>
+            <w:r>
+              <w:t>а</w:t>
+            </w:r>
+            <w:r>
+              <w:t xml:space="preserve"> установки.</w:t>
+            </w:r>
+          </w:p>
+        </w:tc>
+      </w:tr>
+      <w:tr>
+        <w:tc>
+          <w:tcPr>
+            <w:tcW w:w="5341" w:type="dxa"/>
+          </w:tcPr>
+          <w:p>
+            <w:pPr>
+              <w:rPr>
+                <w:highlight w:val="yellow"/>
+                <w:lang w:val="en-US"/>
+              </w:rPr>
+            </w:pPr>
+            <w:r>
+              <w:rPr>
+                <w:highlight w:val="yellow"/>
+                <w:lang w:val="en-US"/>
+              </w:rPr>
+              <w:t>{{ place_obj }}</w:t>
+            </w:r>
+          </w:p>
+        </w:tc>
+        <w:tc>
+          <w:tcPr>
+            <w:tcW w:w="5341" w:type="dxa"/>
+          </w:tcPr>
+          <w:p>
+            <w:r>
               <w:t>Место установки.</w:t>
             </w:r>
           </w:p>
@@ -987,23 +929,7 @@
                 <w:highlight w:val="yellow"/>
                 <w:lang w:val="en-US"/>
               </w:rPr>
-              <w:t xml:space="preserve">{{ </w:t>
-            </w:r>
-            <w:proofErr w:type="spellStart"/>
-            <w:r>
-              <w:rPr>
-                <w:highlight w:val="yellow"/>
-                <w:lang w:val="en-US"/>
-              </w:rPr>
-              <w:t>zavod_name</w:t>
-            </w:r>
-            <w:proofErr w:type="spellEnd"/>
-            <w:r>
-              <w:rPr>
-                <w:highlight w:val="yellow"/>
-                <w:lang w:val="en-US"/>
-              </w:rPr>
-              <w:t xml:space="preserve"> }}</w:t>
+              <w:t>{{ zavod_name }}</w:t>
             </w:r>
           </w:p>
         </w:tc>
@@ -1102,23 +1028,7 @@
                 <w:highlight w:val="yellow"/>
                 <w:lang w:val="en-US"/>
               </w:rPr>
-              <w:t xml:space="preserve">{{ </w:t>
-            </w:r>
-            <w:proofErr w:type="spellStart"/>
-            <w:r>
-              <w:rPr>
-                <w:highlight w:val="yellow"/>
-                <w:lang w:val="en-US"/>
-              </w:rPr>
-              <w:t>rab_sreda</w:t>
-            </w:r>
-            <w:proofErr w:type="spellEnd"/>
-            <w:r>
-              <w:rPr>
-                <w:highlight w:val="yellow"/>
-                <w:lang w:val="en-US"/>
-              </w:rPr>
-              <w:t xml:space="preserve"> }}</w:t>
+              <w:t>{{ rab_sreda }}</w:t>
             </w:r>
           </w:p>
         </w:tc>
@@ -1150,23 +1060,7 @@
                 <w:highlight w:val="yellow"/>
                 <w:lang w:val="en-US"/>
               </w:rPr>
-              <w:t xml:space="preserve">{{ </w:t>
-            </w:r>
-            <w:proofErr w:type="spellStart"/>
-            <w:r>
-              <w:rPr>
-                <w:highlight w:val="yellow"/>
-                <w:lang w:val="en-US"/>
-              </w:rPr>
-              <w:t>vladelec</w:t>
-            </w:r>
-            <w:proofErr w:type="spellEnd"/>
-            <w:r>
-              <w:rPr>
-                <w:highlight w:val="yellow"/>
-                <w:lang w:val="en-US"/>
-              </w:rPr>
-              <w:t xml:space="preserve"> }}</w:t>
+              <w:t>{{ vladelec }}</w:t>
             </w:r>
           </w:p>
         </w:tc>
@@ -1198,23 +1092,7 @@
                 <w:highlight w:val="yellow"/>
                 <w:lang w:val="en-US"/>
               </w:rPr>
-              <w:t xml:space="preserve">{{ </w:t>
-            </w:r>
-            <w:proofErr w:type="spellStart"/>
-            <w:r>
-              <w:rPr>
-                <w:highlight w:val="yellow"/>
-                <w:lang w:val="en-US"/>
-              </w:rPr>
-              <w:t>vik_date</w:t>
-            </w:r>
-            <w:proofErr w:type="spellEnd"/>
-            <w:r>
-              <w:rPr>
-                <w:highlight w:val="yellow"/>
-                <w:lang w:val="en-US"/>
-              </w:rPr>
-              <w:t xml:space="preserve"> }}</w:t>
+              <w:t>{{ vik_date }}</w:t>
             </w:r>
           </w:p>
         </w:tc>
@@ -1246,23 +1124,7 @@
                 <w:highlight w:val="yellow"/>
                 <w:lang w:val="en-US"/>
               </w:rPr>
-              <w:t xml:space="preserve">{{ </w:t>
-            </w:r>
-            <w:proofErr w:type="spellStart"/>
-            <w:r>
-              <w:rPr>
-                <w:highlight w:val="yellow"/>
-                <w:lang w:val="en-US"/>
-              </w:rPr>
-              <w:t>tolshTverdost_date</w:t>
-            </w:r>
-            <w:proofErr w:type="spellEnd"/>
-            <w:r>
-              <w:rPr>
-                <w:highlight w:val="yellow"/>
-                <w:lang w:val="en-US"/>
-              </w:rPr>
-              <w:t xml:space="preserve"> }}</w:t>
+              <w:t>{{ tolshTverdost_date }}</w:t>
             </w:r>
           </w:p>
         </w:tc>
@@ -1299,23 +1161,7 @@
                 <w:highlight w:val="yellow"/>
                 <w:lang w:val="en-US"/>
               </w:rPr>
-              <w:t xml:space="preserve">{{ </w:t>
-            </w:r>
-            <w:proofErr w:type="spellStart"/>
-            <w:r>
-              <w:rPr>
-                <w:highlight w:val="yellow"/>
-                <w:lang w:val="en-US"/>
-              </w:rPr>
-              <w:t>ispRasch_date</w:t>
-            </w:r>
-            <w:proofErr w:type="spellEnd"/>
-            <w:r>
-              <w:rPr>
-                <w:highlight w:val="yellow"/>
-                <w:lang w:val="en-US"/>
-              </w:rPr>
-              <w:t xml:space="preserve"> }}</w:t>
+              <w:t>{{ ispRasch_date }}</w:t>
             </w:r>
           </w:p>
         </w:tc>
@@ -1352,23 +1198,7 @@
                 <w:highlight w:val="yellow"/>
                 <w:lang w:val="en-US"/>
               </w:rPr>
-              <w:t xml:space="preserve">{{ </w:t>
-            </w:r>
-            <w:proofErr w:type="spellStart"/>
-            <w:r>
-              <w:rPr>
-                <w:highlight w:val="yellow"/>
-                <w:lang w:val="en-US"/>
-              </w:rPr>
-              <w:t>prodlEPB_date</w:t>
-            </w:r>
-            <w:proofErr w:type="spellEnd"/>
-            <w:r>
-              <w:rPr>
-                <w:highlight w:val="yellow"/>
-                <w:lang w:val="en-US"/>
-              </w:rPr>
-              <w:t xml:space="preserve"> }}</w:t>
+              <w:t>{{ prodlEPB_date }}</w:t>
             </w:r>
           </w:p>
         </w:tc>
@@ -1405,23 +1235,7 @@
                 <w:highlight w:val="yellow"/>
                 <w:lang w:val="en-US"/>
               </w:rPr>
-              <w:t xml:space="preserve">{{ </w:t>
-            </w:r>
-            <w:proofErr w:type="spellStart"/>
-            <w:r>
-              <w:rPr>
-                <w:highlight w:val="yellow"/>
-                <w:lang w:val="en-US"/>
-              </w:rPr>
-              <w:t>prodlTO_date</w:t>
-            </w:r>
-            <w:proofErr w:type="spellEnd"/>
-            <w:r>
-              <w:rPr>
-                <w:highlight w:val="yellow"/>
-                <w:lang w:val="en-US"/>
-              </w:rPr>
-              <w:t xml:space="preserve"> }}</w:t>
+              <w:t>{{ prodlTO_date }}</w:t>
             </w:r>
           </w:p>
         </w:tc>
@@ -1458,23 +1272,7 @@
                 <w:highlight w:val="yellow"/>
                 <w:lang w:val="en-US"/>
               </w:rPr>
-              <w:t xml:space="preserve">{{ </w:t>
-            </w:r>
-            <w:proofErr w:type="spellStart"/>
-            <w:r>
-              <w:rPr>
-                <w:highlight w:val="yellow"/>
-                <w:lang w:val="en-US"/>
-              </w:rPr>
-              <w:t>dogContract</w:t>
-            </w:r>
-            <w:proofErr w:type="spellEnd"/>
-            <w:r>
-              <w:rPr>
-                <w:highlight w:val="yellow"/>
-                <w:lang w:val="en-US"/>
-              </w:rPr>
-              <w:t xml:space="preserve"> }}</w:t>
+              <w:t>{{ dogContract }}</w:t>
             </w:r>
           </w:p>
         </w:tc>
@@ -1506,23 +1304,7 @@
                 <w:highlight w:val="yellow"/>
                 <w:lang w:val="en-US"/>
               </w:rPr>
-              <w:t xml:space="preserve">{{ </w:t>
-            </w:r>
-            <w:proofErr w:type="spellStart"/>
-            <w:r>
-              <w:rPr>
-                <w:highlight w:val="yellow"/>
-                <w:lang w:val="en-US"/>
-              </w:rPr>
-              <w:t>pricaz_contora</w:t>
-            </w:r>
-            <w:proofErr w:type="spellEnd"/>
-            <w:r>
-              <w:rPr>
-                <w:highlight w:val="yellow"/>
-                <w:lang w:val="en-US"/>
-              </w:rPr>
-              <w:t xml:space="preserve"> }}</w:t>
+              <w:t>{{ pricaz_contora }}</w:t>
             </w:r>
           </w:p>
         </w:tc>
@@ -1553,23 +1335,7 @@
                 <w:highlight w:val="yellow"/>
                 <w:lang w:val="en-US"/>
               </w:rPr>
-              <w:t xml:space="preserve">{{ </w:t>
-            </w:r>
-            <w:proofErr w:type="spellStart"/>
-            <w:r>
-              <w:rPr>
-                <w:highlight w:val="yellow"/>
-                <w:lang w:val="en-US"/>
-              </w:rPr>
-              <w:t>pricaz_vladelec</w:t>
-            </w:r>
-            <w:proofErr w:type="spellEnd"/>
-            <w:r>
-              <w:rPr>
-                <w:highlight w:val="yellow"/>
-                <w:lang w:val="en-US"/>
-              </w:rPr>
-              <w:t xml:space="preserve"> }}</w:t>
+              <w:t>{{ pricaz_vladelec }}</w:t>
             </w:r>
           </w:p>
         </w:tc>
@@ -1601,23 +1367,7 @@
                 <w:highlight w:val="yellow"/>
                 <w:lang w:val="en-US"/>
               </w:rPr>
-              <w:t xml:space="preserve">{{ </w:t>
-            </w:r>
-            <w:proofErr w:type="spellStart"/>
-            <w:r>
-              <w:rPr>
-                <w:highlight w:val="yellow"/>
-                <w:lang w:val="en-US"/>
-              </w:rPr>
-              <w:t>naznach</w:t>
-            </w:r>
-            <w:proofErr w:type="spellEnd"/>
-            <w:r>
-              <w:rPr>
-                <w:highlight w:val="yellow"/>
-                <w:lang w:val="en-US"/>
-              </w:rPr>
-              <w:t xml:space="preserve"> }}</w:t>
+              <w:t>{{ naznach }}</w:t>
             </w:r>
           </w:p>
         </w:tc>
@@ -1681,23 +1431,7 @@
                 <w:highlight w:val="yellow"/>
                 <w:lang w:val="en-US"/>
               </w:rPr>
-              <w:t xml:space="preserve">{{ </w:t>
-            </w:r>
-            <w:proofErr w:type="spellStart"/>
-            <w:r>
-              <w:rPr>
-                <w:highlight w:val="yellow"/>
-                <w:lang w:val="en-US"/>
-              </w:rPr>
-              <w:t>s_min_total</w:t>
-            </w:r>
-            <w:proofErr w:type="spellEnd"/>
-            <w:r>
-              <w:rPr>
-                <w:highlight w:val="yellow"/>
-                <w:lang w:val="en-US"/>
-              </w:rPr>
-              <w:t xml:space="preserve"> }}</w:t>
+              <w:t>{{ s_min_total }}</w:t>
             </w:r>
           </w:p>
         </w:tc>
@@ -1734,21 +1468,7 @@
               <w:rPr>
                 <w:highlight w:val="yellow"/>
               </w:rPr>
-              <w:t xml:space="preserve"> </w:t>
-            </w:r>
-            <w:proofErr w:type="spellStart"/>
-            <w:r>
-              <w:rPr>
-                <w:highlight w:val="yellow"/>
-              </w:rPr>
-              <w:t>zav_s_min</w:t>
-            </w:r>
-            <w:proofErr w:type="spellEnd"/>
-            <w:r>
-              <w:rPr>
-                <w:highlight w:val="yellow"/>
-              </w:rPr>
-              <w:t xml:space="preserve"> </w:t>
+              <w:t xml:space="preserve"> zav_s_min </w:t>
             </w:r>
             <w:r>
               <w:rPr>
@@ -1792,21 +1512,7 @@
               <w:rPr>
                 <w:highlight w:val="yellow"/>
               </w:rPr>
-              <w:t xml:space="preserve"> </w:t>
-            </w:r>
-            <w:proofErr w:type="spellStart"/>
-            <w:r>
-              <w:rPr>
-                <w:highlight w:val="yellow"/>
-              </w:rPr>
-              <w:t>obj_name</w:t>
-            </w:r>
-            <w:proofErr w:type="spellEnd"/>
-            <w:r>
-              <w:rPr>
-                <w:highlight w:val="yellow"/>
-              </w:rPr>
-              <w:t xml:space="preserve"> </w:t>
+              <w:t xml:space="preserve"> obj_name </w:t>
             </w:r>
             <w:r>
               <w:rPr>
@@ -1850,21 +1556,7 @@
               <w:rPr>
                 <w:highlight w:val="yellow"/>
               </w:rPr>
-              <w:t xml:space="preserve"> </w:t>
-            </w:r>
-            <w:proofErr w:type="spellStart"/>
-            <w:r>
-              <w:rPr>
-                <w:highlight w:val="yellow"/>
-              </w:rPr>
-              <w:t>prev_zakl</w:t>
-            </w:r>
-            <w:proofErr w:type="spellEnd"/>
-            <w:r>
-              <w:rPr>
-                <w:highlight w:val="yellow"/>
-              </w:rPr>
-              <w:t xml:space="preserve"> </w:t>
+              <w:t xml:space="preserve"> prev_zakl </w:t>
             </w:r>
             <w:r>
               <w:rPr>
@@ -1916,21 +1608,7 @@
               <w:rPr>
                 <w:highlight w:val="yellow"/>
               </w:rPr>
-              <w:t xml:space="preserve"> </w:t>
-            </w:r>
-            <w:proofErr w:type="spellStart"/>
-            <w:r>
-              <w:rPr>
-                <w:highlight w:val="yellow"/>
-              </w:rPr>
-              <w:t>prev_pg_am</w:t>
-            </w:r>
-            <w:proofErr w:type="spellEnd"/>
-            <w:r>
-              <w:rPr>
-                <w:highlight w:val="yellow"/>
-              </w:rPr>
-              <w:t xml:space="preserve"> </w:t>
+              <w:t xml:space="preserve"> prev_pg_am </w:t>
             </w:r>
             <w:r>
               <w:rPr>
@@ -1959,13 +1637,8 @@
       </w:tr>
     </w:tbl>
     <w:p>
-      <w:proofErr w:type="spellStart"/>
       <w:r>
-        <w:t>Плейсхолдеры</w:t>
-      </w:r>
-      <w:proofErr w:type="spellEnd"/>
-      <w:r>
-        <w:t xml:space="preserve"> для расчёта на прочность.</w:t>
+        <w:t>Плейсхолдеры для расчёта на прочность.</w:t>
       </w:r>
     </w:p>
     <w:tbl>
@@ -1984,11 +1657,9 @@
             <w:tcW w:w="5341" w:type="dxa"/>
           </w:tcPr>
           <w:p>
-            <w:proofErr w:type="spellStart"/>
             <w:r>
               <w:t>Плейсхолдер</w:t>
             </w:r>
-            <w:proofErr w:type="spellEnd"/>
           </w:p>
         </w:tc>
         <w:tc>
@@ -2032,7 +1703,6 @@
               </w:rPr>
               <w:t>_</w:t>
             </w:r>
-            <w:proofErr w:type="spellStart"/>
             <w:r>
               <w:rPr>
                 <w:highlight w:val="green"/>
@@ -2040,7 +1710,6 @@
               </w:rPr>
               <w:t>rab</w:t>
             </w:r>
-            <w:proofErr w:type="spellEnd"/>
             <w:r>
               <w:rPr>
                 <w:highlight w:val="green"/>
@@ -2103,7 +1772,6 @@
               </w:rPr>
               <w:t>_</w:t>
             </w:r>
-            <w:proofErr w:type="spellStart"/>
             <w:r>
               <w:rPr>
                 <w:highlight w:val="green"/>
@@ -2111,7 +1779,6 @@
               </w:rPr>
               <w:t>pnevma</w:t>
             </w:r>
-            <w:proofErr w:type="spellEnd"/>
             <w:r>
               <w:rPr>
                 <w:highlight w:val="green"/>
@@ -2151,23 +1818,7 @@
                 <w:highlight w:val="green"/>
                 <w:lang w:val="en-US"/>
               </w:rPr>
-              <w:t xml:space="preserve">{{ </w:t>
-            </w:r>
-            <w:proofErr w:type="spellStart"/>
-            <w:r>
-              <w:rPr>
-                <w:highlight w:val="green"/>
-                <w:lang w:val="en-US"/>
-              </w:rPr>
-              <w:t>p_pnevma_kgs</w:t>
-            </w:r>
-            <w:proofErr w:type="spellEnd"/>
-            <w:r>
-              <w:rPr>
-                <w:highlight w:val="green"/>
-                <w:lang w:val="en-US"/>
-              </w:rPr>
-              <w:t xml:space="preserve"> }}</w:t>
+              <w:t>{{ p_pnevma_kgs }}</w:t>
             </w:r>
           </w:p>
         </w:tc>
@@ -2199,23 +1850,8 @@
                 <w:highlight w:val="green"/>
                 <w:lang w:val="en-US"/>
               </w:rPr>
-              <w:t xml:space="preserve">{{ </w:t>
-            </w:r>
-            <w:proofErr w:type="spellStart"/>
-            <w:r>
-              <w:rPr>
-                <w:highlight w:val="green"/>
-                <w:lang w:val="en-US"/>
-              </w:rPr>
-              <w:t>p_gidro</w:t>
-            </w:r>
-            <w:proofErr w:type="spellEnd"/>
-            <w:r>
-              <w:rPr>
-                <w:highlight w:val="green"/>
-                <w:lang w:val="en-US"/>
-              </w:rPr>
-              <w:t xml:space="preserve"> }}</w:t>
+              <w:lastRenderedPageBreak/>
+              <w:t>{{ p_gidro }}</w:t>
             </w:r>
           </w:p>
         </w:tc>
@@ -2247,23 +1883,7 @@
                 <w:highlight w:val="green"/>
                 <w:lang w:val="en-US"/>
               </w:rPr>
-              <w:t xml:space="preserve">{{ </w:t>
-            </w:r>
-            <w:proofErr w:type="spellStart"/>
-            <w:r>
-              <w:rPr>
-                <w:highlight w:val="green"/>
-                <w:lang w:val="en-US"/>
-              </w:rPr>
-              <w:t>d_vnutr</w:t>
-            </w:r>
-            <w:proofErr w:type="spellEnd"/>
-            <w:r>
-              <w:rPr>
-                <w:highlight w:val="green"/>
-                <w:lang w:val="en-US"/>
-              </w:rPr>
-              <w:t xml:space="preserve"> }}</w:t>
+              <w:t>{{ d_vnutr }}</w:t>
             </w:r>
           </w:p>
         </w:tc>
@@ -2295,23 +1915,7 @@
                 <w:highlight w:val="green"/>
                 <w:lang w:val="en-US"/>
               </w:rPr>
-              <w:t xml:space="preserve">{{ </w:t>
-            </w:r>
-            <w:proofErr w:type="spellStart"/>
-            <w:r>
-              <w:rPr>
-                <w:highlight w:val="green"/>
-                <w:lang w:val="en-US"/>
-              </w:rPr>
-              <w:t>gost_material</w:t>
-            </w:r>
-            <w:proofErr w:type="spellEnd"/>
-            <w:r>
-              <w:rPr>
-                <w:highlight w:val="green"/>
-                <w:lang w:val="en-US"/>
-              </w:rPr>
-              <w:t xml:space="preserve"> }}</w:t>
+              <w:t>{{ gost_material }}</w:t>
             </w:r>
           </w:p>
         </w:tc>
@@ -2324,15 +1928,7 @@
               <w:t xml:space="preserve">ГОСТ, материал. Взять из </w:t>
             </w:r>
             <w:r>
-              <w:t xml:space="preserve">{{ </w:t>
-            </w:r>
-            <w:proofErr w:type="spellStart"/>
-            <w:r>
-              <w:t>gost</w:t>
-            </w:r>
-            <w:proofErr w:type="spellEnd"/>
-            <w:r>
-              <w:t xml:space="preserve"> }}</w:t>
+              <w:t>{{ gost }}</w:t>
             </w:r>
             <w:r>
               <w:t>.</w:t>
@@ -2357,23 +1953,7 @@
                 <w:highlight w:val="green"/>
                 <w:lang w:val="en-US"/>
               </w:rPr>
-              <w:t xml:space="preserve">{{ </w:t>
-            </w:r>
-            <w:proofErr w:type="spellStart"/>
-            <w:r>
-              <w:rPr>
-                <w:highlight w:val="green"/>
-                <w:lang w:val="en-US"/>
-              </w:rPr>
-              <w:t>pred_tek_min</w:t>
-            </w:r>
-            <w:proofErr w:type="spellEnd"/>
-            <w:r>
-              <w:rPr>
-                <w:highlight w:val="green"/>
-                <w:lang w:val="en-US"/>
-              </w:rPr>
-              <w:t xml:space="preserve"> }}</w:t>
+              <w:t>{{ pred_tek_min }}</w:t>
             </w:r>
           </w:p>
         </w:tc>
@@ -2405,23 +1985,7 @@
                 <w:highlight w:val="green"/>
                 <w:lang w:val="en-US"/>
               </w:rPr>
-              <w:t xml:space="preserve">{{ </w:t>
-            </w:r>
-            <w:proofErr w:type="spellStart"/>
-            <w:r>
-              <w:rPr>
-                <w:highlight w:val="green"/>
-                <w:lang w:val="en-US"/>
-              </w:rPr>
-              <w:t>vrem_sopr_min</w:t>
-            </w:r>
-            <w:proofErr w:type="spellEnd"/>
-            <w:r>
-              <w:rPr>
-                <w:highlight w:val="green"/>
-                <w:lang w:val="en-US"/>
-              </w:rPr>
-              <w:t xml:space="preserve"> }}</w:t>
+              <w:t>{{ vrem_sopr_min }}</w:t>
             </w:r>
           </w:p>
         </w:tc>
@@ -2453,7 +2017,6 @@
                 <w:highlight w:val="green"/>
                 <w:lang w:val="en-US"/>
               </w:rPr>
-              <w:lastRenderedPageBreak/>
               <w:t>{{ sigma }}</w:t>
             </w:r>
           </w:p>
@@ -2486,79 +2049,39 @@
                 <w:highlight w:val="green"/>
                 <w:lang w:val="en-US"/>
               </w:rPr>
-              <w:t xml:space="preserve">{{ </w:t>
-            </w:r>
-            <w:proofErr w:type="spellStart"/>
-            <w:r>
-              <w:rPr>
-                <w:highlight w:val="green"/>
-                <w:lang w:val="en-US"/>
-              </w:rPr>
-              <w:t>sigma_gidro</w:t>
-            </w:r>
-            <w:proofErr w:type="spellEnd"/>
-            <w:r>
-              <w:rPr>
-                <w:highlight w:val="green"/>
-                <w:lang w:val="en-US"/>
-              </w:rPr>
-              <w:t xml:space="preserve"> }}</w:t>
-            </w:r>
-          </w:p>
-        </w:tc>
-        <w:tc>
-          <w:tcPr>
-            <w:tcW w:w="5341" w:type="dxa"/>
-          </w:tcPr>
-          <w:p>
-            <w:r>
-              <w:t xml:space="preserve">Допускаемое </w:t>
-            </w:r>
-            <w:proofErr w:type="spellStart"/>
-            <w:r>
-              <w:t>гидро</w:t>
-            </w:r>
-            <w:proofErr w:type="spellEnd"/>
-            <w:r>
-              <w:t xml:space="preserve"> напряжение.</w:t>
-            </w:r>
-          </w:p>
-        </w:tc>
-      </w:tr>
-      <w:tr>
-        <w:tc>
-          <w:tcPr>
-            <w:tcW w:w="5341" w:type="dxa"/>
-          </w:tcPr>
-          <w:p>
-            <w:pPr>
-              <w:rPr>
-                <w:highlight w:val="green"/>
-                <w:lang w:val="en-US"/>
-              </w:rPr>
-            </w:pPr>
-            <w:r>
-              <w:rPr>
-                <w:highlight w:val="green"/>
-                <w:lang w:val="en-US"/>
-              </w:rPr>
-              <w:t xml:space="preserve">{{ </w:t>
-            </w:r>
-            <w:proofErr w:type="spellStart"/>
-            <w:r>
-              <w:rPr>
-                <w:highlight w:val="green"/>
-                <w:lang w:val="en-US"/>
-              </w:rPr>
-              <w:t>s_rasch</w:t>
-            </w:r>
-            <w:proofErr w:type="spellEnd"/>
-            <w:r>
-              <w:rPr>
-                <w:highlight w:val="green"/>
-                <w:lang w:val="en-US"/>
-              </w:rPr>
-              <w:t xml:space="preserve"> }}</w:t>
+              <w:t>{{ sigma_gidro }}</w:t>
+            </w:r>
+          </w:p>
+        </w:tc>
+        <w:tc>
+          <w:tcPr>
+            <w:tcW w:w="5341" w:type="dxa"/>
+          </w:tcPr>
+          <w:p>
+            <w:r>
+              <w:t>Допускаемое гидро напряжение.</w:t>
+            </w:r>
+          </w:p>
+        </w:tc>
+      </w:tr>
+      <w:tr>
+        <w:tc>
+          <w:tcPr>
+            <w:tcW w:w="5341" w:type="dxa"/>
+          </w:tcPr>
+          <w:p>
+            <w:pPr>
+              <w:rPr>
+                <w:highlight w:val="green"/>
+                <w:lang w:val="en-US"/>
+              </w:rPr>
+            </w:pPr>
+            <w:r>
+              <w:rPr>
+                <w:highlight w:val="green"/>
+                <w:lang w:val="en-US"/>
+              </w:rPr>
+              <w:t>{{ s_rasch }}</w:t>
             </w:r>
           </w:p>
         </w:tc>
@@ -2596,23 +2119,7 @@
                 <w:highlight w:val="green"/>
                 <w:lang w:val="en-US"/>
               </w:rPr>
-              <w:t xml:space="preserve">{{ </w:t>
-            </w:r>
-            <w:proofErr w:type="spellStart"/>
-            <w:r>
-              <w:rPr>
-                <w:highlight w:val="green"/>
-                <w:lang w:val="en-US"/>
-              </w:rPr>
-              <w:t>s_rasch_gidro</w:t>
-            </w:r>
-            <w:proofErr w:type="spellEnd"/>
-            <w:r>
-              <w:rPr>
-                <w:highlight w:val="green"/>
-                <w:lang w:val="en-US"/>
-              </w:rPr>
-              <w:t xml:space="preserve"> }}</w:t>
+              <w:t>{{ s_rasch_gidro }}</w:t>
             </w:r>
           </w:p>
         </w:tc>
@@ -2628,53 +2135,29 @@
               <w:t xml:space="preserve">S </w:t>
             </w:r>
             <w:r>
-              <w:t xml:space="preserve">расчётное </w:t>
-            </w:r>
-            <w:proofErr w:type="spellStart"/>
-            <w:r>
-              <w:t>гидро</w:t>
-            </w:r>
-            <w:proofErr w:type="spellEnd"/>
-            <w:r>
-              <w:t>.</w:t>
-            </w:r>
-          </w:p>
-        </w:tc>
-      </w:tr>
-      <w:tr>
-        <w:tc>
-          <w:tcPr>
-            <w:tcW w:w="5341" w:type="dxa"/>
-          </w:tcPr>
-          <w:p>
-            <w:pPr>
-              <w:rPr>
-                <w:highlight w:val="green"/>
-                <w:lang w:val="en-US"/>
-              </w:rPr>
-            </w:pPr>
-            <w:r>
-              <w:rPr>
-                <w:highlight w:val="green"/>
-                <w:lang w:val="en-US"/>
-              </w:rPr>
-              <w:t xml:space="preserve">{{ </w:t>
-            </w:r>
-            <w:proofErr w:type="spellStart"/>
-            <w:r>
-              <w:rPr>
-                <w:highlight w:val="green"/>
-                <w:lang w:val="en-US"/>
-              </w:rPr>
-              <w:t>s_max_rasch</w:t>
-            </w:r>
-            <w:proofErr w:type="spellEnd"/>
-            <w:r>
-              <w:rPr>
-                <w:highlight w:val="green"/>
-                <w:lang w:val="en-US"/>
-              </w:rPr>
-              <w:t xml:space="preserve"> }}</w:t>
+              <w:t>расчётное гидро.</w:t>
+            </w:r>
+          </w:p>
+        </w:tc>
+      </w:tr>
+      <w:tr>
+        <w:tc>
+          <w:tcPr>
+            <w:tcW w:w="5341" w:type="dxa"/>
+          </w:tcPr>
+          <w:p>
+            <w:pPr>
+              <w:rPr>
+                <w:highlight w:val="green"/>
+                <w:lang w:val="en-US"/>
+              </w:rPr>
+            </w:pPr>
+            <w:r>
+              <w:rPr>
+                <w:highlight w:val="green"/>
+                <w:lang w:val="en-US"/>
+              </w:rPr>
+              <w:t>{{ s_max_rasch }}</w:t>
             </w:r>
           </w:p>
         </w:tc>
@@ -2698,13 +2181,8 @@
     </w:tbl>
     <w:p/>
     <w:p>
-      <w:proofErr w:type="spellStart"/>
       <w:r>
-        <w:t>Плейсхолдеры</w:t>
-      </w:r>
-      <w:proofErr w:type="spellEnd"/>
-      <w:r>
-        <w:t xml:space="preserve"> для расчёта остаточного ресурса.</w:t>
+        <w:t>Плейсхолдеры для расчёта остаточного ресурса.</w:t>
       </w:r>
     </w:p>
     <w:tbl>
@@ -2723,11 +2201,9 @@
             <w:tcW w:w="5341" w:type="dxa"/>
           </w:tcPr>
           <w:p>
-            <w:proofErr w:type="spellStart"/>
             <w:r>
               <w:t>Плейсхолдер</w:t>
             </w:r>
-            <w:proofErr w:type="spellEnd"/>
           </w:p>
         </w:tc>
         <w:tc>
@@ -2752,40 +2228,54 @@
                 <w:highlight w:val="magenta"/>
               </w:rPr>
             </w:pPr>
-            <w:bookmarkStart w:id="0" w:name="_GoBack"/>
             <w:r>
               <w:rPr>
                 <w:highlight w:val="magenta"/>
                 <w:lang w:val="en-US"/>
               </w:rPr>
-              <w:t xml:space="preserve">{{ </w:t>
-            </w:r>
-            <w:proofErr w:type="spellStart"/>
-            <w:r>
+              <w:t>{{ a_corr }}</w:t>
+            </w:r>
+          </w:p>
+        </w:tc>
+        <w:tc>
+          <w:tcPr>
+            <w:tcW w:w="5341" w:type="dxa"/>
+          </w:tcPr>
+          <w:p>
+            <w:r>
+              <w:t>Коррозия, а.</w:t>
+            </w:r>
+          </w:p>
+        </w:tc>
+      </w:tr>
+      <w:tr>
+        <w:tc>
+          <w:tcPr>
+            <w:tcW w:w="5341" w:type="dxa"/>
+          </w:tcPr>
+          <w:p>
+            <w:pPr>
               <w:rPr>
                 <w:highlight w:val="magenta"/>
                 <w:lang w:val="en-US"/>
               </w:rPr>
-              <w:t>a_corr</w:t>
-            </w:r>
-            <w:proofErr w:type="spellEnd"/>
+            </w:pPr>
             <w:r>
               <w:rPr>
                 <w:highlight w:val="magenta"/>
                 <w:lang w:val="en-US"/>
               </w:rPr>
-              <w:t xml:space="preserve"> }}</w:t>
-            </w:r>
-            <w:bookmarkEnd w:id="0"/>
-          </w:p>
-        </w:tc>
-        <w:tc>
-          <w:tcPr>
-            <w:tcW w:w="5341" w:type="dxa"/>
-          </w:tcPr>
-          <w:p>
-            <w:r>
-              <w:t>Коррозия, а.</w:t>
+              <w:t>{{ c0_plus_dop }}</w:t>
+            </w:r>
+          </w:p>
+        </w:tc>
+        <w:tc>
+          <w:tcPr>
+            <w:tcW w:w="5341" w:type="dxa"/>
+          </w:tcPr>
+          <w:p>
+            <w:r>
+              <w:t>Со – допуск на толщину стенки.</w:t>
             </w:r>
           </w:p>
         </w:tc>
@@ -2799,7 +2289,6 @@
             <w:pPr>
               <w:rPr>
                 <w:highlight w:val="magenta"/>
-                <w:lang w:val="en-US"/>
               </w:rPr>
             </w:pPr>
             <w:r>
@@ -2807,17 +2296,23 @@
                 <w:highlight w:val="magenta"/>
                 <w:lang w:val="en-US"/>
               </w:rPr>
-              <w:t>{{ c0_plus_dop }}</w:t>
-            </w:r>
-          </w:p>
-        </w:tc>
-        <w:tc>
-          <w:tcPr>
-            <w:tcW w:w="5341" w:type="dxa"/>
-          </w:tcPr>
-          <w:p>
-            <w:r>
-              <w:t>Со – допуск на толщину стенки.</w:t>
+              <w:t>{{ tk_years }}</w:t>
+            </w:r>
+          </w:p>
+        </w:tc>
+        <w:tc>
+          <w:tcPr>
+            <w:tcW w:w="5341" w:type="dxa"/>
+          </w:tcPr>
+          <w:p>
+            <w:r>
+              <w:rPr>
+                <w:lang w:val="en-US"/>
+              </w:rPr>
+              <w:t xml:space="preserve">Tk </w:t>
+            </w:r>
+            <w:r>
+              <w:t>в годах.</w:t>
             </w:r>
           </w:p>
         </w:tc>
@@ -2831,6 +2326,7 @@
             <w:pPr>
               <w:rPr>
                 <w:highlight w:val="magenta"/>
+                <w:lang w:val="en-US"/>
               </w:rPr>
             </w:pPr>
             <w:r>
@@ -2838,85 +2334,7 @@
                 <w:highlight w:val="magenta"/>
                 <w:lang w:val="en-US"/>
               </w:rPr>
-              <w:t xml:space="preserve">{{ </w:t>
-            </w:r>
-            <w:proofErr w:type="spellStart"/>
-            <w:r>
-              <w:rPr>
-                <w:highlight w:val="magenta"/>
-                <w:lang w:val="en-US"/>
-              </w:rPr>
-              <w:t>tk_years</w:t>
-            </w:r>
-            <w:proofErr w:type="spellEnd"/>
-            <w:r>
-              <w:rPr>
-                <w:highlight w:val="magenta"/>
-                <w:lang w:val="en-US"/>
-              </w:rPr>
-              <w:t xml:space="preserve"> }}</w:t>
-            </w:r>
-          </w:p>
-        </w:tc>
-        <w:tc>
-          <w:tcPr>
-            <w:tcW w:w="5341" w:type="dxa"/>
-          </w:tcPr>
-          <w:p>
-            <w:proofErr w:type="spellStart"/>
-            <w:r>
-              <w:rPr>
-                <w:lang w:val="en-US"/>
-              </w:rPr>
-              <w:t>Tk</w:t>
-            </w:r>
-            <w:proofErr w:type="spellEnd"/>
-            <w:r>
-              <w:rPr>
-                <w:lang w:val="en-US"/>
-              </w:rPr>
-              <w:t xml:space="preserve"> </w:t>
-            </w:r>
-            <w:r>
-              <w:t>в годах.</w:t>
-            </w:r>
-          </w:p>
-        </w:tc>
-      </w:tr>
-      <w:tr>
-        <w:tc>
-          <w:tcPr>
-            <w:tcW w:w="5341" w:type="dxa"/>
-          </w:tcPr>
-          <w:p>
-            <w:pPr>
-              <w:rPr>
-                <w:highlight w:val="magenta"/>
-                <w:lang w:val="en-US"/>
-              </w:rPr>
-            </w:pPr>
-            <w:r>
-              <w:rPr>
-                <w:highlight w:val="magenta"/>
-                <w:lang w:val="en-US"/>
-              </w:rPr>
-              <w:t xml:space="preserve">{{ </w:t>
-            </w:r>
-            <w:proofErr w:type="spellStart"/>
-            <w:r>
-              <w:rPr>
-                <w:highlight w:val="magenta"/>
-                <w:lang w:val="en-US"/>
-              </w:rPr>
-              <w:t>tk_just</w:t>
-            </w:r>
-            <w:proofErr w:type="spellEnd"/>
-            <w:r>
-              <w:rPr>
-                <w:highlight w:val="magenta"/>
-                <w:lang w:val="en-US"/>
-              </w:rPr>
-              <w:t xml:space="preserve"> }}</w:t>
+              <w:t>{{ tk_just }}</w:t>
             </w:r>
           </w:p>
         </w:tc>
@@ -2953,7 +2371,7 @@
 </file>
 
 <file path=word/styles.xml><?xml version="1.0" encoding="utf-8"?>
-<w:styles xmlns:mc="http://schemas.openxmlformats.org/markup-compatibility/2006" xmlns:r="http://schemas.openxmlformats.org/officeDocument/2006/relationships" xmlns:w="http://schemas.openxmlformats.org/wordprocessingml/2006/main" xmlns:w14="http://schemas.microsoft.com/office/word/2010/wordml" xmlns:w15="http://schemas.microsoft.com/office/word/2012/wordml" xmlns:w16se="http://schemas.microsoft.com/office/word/2015/wordml/symex" mc:Ignorable="w14 w15 w16se">
+<w:styles xmlns:mc="http://schemas.openxmlformats.org/markup-compatibility/2006" xmlns:r="http://schemas.openxmlformats.org/officeDocument/2006/relationships" xmlns:w="http://schemas.openxmlformats.org/wordprocessingml/2006/main" xmlns:w14="http://schemas.microsoft.com/office/word/2010/wordml" xmlns:w15="http://schemas.microsoft.com/office/word/2012/wordml" xmlns:w16cex="http://schemas.microsoft.com/office/word/2018/wordml/cex" xmlns:w16cid="http://schemas.microsoft.com/office/word/2016/wordml/cid" xmlns:w16="http://schemas.microsoft.com/office/word/2018/wordml" xmlns:w16se="http://schemas.microsoft.com/office/word/2015/wordml/symex" mc:Ignorable="w14 w15 w16se w16cid w16 w16cex">
   <w:docDefaults>
     <w:rPrDefault>
       <w:rPr>
@@ -2963,7 +2381,7 @@
     </w:rPrDefault>
     <w:pPrDefault/>
   </w:docDefaults>
-  <w:latentStyles w:defLockedState="0" w:defUIPriority="99" w:defSemiHidden="0" w:defUnhideWhenUsed="0" w:defQFormat="0" w:count="371">
+  <w:latentStyles w:defLockedState="0" w:defUIPriority="99" w:defSemiHidden="0" w:defUnhideWhenUsed="0" w:defQFormat="0" w:count="376">
     <w:lsdException w:name="Normal" w:uiPriority="0" w:qFormat="1"/>
     <w:lsdException w:name="heading 1" w:uiPriority="0" w:qFormat="1"/>
     <w:lsdException w:name="heading 2" w:semiHidden="1" w:uiPriority="0" w:unhideWhenUsed="1" w:qFormat="1"/>
@@ -3335,6 +2753,11 @@
     <w:lsdException w:name="List Table 5 Dark Accent 6" w:uiPriority="50"/>
     <w:lsdException w:name="List Table 6 Colorful Accent 6" w:uiPriority="51"/>
     <w:lsdException w:name="List Table 7 Colorful Accent 6" w:uiPriority="52"/>
+    <w:lsdException w:name="Mention" w:semiHidden="1" w:unhideWhenUsed="1"/>
+    <w:lsdException w:name="Smart Hyperlink" w:semiHidden="1" w:unhideWhenUsed="1"/>
+    <w:lsdException w:name="Hashtag" w:semiHidden="1" w:unhideWhenUsed="1"/>
+    <w:lsdException w:name="Unresolved Mention" w:semiHidden="1" w:unhideWhenUsed="1"/>
+    <w:lsdException w:name="Smart Link" w:semiHidden="1" w:unhideWhenUsed="1"/>
   </w:latentStyles>
   <w:style w:type="paragraph" w:default="1" w:styleId="a">
     <w:name w:val="Normal"/>

--- a/Плейсхолдеры_шаблона.docx
+++ b/Плейсхолдеры_шаблона.docx
@@ -1,11 +1,24 @@
 
 <file path=word/document.xml><?xml version="1.0" encoding="utf-8"?>
-<w:document xmlns:wpc="http://schemas.microsoft.com/office/word/2010/wordprocessingCanvas" xmlns:cx="http://schemas.microsoft.com/office/drawing/2014/chartex" xmlns:cx1="http://schemas.microsoft.com/office/drawing/2015/9/8/chartex" xmlns:cx2="http://schemas.microsoft.com/office/drawing/2015/10/21/chartex" xmlns:cx3="http://schemas.microsoft.com/office/drawing/2016/5/9/chartex" xmlns:cx4="http://schemas.microsoft.com/office/drawing/2016/5/10/chartex" xmlns:cx5="http://schemas.microsoft.com/office/drawing/2016/5/11/chartex" xmlns:cx6="http://schemas.microsoft.com/office/drawing/2016/5/12/chartex" xmlns:cx7="http://schemas.microsoft.com/office/drawing/2016/5/13/chartex" xmlns:cx8="http://schemas.microsoft.com/office/drawing/2016/5/14/chartex" xmlns:mc="http://schemas.openxmlformats.org/markup-compatibility/2006" xmlns:aink="http://schemas.microsoft.com/office/drawing/2016/ink" xmlns:am3d="http://schemas.microsoft.com/office/drawing/2017/model3d" xmlns:o="urn:schemas-microsoft-com:office:office" xmlns:r="http://schemas.openxmlformats.org/officeDocument/2006/relationships" xmlns:m="http://schemas.openxmlformats.org/officeDocument/2006/math" xmlns:v="urn:schemas-microsoft-com:vml" xmlns:wp14="http://schemas.microsoft.com/office/word/2010/wordprocessingDrawing" xmlns:wp="http://schemas.openxmlformats.org/drawingml/2006/wordprocessingDrawing" xmlns:w10="urn:schemas-microsoft-com:office:word" xmlns:w="http://schemas.openxmlformats.org/wordprocessingml/2006/main" xmlns:w14="http://schemas.microsoft.com/office/word/2010/wordml" xmlns:w15="http://schemas.microsoft.com/office/word/2012/wordml" xmlns:w16cex="http://schemas.microsoft.com/office/word/2018/wordml/cex" xmlns:w16cid="http://schemas.microsoft.com/office/word/2016/wordml/cid" xmlns:w16="http://schemas.microsoft.com/office/word/2018/wordml" xmlns:w16se="http://schemas.microsoft.com/office/word/2015/wordml/symex" xmlns:wpg="http://schemas.microsoft.com/office/word/2010/wordprocessingGroup" xmlns:wpi="http://schemas.microsoft.com/office/word/2010/wordprocessingInk" xmlns:wne="http://schemas.microsoft.com/office/word/2006/wordml" xmlns:wps="http://schemas.microsoft.com/office/word/2010/wordprocessingShape" mc:Ignorable="w14 w15 w16se w16cid w16 w16cex wp14">
+<w:document xmlns:wpc="http://schemas.microsoft.com/office/word/2010/wordprocessingCanvas" xmlns:cx="http://schemas.microsoft.com/office/drawing/2014/chartex" xmlns:mc="http://schemas.openxmlformats.org/markup-compatibility/2006" xmlns:o="urn:schemas-microsoft-com:office:office" xmlns:r="http://schemas.openxmlformats.org/officeDocument/2006/relationships" xmlns:m="http://schemas.openxmlformats.org/officeDocument/2006/math" xmlns:v="urn:schemas-microsoft-com:vml" xmlns:wp14="http://schemas.microsoft.com/office/word/2010/wordprocessingDrawing" xmlns:wp="http://schemas.openxmlformats.org/drawingml/2006/wordprocessingDrawing" xmlns:w10="urn:schemas-microsoft-com:office:word" xmlns:w="http://schemas.openxmlformats.org/wordprocessingml/2006/main" xmlns:w14="http://schemas.microsoft.com/office/word/2010/wordml" xmlns:w15="http://schemas.microsoft.com/office/word/2012/wordml" xmlns:w16se="http://schemas.microsoft.com/office/word/2015/wordml/symex" xmlns:wpg="http://schemas.microsoft.com/office/word/2010/wordprocessingGroup" xmlns:wpi="http://schemas.microsoft.com/office/word/2010/wordprocessingInk" xmlns:wne="http://schemas.microsoft.com/office/word/2006/wordml" xmlns:wps="http://schemas.microsoft.com/office/word/2010/wordprocessingShape" mc:Ignorable="w14 w15 w16se wp14">
   <w:body>
     <w:p>
       <w:r>
-        <w:t>Таблица плейсхолдеров для шаблона закла</w:t>
+        <w:t xml:space="preserve">Таблица </w:t>
       </w:r>
+      <w:proofErr w:type="spellStart"/>
+      <w:r>
+        <w:t>плейсхолдеров</w:t>
+      </w:r>
+      <w:proofErr w:type="spellEnd"/>
+      <w:r>
+        <w:t xml:space="preserve"> для шаблона </w:t>
+      </w:r>
+      <w:proofErr w:type="spellStart"/>
+      <w:r>
+        <w:t>закла</w:t>
+      </w:r>
+      <w:proofErr w:type="spellEnd"/>
     </w:p>
     <w:p/>
     <w:tbl>
@@ -29,9 +42,11 @@
                 <w:highlight w:val="yellow"/>
               </w:rPr>
             </w:pPr>
+            <w:proofErr w:type="spellStart"/>
             <w:r>
               <w:t>Плейсхолдер</w:t>
             </w:r>
+            <w:proofErr w:type="spellEnd"/>
           </w:p>
         </w:tc>
         <w:tc>
@@ -62,71 +77,132 @@
                 <w:highlight w:val="yellow"/>
                 <w:lang w:val="en-US"/>
               </w:rPr>
-              <w:t>{{ zakl_number }}</w:t>
-            </w:r>
-          </w:p>
-        </w:tc>
-        <w:tc>
-          <w:tcPr>
-            <w:tcW w:w="5341" w:type="dxa"/>
-          </w:tcPr>
-          <w:p>
-            <w:r>
-              <w:t>Номер закла.</w:t>
-            </w:r>
-          </w:p>
-        </w:tc>
-      </w:tr>
-      <w:tr>
-        <w:tc>
-          <w:tcPr>
-            <w:tcW w:w="5341" w:type="dxa"/>
-          </w:tcPr>
-          <w:p>
-            <w:pPr>
-              <w:rPr>
-                <w:highlight w:val="yellow"/>
-                <w:lang w:val="en-US"/>
-              </w:rPr>
-            </w:pPr>
-            <w:r>
-              <w:rPr>
-                <w:highlight w:val="yellow"/>
-                <w:lang w:val="en-US"/>
-              </w:rPr>
-              <w:t>{{ reg_number }}</w:t>
-            </w:r>
-          </w:p>
-        </w:tc>
-        <w:tc>
-          <w:tcPr>
-            <w:tcW w:w="5341" w:type="dxa"/>
-          </w:tcPr>
-          <w:p>
-            <w:r>
-              <w:t>Рег секции.</w:t>
-            </w:r>
-          </w:p>
-        </w:tc>
-      </w:tr>
-      <w:tr>
-        <w:tc>
-          <w:tcPr>
-            <w:tcW w:w="5341" w:type="dxa"/>
-          </w:tcPr>
-          <w:p>
-            <w:pPr>
-              <w:rPr>
-                <w:highlight w:val="yellow"/>
-                <w:lang w:val="en-US"/>
-              </w:rPr>
-            </w:pPr>
-            <w:r>
-              <w:rPr>
-                <w:highlight w:val="yellow"/>
-                <w:lang w:val="en-US"/>
-              </w:rPr>
-              <w:t>{{ gost }}</w:t>
+              <w:t xml:space="preserve">{{ </w:t>
+            </w:r>
+            <w:proofErr w:type="spellStart"/>
+            <w:r>
+              <w:rPr>
+                <w:highlight w:val="yellow"/>
+                <w:lang w:val="en-US"/>
+              </w:rPr>
+              <w:t>zakl_number</w:t>
+            </w:r>
+            <w:proofErr w:type="spellEnd"/>
+            <w:r>
+              <w:rPr>
+                <w:highlight w:val="yellow"/>
+                <w:lang w:val="en-US"/>
+              </w:rPr>
+              <w:t xml:space="preserve"> }}</w:t>
+            </w:r>
+          </w:p>
+        </w:tc>
+        <w:tc>
+          <w:tcPr>
+            <w:tcW w:w="5341" w:type="dxa"/>
+          </w:tcPr>
+          <w:p>
+            <w:r>
+              <w:t xml:space="preserve">Номер </w:t>
+            </w:r>
+            <w:proofErr w:type="spellStart"/>
+            <w:r>
+              <w:t>закла</w:t>
+            </w:r>
+            <w:proofErr w:type="spellEnd"/>
+            <w:r>
+              <w:t>.</w:t>
+            </w:r>
+          </w:p>
+        </w:tc>
+      </w:tr>
+      <w:tr>
+        <w:tc>
+          <w:tcPr>
+            <w:tcW w:w="5341" w:type="dxa"/>
+          </w:tcPr>
+          <w:p>
+            <w:pPr>
+              <w:rPr>
+                <w:highlight w:val="yellow"/>
+                <w:lang w:val="en-US"/>
+              </w:rPr>
+            </w:pPr>
+            <w:r>
+              <w:rPr>
+                <w:highlight w:val="yellow"/>
+                <w:lang w:val="en-US"/>
+              </w:rPr>
+              <w:t xml:space="preserve">{{ </w:t>
+            </w:r>
+            <w:proofErr w:type="spellStart"/>
+            <w:r>
+              <w:rPr>
+                <w:highlight w:val="yellow"/>
+                <w:lang w:val="en-US"/>
+              </w:rPr>
+              <w:t>reg_number</w:t>
+            </w:r>
+            <w:proofErr w:type="spellEnd"/>
+            <w:r>
+              <w:rPr>
+                <w:highlight w:val="yellow"/>
+                <w:lang w:val="en-US"/>
+              </w:rPr>
+              <w:t xml:space="preserve"> }}</w:t>
+            </w:r>
+          </w:p>
+        </w:tc>
+        <w:tc>
+          <w:tcPr>
+            <w:tcW w:w="5341" w:type="dxa"/>
+          </w:tcPr>
+          <w:p>
+            <w:proofErr w:type="spellStart"/>
+            <w:r>
+              <w:t>Рег</w:t>
+            </w:r>
+            <w:proofErr w:type="spellEnd"/>
+            <w:r>
+              <w:t xml:space="preserve"> секции.</w:t>
+            </w:r>
+          </w:p>
+        </w:tc>
+      </w:tr>
+      <w:tr>
+        <w:tc>
+          <w:tcPr>
+            <w:tcW w:w="5341" w:type="dxa"/>
+          </w:tcPr>
+          <w:p>
+            <w:pPr>
+              <w:rPr>
+                <w:highlight w:val="yellow"/>
+                <w:lang w:val="en-US"/>
+              </w:rPr>
+            </w:pPr>
+            <w:r>
+              <w:rPr>
+                <w:highlight w:val="yellow"/>
+                <w:lang w:val="en-US"/>
+              </w:rPr>
+              <w:t xml:space="preserve">{{ </w:t>
+            </w:r>
+            <w:proofErr w:type="spellStart"/>
+            <w:r>
+              <w:rPr>
+                <w:highlight w:val="yellow"/>
+                <w:lang w:val="en-US"/>
+              </w:rPr>
+              <w:t>gost</w:t>
+            </w:r>
+            <w:proofErr w:type="spellEnd"/>
+            <w:r>
+              <w:rPr>
+                <w:highlight w:val="yellow"/>
+                <w:lang w:val="en-US"/>
+              </w:rPr>
+              <w:t xml:space="preserve"> }}</w:t>
             </w:r>
           </w:p>
         </w:tc>
@@ -161,71 +237,135 @@
                 <w:highlight w:val="yellow"/>
                 <w:lang w:val="en-US"/>
               </w:rPr>
-              <w:t>{{ g_vvod }}</w:t>
-            </w:r>
-          </w:p>
-        </w:tc>
-        <w:tc>
-          <w:tcPr>
-            <w:tcW w:w="5341" w:type="dxa"/>
-          </w:tcPr>
-          <w:p>
-            <w:r>
-              <w:t>Дата ввода в экспл.</w:t>
-            </w:r>
-          </w:p>
-        </w:tc>
-      </w:tr>
-      <w:tr>
-        <w:tc>
-          <w:tcPr>
-            <w:tcW w:w="5341" w:type="dxa"/>
-          </w:tcPr>
-          <w:p>
-            <w:pPr>
-              <w:rPr>
-                <w:highlight w:val="yellow"/>
-                <w:lang w:val="en-US"/>
-              </w:rPr>
-            </w:pPr>
-            <w:r>
-              <w:rPr>
-                <w:highlight w:val="yellow"/>
-                <w:lang w:val="en-US"/>
-              </w:rPr>
-              <w:t>{{ dataZakl }}</w:t>
-            </w:r>
-          </w:p>
-        </w:tc>
-        <w:tc>
-          <w:tcPr>
-            <w:tcW w:w="5341" w:type="dxa"/>
-          </w:tcPr>
-          <w:p>
-            <w:r>
-              <w:t>Дата подписания закла???</w:t>
-            </w:r>
-          </w:p>
-        </w:tc>
-      </w:tr>
-      <w:tr>
-        <w:tc>
-          <w:tcPr>
-            <w:tcW w:w="5341" w:type="dxa"/>
-          </w:tcPr>
-          <w:p>
-            <w:pPr>
-              <w:rPr>
-                <w:highlight w:val="yellow"/>
-                <w:lang w:val="en-US"/>
-              </w:rPr>
-            </w:pPr>
-            <w:r>
-              <w:rPr>
-                <w:highlight w:val="yellow"/>
-                <w:lang w:val="en-US"/>
-              </w:rPr>
-              <w:t>{{ yearsOfExpluatation }}</w:t>
+              <w:t xml:space="preserve">{{ </w:t>
+            </w:r>
+            <w:proofErr w:type="spellStart"/>
+            <w:r>
+              <w:rPr>
+                <w:highlight w:val="yellow"/>
+                <w:lang w:val="en-US"/>
+              </w:rPr>
+              <w:t>g_vvod</w:t>
+            </w:r>
+            <w:proofErr w:type="spellEnd"/>
+            <w:r>
+              <w:rPr>
+                <w:highlight w:val="yellow"/>
+                <w:lang w:val="en-US"/>
+              </w:rPr>
+              <w:t xml:space="preserve"> }}</w:t>
+            </w:r>
+          </w:p>
+        </w:tc>
+        <w:tc>
+          <w:tcPr>
+            <w:tcW w:w="5341" w:type="dxa"/>
+          </w:tcPr>
+          <w:p>
+            <w:r>
+              <w:t xml:space="preserve">Дата ввода в </w:t>
+            </w:r>
+            <w:proofErr w:type="spellStart"/>
+            <w:r>
+              <w:t>экспл</w:t>
+            </w:r>
+            <w:proofErr w:type="spellEnd"/>
+            <w:r>
+              <w:t>.</w:t>
+            </w:r>
+          </w:p>
+        </w:tc>
+      </w:tr>
+      <w:tr>
+        <w:tc>
+          <w:tcPr>
+            <w:tcW w:w="5341" w:type="dxa"/>
+          </w:tcPr>
+          <w:p>
+            <w:pPr>
+              <w:rPr>
+                <w:highlight w:val="yellow"/>
+                <w:lang w:val="en-US"/>
+              </w:rPr>
+            </w:pPr>
+            <w:r>
+              <w:rPr>
+                <w:highlight w:val="yellow"/>
+                <w:lang w:val="en-US"/>
+              </w:rPr>
+              <w:t xml:space="preserve">{{ </w:t>
+            </w:r>
+            <w:proofErr w:type="spellStart"/>
+            <w:r>
+              <w:rPr>
+                <w:highlight w:val="yellow"/>
+                <w:lang w:val="en-US"/>
+              </w:rPr>
+              <w:t>dataZakl</w:t>
+            </w:r>
+            <w:proofErr w:type="spellEnd"/>
+            <w:r>
+              <w:rPr>
+                <w:highlight w:val="yellow"/>
+                <w:lang w:val="en-US"/>
+              </w:rPr>
+              <w:t xml:space="preserve"> }}</w:t>
+            </w:r>
+          </w:p>
+        </w:tc>
+        <w:tc>
+          <w:tcPr>
+            <w:tcW w:w="5341" w:type="dxa"/>
+          </w:tcPr>
+          <w:p>
+            <w:r>
+              <w:t xml:space="preserve">Дата подписания </w:t>
+            </w:r>
+            <w:proofErr w:type="spellStart"/>
+            <w:r>
+              <w:t>закла</w:t>
+            </w:r>
+            <w:proofErr w:type="spellEnd"/>
+            <w:r>
+              <w:t>???</w:t>
+            </w:r>
+          </w:p>
+        </w:tc>
+      </w:tr>
+      <w:tr>
+        <w:tc>
+          <w:tcPr>
+            <w:tcW w:w="5341" w:type="dxa"/>
+          </w:tcPr>
+          <w:p>
+            <w:pPr>
+              <w:rPr>
+                <w:highlight w:val="yellow"/>
+                <w:lang w:val="en-US"/>
+              </w:rPr>
+            </w:pPr>
+            <w:r>
+              <w:rPr>
+                <w:highlight w:val="yellow"/>
+                <w:lang w:val="en-US"/>
+              </w:rPr>
+              <w:t xml:space="preserve">{{ </w:t>
+            </w:r>
+            <w:proofErr w:type="spellStart"/>
+            <w:r>
+              <w:rPr>
+                <w:highlight w:val="yellow"/>
+                <w:lang w:val="en-US"/>
+              </w:rPr>
+              <w:t>yearsOfExpluatation</w:t>
+            </w:r>
+            <w:proofErr w:type="spellEnd"/>
+            <w:r>
+              <w:rPr>
+                <w:highlight w:val="yellow"/>
+                <w:lang w:val="en-US"/>
+              </w:rPr>
+              <w:t xml:space="preserve"> }}</w:t>
             </w:r>
           </w:p>
         </w:tc>
@@ -257,7 +397,23 @@
                 <w:highlight w:val="yellow"/>
                 <w:lang w:val="en-US"/>
               </w:rPr>
-              <w:t>{{ min_year }}</w:t>
+              <w:t xml:space="preserve">{{ </w:t>
+            </w:r>
+            <w:proofErr w:type="spellStart"/>
+            <w:r>
+              <w:rPr>
+                <w:highlight w:val="yellow"/>
+                <w:lang w:val="en-US"/>
+              </w:rPr>
+              <w:t>min_year</w:t>
+            </w:r>
+            <w:proofErr w:type="spellEnd"/>
+            <w:r>
+              <w:rPr>
+                <w:highlight w:val="yellow"/>
+                <w:lang w:val="en-US"/>
+              </w:rPr>
+              <w:t xml:space="preserve"> }}</w:t>
             </w:r>
           </w:p>
         </w:tc>
@@ -289,7 +445,23 @@
                 <w:highlight w:val="yellow"/>
                 <w:lang w:val="en-US"/>
               </w:rPr>
-              <w:t>{{ max_year }}</w:t>
+              <w:t xml:space="preserve">{{ </w:t>
+            </w:r>
+            <w:proofErr w:type="spellStart"/>
+            <w:r>
+              <w:rPr>
+                <w:highlight w:val="yellow"/>
+                <w:lang w:val="en-US"/>
+              </w:rPr>
+              <w:t>max_year</w:t>
+            </w:r>
+            <w:proofErr w:type="spellEnd"/>
+            <w:r>
+              <w:rPr>
+                <w:highlight w:val="yellow"/>
+                <w:lang w:val="en-US"/>
+              </w:rPr>
+              <w:t xml:space="preserve"> }}</w:t>
             </w:r>
           </w:p>
         </w:tc>
@@ -321,7 +493,23 @@
                 <w:highlight w:val="yellow"/>
                 <w:lang w:val="en-US"/>
               </w:rPr>
-              <w:t>{{ chertezh }}</w:t>
+              <w:t xml:space="preserve">{{ </w:t>
+            </w:r>
+            <w:proofErr w:type="spellStart"/>
+            <w:r>
+              <w:rPr>
+                <w:highlight w:val="yellow"/>
+                <w:lang w:val="en-US"/>
+              </w:rPr>
+              <w:t>chertezh</w:t>
+            </w:r>
+            <w:proofErr w:type="spellEnd"/>
+            <w:r>
+              <w:rPr>
+                <w:highlight w:val="yellow"/>
+                <w:lang w:val="en-US"/>
+              </w:rPr>
+              <w:t xml:space="preserve"> }}</w:t>
             </w:r>
           </w:p>
         </w:tc>
@@ -358,7 +546,23 @@
                 <w:highlight w:val="yellow"/>
                 <w:lang w:val="en-US"/>
               </w:rPr>
-              <w:t>{{ p_rasch }}</w:t>
+              <w:t xml:space="preserve">{{ </w:t>
+            </w:r>
+            <w:proofErr w:type="spellStart"/>
+            <w:r>
+              <w:rPr>
+                <w:highlight w:val="yellow"/>
+                <w:lang w:val="en-US"/>
+              </w:rPr>
+              <w:t>p_rasch</w:t>
+            </w:r>
+            <w:proofErr w:type="spellEnd"/>
+            <w:r>
+              <w:rPr>
+                <w:highlight w:val="yellow"/>
+                <w:lang w:val="en-US"/>
+              </w:rPr>
+              <w:t xml:space="preserve"> }}</w:t>
             </w:r>
           </w:p>
         </w:tc>
@@ -390,7 +594,23 @@
                 <w:highlight w:val="yellow"/>
                 <w:lang w:val="en-US"/>
               </w:rPr>
-              <w:t>{{ p_rab }}</w:t>
+              <w:t xml:space="preserve">{{ </w:t>
+            </w:r>
+            <w:proofErr w:type="spellStart"/>
+            <w:r>
+              <w:rPr>
+                <w:highlight w:val="yellow"/>
+                <w:lang w:val="en-US"/>
+              </w:rPr>
+              <w:t>p_rab</w:t>
+            </w:r>
+            <w:proofErr w:type="spellEnd"/>
+            <w:r>
+              <w:rPr>
+                <w:highlight w:val="yellow"/>
+                <w:lang w:val="en-US"/>
+              </w:rPr>
+              <w:t xml:space="preserve"> }}</w:t>
             </w:r>
           </w:p>
         </w:tc>
@@ -554,7 +774,78 @@
                 <w:highlight w:val="yellow"/>
                 <w:lang w:val="en-US"/>
               </w:rPr>
-              <w:t>{{ s_isp }}</w:t>
+              <w:t xml:space="preserve">{{ </w:t>
+            </w:r>
+            <w:proofErr w:type="spellStart"/>
+            <w:r>
+              <w:rPr>
+                <w:highlight w:val="yellow"/>
+                <w:lang w:val="en-US"/>
+              </w:rPr>
+              <w:t>pasp_pg_amount</w:t>
+            </w:r>
+            <w:proofErr w:type="spellEnd"/>
+            <w:r>
+              <w:rPr>
+                <w:highlight w:val="yellow"/>
+                <w:lang w:val="en-US"/>
+              </w:rPr>
+              <w:t xml:space="preserve"> }}</w:t>
+            </w:r>
+          </w:p>
+        </w:tc>
+        <w:tc>
+          <w:tcPr>
+            <w:tcW w:w="5341" w:type="dxa"/>
+          </w:tcPr>
+          <w:p>
+            <w:pPr>
+              <w:tabs>
+                <w:tab w:val="left" w:pos="3090"/>
+              </w:tabs>
+            </w:pPr>
+            <w:r>
+              <w:t>Количество листов в паспорте.</w:t>
+            </w:r>
+            <w:bookmarkStart w:id="0" w:name="_GoBack"/>
+            <w:bookmarkEnd w:id="0"/>
+          </w:p>
+        </w:tc>
+      </w:tr>
+      <w:tr>
+        <w:tc>
+          <w:tcPr>
+            <w:tcW w:w="5341" w:type="dxa"/>
+          </w:tcPr>
+          <w:p>
+            <w:pPr>
+              <w:rPr>
+                <w:highlight w:val="yellow"/>
+                <w:lang w:val="en-US"/>
+              </w:rPr>
+            </w:pPr>
+            <w:r>
+              <w:rPr>
+                <w:highlight w:val="yellow"/>
+                <w:lang w:val="en-US"/>
+              </w:rPr>
+              <w:t xml:space="preserve">{{ </w:t>
+            </w:r>
+            <w:proofErr w:type="spellStart"/>
+            <w:r>
+              <w:rPr>
+                <w:highlight w:val="yellow"/>
+                <w:lang w:val="en-US"/>
+              </w:rPr>
+              <w:t>s_isp</w:t>
+            </w:r>
+            <w:proofErr w:type="spellEnd"/>
+            <w:r>
+              <w:rPr>
+                <w:highlight w:val="yellow"/>
+                <w:lang w:val="en-US"/>
+              </w:rPr>
+              <w:t xml:space="preserve"> }}</w:t>
             </w:r>
           </w:p>
         </w:tc>
@@ -618,7 +909,23 @@
                 <w:highlight w:val="yellow"/>
                 <w:lang w:val="en-US"/>
               </w:rPr>
-              <w:t>{{ d_nar }}</w:t>
+              <w:t xml:space="preserve">{{ </w:t>
+            </w:r>
+            <w:proofErr w:type="spellStart"/>
+            <w:r>
+              <w:rPr>
+                <w:highlight w:val="yellow"/>
+                <w:lang w:val="en-US"/>
+              </w:rPr>
+              <w:t>d_nar</w:t>
+            </w:r>
+            <w:proofErr w:type="spellEnd"/>
+            <w:r>
+              <w:rPr>
+                <w:highlight w:val="yellow"/>
+                <w:lang w:val="en-US"/>
+              </w:rPr>
+              <w:t xml:space="preserve"> }}</w:t>
             </w:r>
           </w:p>
         </w:tc>
@@ -650,7 +957,23 @@
                 <w:highlight w:val="yellow"/>
                 <w:lang w:val="en-US"/>
               </w:rPr>
-              <w:t>{{ d_min }}</w:t>
+              <w:t xml:space="preserve">{{ </w:t>
+            </w:r>
+            <w:proofErr w:type="spellStart"/>
+            <w:r>
+              <w:rPr>
+                <w:highlight w:val="yellow"/>
+                <w:lang w:val="en-US"/>
+              </w:rPr>
+              <w:t>d_min</w:t>
+            </w:r>
+            <w:proofErr w:type="spellEnd"/>
+            <w:r>
+              <w:rPr>
+                <w:highlight w:val="yellow"/>
+                <w:lang w:val="en-US"/>
+              </w:rPr>
+              <w:t xml:space="preserve"> }}</w:t>
             </w:r>
           </w:p>
         </w:tc>
@@ -682,7 +1005,23 @@
                 <w:highlight w:val="yellow"/>
                 <w:lang w:val="en-US"/>
               </w:rPr>
-              <w:t>{{ d_max }}</w:t>
+              <w:t xml:space="preserve">{{ </w:t>
+            </w:r>
+            <w:proofErr w:type="spellStart"/>
+            <w:r>
+              <w:rPr>
+                <w:highlight w:val="yellow"/>
+                <w:lang w:val="en-US"/>
+              </w:rPr>
+              <w:t>d_max</w:t>
+            </w:r>
+            <w:proofErr w:type="spellEnd"/>
+            <w:r>
+              <w:rPr>
+                <w:highlight w:val="yellow"/>
+                <w:lang w:val="en-US"/>
+              </w:rPr>
+              <w:t xml:space="preserve"> }}</w:t>
             </w:r>
           </w:p>
         </w:tc>
@@ -753,8 +1092,17 @@
                 <w:highlight w:val="yellow"/>
                 <w:lang w:val="en-US"/>
               </w:rPr>
-              <w:t xml:space="preserve"> volume_total</w:t>
-            </w:r>
+              <w:t xml:space="preserve"> </w:t>
+            </w:r>
+            <w:proofErr w:type="spellStart"/>
+            <w:r>
+              <w:rPr>
+                <w:highlight w:val="yellow"/>
+                <w:lang w:val="en-US"/>
+              </w:rPr>
+              <w:t>volume_total</w:t>
+            </w:r>
+            <w:proofErr w:type="spellEnd"/>
             <w:r>
               <w:rPr>
                 <w:highlight w:val="yellow"/>
@@ -792,7 +1140,23 @@
                 <w:highlight w:val="yellow"/>
                 <w:lang w:val="en-US"/>
               </w:rPr>
-              <w:t>{{ zav_nums }}</w:t>
+              <w:t xml:space="preserve">{{ </w:t>
+            </w:r>
+            <w:proofErr w:type="spellStart"/>
+            <w:r>
+              <w:rPr>
+                <w:highlight w:val="yellow"/>
+                <w:lang w:val="en-US"/>
+              </w:rPr>
+              <w:t>zav_nums</w:t>
+            </w:r>
+            <w:proofErr w:type="spellEnd"/>
+            <w:r>
+              <w:rPr>
+                <w:highlight w:val="yellow"/>
+                <w:lang w:val="en-US"/>
+              </w:rPr>
+              <w:t xml:space="preserve"> }}</w:t>
             </w:r>
           </w:p>
         </w:tc>
@@ -824,17 +1188,38 @@
                 <w:highlight w:val="yellow"/>
                 <w:lang w:val="en-US"/>
               </w:rPr>
-              <w:t>{{ reg_nums }}</w:t>
-            </w:r>
-          </w:p>
-        </w:tc>
-        <w:tc>
-          <w:tcPr>
-            <w:tcW w:w="5341" w:type="dxa"/>
-          </w:tcPr>
-          <w:p>
-            <w:r>
-              <w:t>Рег номера баллонов.</w:t>
+              <w:t xml:space="preserve">{{ </w:t>
+            </w:r>
+            <w:proofErr w:type="spellStart"/>
+            <w:r>
+              <w:rPr>
+                <w:highlight w:val="yellow"/>
+                <w:lang w:val="en-US"/>
+              </w:rPr>
+              <w:t>reg_nums</w:t>
+            </w:r>
+            <w:proofErr w:type="spellEnd"/>
+            <w:r>
+              <w:rPr>
+                <w:highlight w:val="yellow"/>
+                <w:lang w:val="en-US"/>
+              </w:rPr>
+              <w:t xml:space="preserve"> }}</w:t>
+            </w:r>
+          </w:p>
+        </w:tc>
+        <w:tc>
+          <w:tcPr>
+            <w:tcW w:w="5341" w:type="dxa"/>
+          </w:tcPr>
+          <w:p>
+            <w:proofErr w:type="spellStart"/>
+            <w:r>
+              <w:t>Рег</w:t>
+            </w:r>
+            <w:proofErr w:type="spellEnd"/>
+            <w:r>
+              <w:t xml:space="preserve"> номера баллонов.</w:t>
             </w:r>
           </w:p>
         </w:tc>
@@ -897,7 +1282,23 @@
                 <w:highlight w:val="yellow"/>
                 <w:lang w:val="en-US"/>
               </w:rPr>
-              <w:t>{{ place_obj }}</w:t>
+              <w:t xml:space="preserve">{{ </w:t>
+            </w:r>
+            <w:proofErr w:type="spellStart"/>
+            <w:r>
+              <w:rPr>
+                <w:highlight w:val="yellow"/>
+                <w:lang w:val="en-US"/>
+              </w:rPr>
+              <w:t>place_obj</w:t>
+            </w:r>
+            <w:proofErr w:type="spellEnd"/>
+            <w:r>
+              <w:rPr>
+                <w:highlight w:val="yellow"/>
+                <w:lang w:val="en-US"/>
+              </w:rPr>
+              <w:t xml:space="preserve"> }}</w:t>
             </w:r>
           </w:p>
         </w:tc>
@@ -929,7 +1330,23 @@
                 <w:highlight w:val="yellow"/>
                 <w:lang w:val="en-US"/>
               </w:rPr>
-              <w:t>{{ zavod_name }}</w:t>
+              <w:t xml:space="preserve">{{ </w:t>
+            </w:r>
+            <w:proofErr w:type="spellStart"/>
+            <w:r>
+              <w:rPr>
+                <w:highlight w:val="yellow"/>
+                <w:lang w:val="en-US"/>
+              </w:rPr>
+              <w:t>zavod_name</w:t>
+            </w:r>
+            <w:proofErr w:type="spellEnd"/>
+            <w:r>
+              <w:rPr>
+                <w:highlight w:val="yellow"/>
+                <w:lang w:val="en-US"/>
+              </w:rPr>
+              <w:t xml:space="preserve"> }}</w:t>
             </w:r>
           </w:p>
         </w:tc>
@@ -1028,7 +1445,23 @@
                 <w:highlight w:val="yellow"/>
                 <w:lang w:val="en-US"/>
               </w:rPr>
-              <w:t>{{ rab_sreda }}</w:t>
+              <w:t xml:space="preserve">{{ </w:t>
+            </w:r>
+            <w:proofErr w:type="spellStart"/>
+            <w:r>
+              <w:rPr>
+                <w:highlight w:val="yellow"/>
+                <w:lang w:val="en-US"/>
+              </w:rPr>
+              <w:t>rab_sreda</w:t>
+            </w:r>
+            <w:proofErr w:type="spellEnd"/>
+            <w:r>
+              <w:rPr>
+                <w:highlight w:val="yellow"/>
+                <w:lang w:val="en-US"/>
+              </w:rPr>
+              <w:t xml:space="preserve"> }}</w:t>
             </w:r>
           </w:p>
         </w:tc>
@@ -1060,7 +1493,23 @@
                 <w:highlight w:val="yellow"/>
                 <w:lang w:val="en-US"/>
               </w:rPr>
-              <w:t>{{ vladelec }}</w:t>
+              <w:t xml:space="preserve">{{ </w:t>
+            </w:r>
+            <w:proofErr w:type="spellStart"/>
+            <w:r>
+              <w:rPr>
+                <w:highlight w:val="yellow"/>
+                <w:lang w:val="en-US"/>
+              </w:rPr>
+              <w:t>vladelec</w:t>
+            </w:r>
+            <w:proofErr w:type="spellEnd"/>
+            <w:r>
+              <w:rPr>
+                <w:highlight w:val="yellow"/>
+                <w:lang w:val="en-US"/>
+              </w:rPr>
+              <w:t xml:space="preserve"> }}</w:t>
             </w:r>
           </w:p>
         </w:tc>
@@ -1092,7 +1541,23 @@
                 <w:highlight w:val="yellow"/>
                 <w:lang w:val="en-US"/>
               </w:rPr>
-              <w:t>{{ vik_date }}</w:t>
+              <w:t xml:space="preserve">{{ </w:t>
+            </w:r>
+            <w:proofErr w:type="spellStart"/>
+            <w:r>
+              <w:rPr>
+                <w:highlight w:val="yellow"/>
+                <w:lang w:val="en-US"/>
+              </w:rPr>
+              <w:t>vik_date</w:t>
+            </w:r>
+            <w:proofErr w:type="spellEnd"/>
+            <w:r>
+              <w:rPr>
+                <w:highlight w:val="yellow"/>
+                <w:lang w:val="en-US"/>
+              </w:rPr>
+              <w:t xml:space="preserve"> }}</w:t>
             </w:r>
           </w:p>
         </w:tc>
@@ -1124,7 +1589,23 @@
                 <w:highlight w:val="yellow"/>
                 <w:lang w:val="en-US"/>
               </w:rPr>
-              <w:t>{{ tolshTverdost_date }}</w:t>
+              <w:t xml:space="preserve">{{ </w:t>
+            </w:r>
+            <w:proofErr w:type="spellStart"/>
+            <w:r>
+              <w:rPr>
+                <w:highlight w:val="yellow"/>
+                <w:lang w:val="en-US"/>
+              </w:rPr>
+              <w:t>tolshTverdost_date</w:t>
+            </w:r>
+            <w:proofErr w:type="spellEnd"/>
+            <w:r>
+              <w:rPr>
+                <w:highlight w:val="yellow"/>
+                <w:lang w:val="en-US"/>
+              </w:rPr>
+              <w:t xml:space="preserve"> }}</w:t>
             </w:r>
           </w:p>
         </w:tc>
@@ -1161,7 +1642,23 @@
                 <w:highlight w:val="yellow"/>
                 <w:lang w:val="en-US"/>
               </w:rPr>
-              <w:t>{{ ispRasch_date }}</w:t>
+              <w:t xml:space="preserve">{{ </w:t>
+            </w:r>
+            <w:proofErr w:type="spellStart"/>
+            <w:r>
+              <w:rPr>
+                <w:highlight w:val="yellow"/>
+                <w:lang w:val="en-US"/>
+              </w:rPr>
+              <w:t>ispRasch_date</w:t>
+            </w:r>
+            <w:proofErr w:type="spellEnd"/>
+            <w:r>
+              <w:rPr>
+                <w:highlight w:val="yellow"/>
+                <w:lang w:val="en-US"/>
+              </w:rPr>
+              <w:t xml:space="preserve"> }}</w:t>
             </w:r>
           </w:p>
         </w:tc>
@@ -1198,7 +1695,23 @@
                 <w:highlight w:val="yellow"/>
                 <w:lang w:val="en-US"/>
               </w:rPr>
-              <w:t>{{ prodlEPB_date }}</w:t>
+              <w:t xml:space="preserve">{{ </w:t>
+            </w:r>
+            <w:proofErr w:type="spellStart"/>
+            <w:r>
+              <w:rPr>
+                <w:highlight w:val="yellow"/>
+                <w:lang w:val="en-US"/>
+              </w:rPr>
+              <w:t>prodlEPB_date</w:t>
+            </w:r>
+            <w:proofErr w:type="spellEnd"/>
+            <w:r>
+              <w:rPr>
+                <w:highlight w:val="yellow"/>
+                <w:lang w:val="en-US"/>
+              </w:rPr>
+              <w:t xml:space="preserve"> }}</w:t>
             </w:r>
           </w:p>
         </w:tc>
@@ -1235,7 +1748,23 @@
                 <w:highlight w:val="yellow"/>
                 <w:lang w:val="en-US"/>
               </w:rPr>
-              <w:t>{{ prodlTO_date }}</w:t>
+              <w:t xml:space="preserve">{{ </w:t>
+            </w:r>
+            <w:proofErr w:type="spellStart"/>
+            <w:r>
+              <w:rPr>
+                <w:highlight w:val="yellow"/>
+                <w:lang w:val="en-US"/>
+              </w:rPr>
+              <w:t>prodlTO_date</w:t>
+            </w:r>
+            <w:proofErr w:type="spellEnd"/>
+            <w:r>
+              <w:rPr>
+                <w:highlight w:val="yellow"/>
+                <w:lang w:val="en-US"/>
+              </w:rPr>
+              <w:t xml:space="preserve"> }}</w:t>
             </w:r>
           </w:p>
         </w:tc>
@@ -1272,7 +1801,23 @@
                 <w:highlight w:val="yellow"/>
                 <w:lang w:val="en-US"/>
               </w:rPr>
-              <w:t>{{ dogContract }}</w:t>
+              <w:t xml:space="preserve">{{ </w:t>
+            </w:r>
+            <w:proofErr w:type="spellStart"/>
+            <w:r>
+              <w:rPr>
+                <w:highlight w:val="yellow"/>
+                <w:lang w:val="en-US"/>
+              </w:rPr>
+              <w:t>dogContract</w:t>
+            </w:r>
+            <w:proofErr w:type="spellEnd"/>
+            <w:r>
+              <w:rPr>
+                <w:highlight w:val="yellow"/>
+                <w:lang w:val="en-US"/>
+              </w:rPr>
+              <w:t xml:space="preserve"> }}</w:t>
             </w:r>
           </w:p>
         </w:tc>
@@ -1304,7 +1849,23 @@
                 <w:highlight w:val="yellow"/>
                 <w:lang w:val="en-US"/>
               </w:rPr>
-              <w:t>{{ pricaz_contora }}</w:t>
+              <w:t xml:space="preserve">{{ </w:t>
+            </w:r>
+            <w:proofErr w:type="spellStart"/>
+            <w:r>
+              <w:rPr>
+                <w:highlight w:val="yellow"/>
+                <w:lang w:val="en-US"/>
+              </w:rPr>
+              <w:t>pricaz_contora</w:t>
+            </w:r>
+            <w:proofErr w:type="spellEnd"/>
+            <w:r>
+              <w:rPr>
+                <w:highlight w:val="yellow"/>
+                <w:lang w:val="en-US"/>
+              </w:rPr>
+              <w:t xml:space="preserve"> }}</w:t>
             </w:r>
           </w:p>
         </w:tc>
@@ -1335,7 +1896,23 @@
                 <w:highlight w:val="yellow"/>
                 <w:lang w:val="en-US"/>
               </w:rPr>
-              <w:t>{{ pricaz_vladelec }}</w:t>
+              <w:t xml:space="preserve">{{ </w:t>
+            </w:r>
+            <w:proofErr w:type="spellStart"/>
+            <w:r>
+              <w:rPr>
+                <w:highlight w:val="yellow"/>
+                <w:lang w:val="en-US"/>
+              </w:rPr>
+              <w:t>pricaz_vladelec</w:t>
+            </w:r>
+            <w:proofErr w:type="spellEnd"/>
+            <w:r>
+              <w:rPr>
+                <w:highlight w:val="yellow"/>
+                <w:lang w:val="en-US"/>
+              </w:rPr>
+              <w:t xml:space="preserve"> }}</w:t>
             </w:r>
           </w:p>
         </w:tc>
@@ -1367,7 +1944,23 @@
                 <w:highlight w:val="yellow"/>
                 <w:lang w:val="en-US"/>
               </w:rPr>
-              <w:t>{{ naznach }}</w:t>
+              <w:t xml:space="preserve">{{ </w:t>
+            </w:r>
+            <w:proofErr w:type="spellStart"/>
+            <w:r>
+              <w:rPr>
+                <w:highlight w:val="yellow"/>
+                <w:lang w:val="en-US"/>
+              </w:rPr>
+              <w:t>naznach</w:t>
+            </w:r>
+            <w:proofErr w:type="spellEnd"/>
+            <w:r>
+              <w:rPr>
+                <w:highlight w:val="yellow"/>
+                <w:lang w:val="en-US"/>
+              </w:rPr>
+              <w:t xml:space="preserve"> }}</w:t>
             </w:r>
           </w:p>
         </w:tc>
@@ -1431,7 +2024,23 @@
                 <w:highlight w:val="yellow"/>
                 <w:lang w:val="en-US"/>
               </w:rPr>
-              <w:t>{{ s_min_total }}</w:t>
+              <w:t xml:space="preserve">{{ </w:t>
+            </w:r>
+            <w:proofErr w:type="spellStart"/>
+            <w:r>
+              <w:rPr>
+                <w:highlight w:val="yellow"/>
+                <w:lang w:val="en-US"/>
+              </w:rPr>
+              <w:t>s_min_total</w:t>
+            </w:r>
+            <w:proofErr w:type="spellEnd"/>
+            <w:r>
+              <w:rPr>
+                <w:highlight w:val="yellow"/>
+                <w:lang w:val="en-US"/>
+              </w:rPr>
+              <w:t xml:space="preserve"> }}</w:t>
             </w:r>
           </w:p>
         </w:tc>
@@ -1468,7 +2077,21 @@
               <w:rPr>
                 <w:highlight w:val="yellow"/>
               </w:rPr>
-              <w:t xml:space="preserve"> zav_s_min </w:t>
+              <w:t xml:space="preserve"> </w:t>
+            </w:r>
+            <w:proofErr w:type="spellStart"/>
+            <w:r>
+              <w:rPr>
+                <w:highlight w:val="yellow"/>
+              </w:rPr>
+              <w:t>zav_s_min</w:t>
+            </w:r>
+            <w:proofErr w:type="spellEnd"/>
+            <w:r>
+              <w:rPr>
+                <w:highlight w:val="yellow"/>
+              </w:rPr>
+              <w:t xml:space="preserve"> </w:t>
             </w:r>
             <w:r>
               <w:rPr>
@@ -1512,7 +2135,21 @@
               <w:rPr>
                 <w:highlight w:val="yellow"/>
               </w:rPr>
-              <w:t xml:space="preserve"> obj_name </w:t>
+              <w:t xml:space="preserve"> </w:t>
+            </w:r>
+            <w:proofErr w:type="spellStart"/>
+            <w:r>
+              <w:rPr>
+                <w:highlight w:val="yellow"/>
+              </w:rPr>
+              <w:t>obj_name</w:t>
+            </w:r>
+            <w:proofErr w:type="spellEnd"/>
+            <w:r>
+              <w:rPr>
+                <w:highlight w:val="yellow"/>
+              </w:rPr>
+              <w:t xml:space="preserve"> </w:t>
             </w:r>
             <w:r>
               <w:rPr>
@@ -1556,7 +2193,21 @@
               <w:rPr>
                 <w:highlight w:val="yellow"/>
               </w:rPr>
-              <w:t xml:space="preserve"> prev_zakl </w:t>
+              <w:t xml:space="preserve"> </w:t>
+            </w:r>
+            <w:proofErr w:type="spellStart"/>
+            <w:r>
+              <w:rPr>
+                <w:highlight w:val="yellow"/>
+              </w:rPr>
+              <w:t>prev_zakl</w:t>
+            </w:r>
+            <w:proofErr w:type="spellEnd"/>
+            <w:r>
+              <w:rPr>
+                <w:highlight w:val="yellow"/>
+              </w:rPr>
+              <w:t xml:space="preserve"> </w:t>
             </w:r>
             <w:r>
               <w:rPr>
@@ -1608,7 +2259,21 @@
               <w:rPr>
                 <w:highlight w:val="yellow"/>
               </w:rPr>
-              <w:t xml:space="preserve"> prev_pg_am </w:t>
+              <w:t xml:space="preserve"> </w:t>
+            </w:r>
+            <w:proofErr w:type="spellStart"/>
+            <w:r>
+              <w:rPr>
+                <w:highlight w:val="yellow"/>
+              </w:rPr>
+              <w:t>prev_pg_am</w:t>
+            </w:r>
+            <w:proofErr w:type="spellEnd"/>
+            <w:r>
+              <w:rPr>
+                <w:highlight w:val="yellow"/>
+              </w:rPr>
+              <w:t xml:space="preserve"> </w:t>
             </w:r>
             <w:r>
               <w:rPr>
@@ -1637,8 +2302,13 @@
       </w:tr>
     </w:tbl>
     <w:p>
+      <w:proofErr w:type="spellStart"/>
       <w:r>
-        <w:t>Плейсхолдеры для расчёта на прочность.</w:t>
+        <w:t>Плейсхолдеры</w:t>
+      </w:r>
+      <w:proofErr w:type="spellEnd"/>
+      <w:r>
+        <w:t xml:space="preserve"> для расчёта на прочность.</w:t>
       </w:r>
     </w:p>
     <w:tbl>
@@ -1657,9 +2327,11 @@
             <w:tcW w:w="5341" w:type="dxa"/>
           </w:tcPr>
           <w:p>
+            <w:proofErr w:type="spellStart"/>
             <w:r>
               <w:t>Плейсхолдер</w:t>
             </w:r>
+            <w:proofErr w:type="spellEnd"/>
           </w:p>
         </w:tc>
         <w:tc>
@@ -1703,6 +2375,7 @@
               </w:rPr>
               <w:t>_</w:t>
             </w:r>
+            <w:proofErr w:type="spellStart"/>
             <w:r>
               <w:rPr>
                 <w:highlight w:val="green"/>
@@ -1710,6 +2383,7 @@
               </w:rPr>
               <w:t>rab</w:t>
             </w:r>
+            <w:proofErr w:type="spellEnd"/>
             <w:r>
               <w:rPr>
                 <w:highlight w:val="green"/>
@@ -1772,6 +2446,7 @@
               </w:rPr>
               <w:t>_</w:t>
             </w:r>
+            <w:proofErr w:type="spellStart"/>
             <w:r>
               <w:rPr>
                 <w:highlight w:val="green"/>
@@ -1779,6 +2454,7 @@
               </w:rPr>
               <w:t>pnevma</w:t>
             </w:r>
+            <w:proofErr w:type="spellEnd"/>
             <w:r>
               <w:rPr>
                 <w:highlight w:val="green"/>
@@ -1818,7 +2494,24 @@
                 <w:highlight w:val="green"/>
                 <w:lang w:val="en-US"/>
               </w:rPr>
-              <w:t>{{ p_pnevma_kgs }}</w:t>
+              <w:lastRenderedPageBreak/>
+              <w:t xml:space="preserve">{{ </w:t>
+            </w:r>
+            <w:proofErr w:type="spellStart"/>
+            <w:r>
+              <w:rPr>
+                <w:highlight w:val="green"/>
+                <w:lang w:val="en-US"/>
+              </w:rPr>
+              <w:t>p_pnevma_kgs</w:t>
+            </w:r>
+            <w:proofErr w:type="spellEnd"/>
+            <w:r>
+              <w:rPr>
+                <w:highlight w:val="green"/>
+                <w:lang w:val="en-US"/>
+              </w:rPr>
+              <w:t xml:space="preserve"> }}</w:t>
             </w:r>
           </w:p>
         </w:tc>
@@ -1850,8 +2543,23 @@
                 <w:highlight w:val="green"/>
                 <w:lang w:val="en-US"/>
               </w:rPr>
-              <w:lastRenderedPageBreak/>
-              <w:t>{{ p_gidro }}</w:t>
+              <w:t xml:space="preserve">{{ </w:t>
+            </w:r>
+            <w:proofErr w:type="spellStart"/>
+            <w:r>
+              <w:rPr>
+                <w:highlight w:val="green"/>
+                <w:lang w:val="en-US"/>
+              </w:rPr>
+              <w:t>p_gidro</w:t>
+            </w:r>
+            <w:proofErr w:type="spellEnd"/>
+            <w:r>
+              <w:rPr>
+                <w:highlight w:val="green"/>
+                <w:lang w:val="en-US"/>
+              </w:rPr>
+              <w:t xml:space="preserve"> }}</w:t>
             </w:r>
           </w:p>
         </w:tc>
@@ -1883,7 +2591,23 @@
                 <w:highlight w:val="green"/>
                 <w:lang w:val="en-US"/>
               </w:rPr>
-              <w:t>{{ d_vnutr }}</w:t>
+              <w:t xml:space="preserve">{{ </w:t>
+            </w:r>
+            <w:proofErr w:type="spellStart"/>
+            <w:r>
+              <w:rPr>
+                <w:highlight w:val="green"/>
+                <w:lang w:val="en-US"/>
+              </w:rPr>
+              <w:t>d_vnutr</w:t>
+            </w:r>
+            <w:proofErr w:type="spellEnd"/>
+            <w:r>
+              <w:rPr>
+                <w:highlight w:val="green"/>
+                <w:lang w:val="en-US"/>
+              </w:rPr>
+              <w:t xml:space="preserve"> }}</w:t>
             </w:r>
           </w:p>
         </w:tc>
@@ -1915,7 +2639,23 @@
                 <w:highlight w:val="green"/>
                 <w:lang w:val="en-US"/>
               </w:rPr>
-              <w:t>{{ gost_material }}</w:t>
+              <w:t xml:space="preserve">{{ </w:t>
+            </w:r>
+            <w:proofErr w:type="spellStart"/>
+            <w:r>
+              <w:rPr>
+                <w:highlight w:val="green"/>
+                <w:lang w:val="en-US"/>
+              </w:rPr>
+              <w:t>gost_material</w:t>
+            </w:r>
+            <w:proofErr w:type="spellEnd"/>
+            <w:r>
+              <w:rPr>
+                <w:highlight w:val="green"/>
+                <w:lang w:val="en-US"/>
+              </w:rPr>
+              <w:t xml:space="preserve"> }}</w:t>
             </w:r>
           </w:p>
         </w:tc>
@@ -1928,7 +2668,15 @@
               <w:t xml:space="preserve">ГОСТ, материал. Взять из </w:t>
             </w:r>
             <w:r>
-              <w:t>{{ gost }}</w:t>
+              <w:t xml:space="preserve">{{ </w:t>
+            </w:r>
+            <w:proofErr w:type="spellStart"/>
+            <w:r>
+              <w:t>gost</w:t>
+            </w:r>
+            <w:proofErr w:type="spellEnd"/>
+            <w:r>
+              <w:t xml:space="preserve"> }}</w:t>
             </w:r>
             <w:r>
               <w:t>.</w:t>
@@ -1953,7 +2701,23 @@
                 <w:highlight w:val="green"/>
                 <w:lang w:val="en-US"/>
               </w:rPr>
-              <w:t>{{ pred_tek_min }}</w:t>
+              <w:t xml:space="preserve">{{ </w:t>
+            </w:r>
+            <w:proofErr w:type="spellStart"/>
+            <w:r>
+              <w:rPr>
+                <w:highlight w:val="green"/>
+                <w:lang w:val="en-US"/>
+              </w:rPr>
+              <w:t>pred_tek_min</w:t>
+            </w:r>
+            <w:proofErr w:type="spellEnd"/>
+            <w:r>
+              <w:rPr>
+                <w:highlight w:val="green"/>
+                <w:lang w:val="en-US"/>
+              </w:rPr>
+              <w:t xml:space="preserve"> }}</w:t>
             </w:r>
           </w:p>
         </w:tc>
@@ -1985,7 +2749,23 @@
                 <w:highlight w:val="green"/>
                 <w:lang w:val="en-US"/>
               </w:rPr>
-              <w:t>{{ vrem_sopr_min }}</w:t>
+              <w:t xml:space="preserve">{{ </w:t>
+            </w:r>
+            <w:proofErr w:type="spellStart"/>
+            <w:r>
+              <w:rPr>
+                <w:highlight w:val="green"/>
+                <w:lang w:val="en-US"/>
+              </w:rPr>
+              <w:t>vrem_sopr_min</w:t>
+            </w:r>
+            <w:proofErr w:type="spellEnd"/>
+            <w:r>
+              <w:rPr>
+                <w:highlight w:val="green"/>
+                <w:lang w:val="en-US"/>
+              </w:rPr>
+              <w:t xml:space="preserve"> }}</w:t>
             </w:r>
           </w:p>
         </w:tc>
@@ -2049,39 +2829,79 @@
                 <w:highlight w:val="green"/>
                 <w:lang w:val="en-US"/>
               </w:rPr>
-              <w:t>{{ sigma_gidro }}</w:t>
-            </w:r>
-          </w:p>
-        </w:tc>
-        <w:tc>
-          <w:tcPr>
-            <w:tcW w:w="5341" w:type="dxa"/>
-          </w:tcPr>
-          <w:p>
-            <w:r>
-              <w:t>Допускаемое гидро напряжение.</w:t>
-            </w:r>
-          </w:p>
-        </w:tc>
-      </w:tr>
-      <w:tr>
-        <w:tc>
-          <w:tcPr>
-            <w:tcW w:w="5341" w:type="dxa"/>
-          </w:tcPr>
-          <w:p>
-            <w:pPr>
-              <w:rPr>
-                <w:highlight w:val="green"/>
-                <w:lang w:val="en-US"/>
-              </w:rPr>
-            </w:pPr>
-            <w:r>
-              <w:rPr>
-                <w:highlight w:val="green"/>
-                <w:lang w:val="en-US"/>
-              </w:rPr>
-              <w:t>{{ s_rasch }}</w:t>
+              <w:t xml:space="preserve">{{ </w:t>
+            </w:r>
+            <w:proofErr w:type="spellStart"/>
+            <w:r>
+              <w:rPr>
+                <w:highlight w:val="green"/>
+                <w:lang w:val="en-US"/>
+              </w:rPr>
+              <w:t>sigma_gidro</w:t>
+            </w:r>
+            <w:proofErr w:type="spellEnd"/>
+            <w:r>
+              <w:rPr>
+                <w:highlight w:val="green"/>
+                <w:lang w:val="en-US"/>
+              </w:rPr>
+              <w:t xml:space="preserve"> }}</w:t>
+            </w:r>
+          </w:p>
+        </w:tc>
+        <w:tc>
+          <w:tcPr>
+            <w:tcW w:w="5341" w:type="dxa"/>
+          </w:tcPr>
+          <w:p>
+            <w:r>
+              <w:t xml:space="preserve">Допускаемое </w:t>
+            </w:r>
+            <w:proofErr w:type="spellStart"/>
+            <w:r>
+              <w:t>гидро</w:t>
+            </w:r>
+            <w:proofErr w:type="spellEnd"/>
+            <w:r>
+              <w:t xml:space="preserve"> напряжение.</w:t>
+            </w:r>
+          </w:p>
+        </w:tc>
+      </w:tr>
+      <w:tr>
+        <w:tc>
+          <w:tcPr>
+            <w:tcW w:w="5341" w:type="dxa"/>
+          </w:tcPr>
+          <w:p>
+            <w:pPr>
+              <w:rPr>
+                <w:highlight w:val="green"/>
+                <w:lang w:val="en-US"/>
+              </w:rPr>
+            </w:pPr>
+            <w:r>
+              <w:rPr>
+                <w:highlight w:val="green"/>
+                <w:lang w:val="en-US"/>
+              </w:rPr>
+              <w:t xml:space="preserve">{{ </w:t>
+            </w:r>
+            <w:proofErr w:type="spellStart"/>
+            <w:r>
+              <w:rPr>
+                <w:highlight w:val="green"/>
+                <w:lang w:val="en-US"/>
+              </w:rPr>
+              <w:t>s_rasch</w:t>
+            </w:r>
+            <w:proofErr w:type="spellEnd"/>
+            <w:r>
+              <w:rPr>
+                <w:highlight w:val="green"/>
+                <w:lang w:val="en-US"/>
+              </w:rPr>
+              <w:t xml:space="preserve"> }}</w:t>
             </w:r>
           </w:p>
         </w:tc>
@@ -2119,7 +2939,23 @@
                 <w:highlight w:val="green"/>
                 <w:lang w:val="en-US"/>
               </w:rPr>
-              <w:t>{{ s_rasch_gidro }}</w:t>
+              <w:t xml:space="preserve">{{ </w:t>
+            </w:r>
+            <w:proofErr w:type="spellStart"/>
+            <w:r>
+              <w:rPr>
+                <w:highlight w:val="green"/>
+                <w:lang w:val="en-US"/>
+              </w:rPr>
+              <w:t>s_rasch_gidro</w:t>
+            </w:r>
+            <w:proofErr w:type="spellEnd"/>
+            <w:r>
+              <w:rPr>
+                <w:highlight w:val="green"/>
+                <w:lang w:val="en-US"/>
+              </w:rPr>
+              <w:t xml:space="preserve"> }}</w:t>
             </w:r>
           </w:p>
         </w:tc>
@@ -2135,29 +2971,53 @@
               <w:t xml:space="preserve">S </w:t>
             </w:r>
             <w:r>
-              <w:t>расчётное гидро.</w:t>
-            </w:r>
-          </w:p>
-        </w:tc>
-      </w:tr>
-      <w:tr>
-        <w:tc>
-          <w:tcPr>
-            <w:tcW w:w="5341" w:type="dxa"/>
-          </w:tcPr>
-          <w:p>
-            <w:pPr>
-              <w:rPr>
-                <w:highlight w:val="green"/>
-                <w:lang w:val="en-US"/>
-              </w:rPr>
-            </w:pPr>
-            <w:r>
-              <w:rPr>
-                <w:highlight w:val="green"/>
-                <w:lang w:val="en-US"/>
-              </w:rPr>
-              <w:t>{{ s_max_rasch }}</w:t>
+              <w:t xml:space="preserve">расчётное </w:t>
+            </w:r>
+            <w:proofErr w:type="spellStart"/>
+            <w:r>
+              <w:t>гидро</w:t>
+            </w:r>
+            <w:proofErr w:type="spellEnd"/>
+            <w:r>
+              <w:t>.</w:t>
+            </w:r>
+          </w:p>
+        </w:tc>
+      </w:tr>
+      <w:tr>
+        <w:tc>
+          <w:tcPr>
+            <w:tcW w:w="5341" w:type="dxa"/>
+          </w:tcPr>
+          <w:p>
+            <w:pPr>
+              <w:rPr>
+                <w:highlight w:val="green"/>
+                <w:lang w:val="en-US"/>
+              </w:rPr>
+            </w:pPr>
+            <w:r>
+              <w:rPr>
+                <w:highlight w:val="green"/>
+                <w:lang w:val="en-US"/>
+              </w:rPr>
+              <w:t xml:space="preserve">{{ </w:t>
+            </w:r>
+            <w:proofErr w:type="spellStart"/>
+            <w:r>
+              <w:rPr>
+                <w:highlight w:val="green"/>
+                <w:lang w:val="en-US"/>
+              </w:rPr>
+              <w:t>s_max_rasch</w:t>
+            </w:r>
+            <w:proofErr w:type="spellEnd"/>
+            <w:r>
+              <w:rPr>
+                <w:highlight w:val="green"/>
+                <w:lang w:val="en-US"/>
+              </w:rPr>
+              <w:t xml:space="preserve"> }}</w:t>
             </w:r>
           </w:p>
         </w:tc>
@@ -2181,8 +3041,13 @@
     </w:tbl>
     <w:p/>
     <w:p>
+      <w:proofErr w:type="spellStart"/>
       <w:r>
-        <w:t>Плейсхолдеры для расчёта остаточного ресурса.</w:t>
+        <w:t>Плейсхолдеры</w:t>
+      </w:r>
+      <w:proofErr w:type="spellEnd"/>
+      <w:r>
+        <w:t xml:space="preserve"> для расчёта остаточного ресурса.</w:t>
       </w:r>
     </w:p>
     <w:tbl>
@@ -2201,9 +3066,11 @@
             <w:tcW w:w="5341" w:type="dxa"/>
           </w:tcPr>
           <w:p>
+            <w:proofErr w:type="spellStart"/>
             <w:r>
               <w:t>Плейсхолдер</w:t>
             </w:r>
+            <w:proofErr w:type="spellEnd"/>
           </w:p>
         </w:tc>
         <w:tc>
@@ -2233,7 +3100,23 @@
                 <w:highlight w:val="magenta"/>
                 <w:lang w:val="en-US"/>
               </w:rPr>
-              <w:t>{{ a_corr }}</w:t>
+              <w:t xml:space="preserve">{{ </w:t>
+            </w:r>
+            <w:proofErr w:type="spellStart"/>
+            <w:r>
+              <w:rPr>
+                <w:highlight w:val="magenta"/>
+                <w:lang w:val="en-US"/>
+              </w:rPr>
+              <w:t>a_corr</w:t>
+            </w:r>
+            <w:proofErr w:type="spellEnd"/>
+            <w:r>
+              <w:rPr>
+                <w:highlight w:val="magenta"/>
+                <w:lang w:val="en-US"/>
+              </w:rPr>
+              <w:t xml:space="preserve"> }}</w:t>
             </w:r>
           </w:p>
         </w:tc>
@@ -2296,20 +3179,44 @@
                 <w:highlight w:val="magenta"/>
                 <w:lang w:val="en-US"/>
               </w:rPr>
-              <w:t>{{ tk_years }}</w:t>
-            </w:r>
-          </w:p>
-        </w:tc>
-        <w:tc>
-          <w:tcPr>
-            <w:tcW w:w="5341" w:type="dxa"/>
-          </w:tcPr>
-          <w:p>
-            <w:r>
-              <w:rPr>
-                <w:lang w:val="en-US"/>
-              </w:rPr>
-              <w:t xml:space="preserve">Tk </w:t>
+              <w:t xml:space="preserve">{{ </w:t>
+            </w:r>
+            <w:proofErr w:type="spellStart"/>
+            <w:r>
+              <w:rPr>
+                <w:highlight w:val="magenta"/>
+                <w:lang w:val="en-US"/>
+              </w:rPr>
+              <w:t>tk_years</w:t>
+            </w:r>
+            <w:proofErr w:type="spellEnd"/>
+            <w:r>
+              <w:rPr>
+                <w:highlight w:val="magenta"/>
+                <w:lang w:val="en-US"/>
+              </w:rPr>
+              <w:t xml:space="preserve"> }}</w:t>
+            </w:r>
+          </w:p>
+        </w:tc>
+        <w:tc>
+          <w:tcPr>
+            <w:tcW w:w="5341" w:type="dxa"/>
+          </w:tcPr>
+          <w:p>
+            <w:proofErr w:type="spellStart"/>
+            <w:r>
+              <w:rPr>
+                <w:lang w:val="en-US"/>
+              </w:rPr>
+              <w:t>Tk</w:t>
+            </w:r>
+            <w:proofErr w:type="spellEnd"/>
+            <w:r>
+              <w:rPr>
+                <w:lang w:val="en-US"/>
+              </w:rPr>
+              <w:t xml:space="preserve"> </w:t>
             </w:r>
             <w:r>
               <w:t>в годах.</w:t>
@@ -2334,7 +3241,23 @@
                 <w:highlight w:val="magenta"/>
                 <w:lang w:val="en-US"/>
               </w:rPr>
-              <w:t>{{ tk_just }}</w:t>
+              <w:t xml:space="preserve">{{ </w:t>
+            </w:r>
+            <w:proofErr w:type="spellStart"/>
+            <w:r>
+              <w:rPr>
+                <w:highlight w:val="magenta"/>
+                <w:lang w:val="en-US"/>
+              </w:rPr>
+              <w:t>tk_just</w:t>
+            </w:r>
+            <w:proofErr w:type="spellEnd"/>
+            <w:r>
+              <w:rPr>
+                <w:highlight w:val="magenta"/>
+                <w:lang w:val="en-US"/>
+              </w:rPr>
+              <w:t xml:space="preserve"> }}</w:t>
             </w:r>
           </w:p>
         </w:tc>
@@ -2346,12 +3269,14 @@
             <w:r>
               <w:t xml:space="preserve">Просто </w:t>
             </w:r>
+            <w:proofErr w:type="spellStart"/>
             <w:r>
               <w:rPr>
                 <w:lang w:val="en-US"/>
               </w:rPr>
               <w:t>Tk</w:t>
             </w:r>
+            <w:proofErr w:type="spellEnd"/>
             <w:r>
               <w:t>.</w:t>
             </w:r>
@@ -2371,7 +3296,7 @@
 </file>
 
 <file path=word/styles.xml><?xml version="1.0" encoding="utf-8"?>
-<w:styles xmlns:mc="http://schemas.openxmlformats.org/markup-compatibility/2006" xmlns:r="http://schemas.openxmlformats.org/officeDocument/2006/relationships" xmlns:w="http://schemas.openxmlformats.org/wordprocessingml/2006/main" xmlns:w14="http://schemas.microsoft.com/office/word/2010/wordml" xmlns:w15="http://schemas.microsoft.com/office/word/2012/wordml" xmlns:w16cex="http://schemas.microsoft.com/office/word/2018/wordml/cex" xmlns:w16cid="http://schemas.microsoft.com/office/word/2016/wordml/cid" xmlns:w16="http://schemas.microsoft.com/office/word/2018/wordml" xmlns:w16se="http://schemas.microsoft.com/office/word/2015/wordml/symex" mc:Ignorable="w14 w15 w16se w16cid w16 w16cex">
+<w:styles xmlns:mc="http://schemas.openxmlformats.org/markup-compatibility/2006" xmlns:r="http://schemas.openxmlformats.org/officeDocument/2006/relationships" xmlns:w="http://schemas.openxmlformats.org/wordprocessingml/2006/main" xmlns:w14="http://schemas.microsoft.com/office/word/2010/wordml" xmlns:w15="http://schemas.microsoft.com/office/word/2012/wordml" xmlns:w16se="http://schemas.microsoft.com/office/word/2015/wordml/symex" mc:Ignorable="w14 w15 w16se">
   <w:docDefaults>
     <w:rPrDefault>
       <w:rPr>
@@ -2381,7 +3306,7 @@
     </w:rPrDefault>
     <w:pPrDefault/>
   </w:docDefaults>
-  <w:latentStyles w:defLockedState="0" w:defUIPriority="99" w:defSemiHidden="0" w:defUnhideWhenUsed="0" w:defQFormat="0" w:count="376">
+  <w:latentStyles w:defLockedState="0" w:defUIPriority="99" w:defSemiHidden="0" w:defUnhideWhenUsed="0" w:defQFormat="0" w:count="371">
     <w:lsdException w:name="Normal" w:uiPriority="0" w:qFormat="1"/>
     <w:lsdException w:name="heading 1" w:uiPriority="0" w:qFormat="1"/>
     <w:lsdException w:name="heading 2" w:semiHidden="1" w:uiPriority="0" w:unhideWhenUsed="1" w:qFormat="1"/>
@@ -2753,11 +3678,6 @@
     <w:lsdException w:name="List Table 5 Dark Accent 6" w:uiPriority="50"/>
     <w:lsdException w:name="List Table 6 Colorful Accent 6" w:uiPriority="51"/>
     <w:lsdException w:name="List Table 7 Colorful Accent 6" w:uiPriority="52"/>
-    <w:lsdException w:name="Mention" w:semiHidden="1" w:unhideWhenUsed="1"/>
-    <w:lsdException w:name="Smart Hyperlink" w:semiHidden="1" w:unhideWhenUsed="1"/>
-    <w:lsdException w:name="Hashtag" w:semiHidden="1" w:unhideWhenUsed="1"/>
-    <w:lsdException w:name="Unresolved Mention" w:semiHidden="1" w:unhideWhenUsed="1"/>
-    <w:lsdException w:name="Smart Link" w:semiHidden="1" w:unhideWhenUsed="1"/>
   </w:latentStyles>
   <w:style w:type="paragraph" w:default="1" w:styleId="a">
     <w:name w:val="Normal"/>
